--- a/docs/Falcon OCR - Test Case Specification.docx
+++ b/docs/Falcon OCR - Test Case Specification.docx
@@ -289,7 +289,7 @@
                 <w:sz w:val="20"/>
                 <w:szCs w:val="20"/>
               </w:rPr>
-              <w:t>1.0</w:t>
+              <w:t>1.1</w:t>
             </w:r>
           </w:p>
         </w:tc>
@@ -1106,6 +1106,163 @@
                 <w:szCs w:val="20"/>
               </w:rPr>
               <w:t>Released with Falcon OCR 1.0: OCR engine, layout reconstruction, exports, trial and licensing.</w:t>
+            </w:r>
+          </w:p>
+        </w:tc>
+      </w:tr>
+      <w:tr>
+        <w:trPr>
+          <w:cantSplit/>
+        </w:trPr>
+        <w:tc>
+          <w:tcPr>
+            <w:tcW w:w="0" w:type="auto"/>
+            <w:tcBorders>
+              <w:top w:val="single" w:sz="6" w:space="0" w:color="C9D3CF"/>
+              <w:left w:val="single" w:sz="6" w:space="0" w:color="C9D3CF"/>
+              <w:bottom w:val="single" w:sz="6" w:space="0" w:color="C9D3CF"/>
+              <w:right w:val="single" w:sz="6" w:space="0" w:color="C9D3CF"/>
+            </w:tcBorders>
+            <w:tcMar>
+              <w:top w:w="60" w:type="dxa"/>
+              <w:left w:w="100" w:type="dxa"/>
+              <w:bottom w:w="60" w:type="dxa"/>
+              <w:right w:w="100" w:type="dxa"/>
+            </w:tcMar>
+            <w:hideMark/>
+          </w:tcPr>
+          <w:p>
+            <w:pPr>
+              <w:spacing w:before="80" w:after="160"/>
+              <w:rPr>
+                <w:rFonts w:ascii="Calibri" w:eastAsia="Times New Roman" w:hAnsi="Calibri" w:cs="Calibri"/>
+                <w:color w:val="1F2937"/>
+                <w:sz w:val="20"/>
+                <w:szCs w:val="20"/>
+              </w:rPr>
+            </w:pPr>
+            <w:r>
+              <w:rPr>
+                <w:rFonts w:ascii="Calibri" w:eastAsia="Times New Roman" w:hAnsi="Calibri" w:cs="Calibri"/>
+                <w:color w:val="1F2937"/>
+                <w:sz w:val="20"/>
+                <w:szCs w:val="20"/>
+              </w:rPr>
+              <w:t>1.1</w:t>
+            </w:r>
+          </w:p>
+        </w:tc>
+        <w:tc>
+          <w:tcPr>
+            <w:tcW w:w="0" w:type="auto"/>
+            <w:tcBorders>
+              <w:top w:val="single" w:sz="6" w:space="0" w:color="C9D3CF"/>
+              <w:left w:val="single" w:sz="6" w:space="0" w:color="C9D3CF"/>
+              <w:bottom w:val="single" w:sz="6" w:space="0" w:color="C9D3CF"/>
+              <w:right w:val="single" w:sz="6" w:space="0" w:color="C9D3CF"/>
+            </w:tcBorders>
+            <w:tcMar>
+              <w:top w:w="60" w:type="dxa"/>
+              <w:left w:w="100" w:type="dxa"/>
+              <w:bottom w:w="60" w:type="dxa"/>
+              <w:right w:w="100" w:type="dxa"/>
+            </w:tcMar>
+            <w:hideMark/>
+          </w:tcPr>
+          <w:p>
+            <w:pPr>
+              <w:spacing w:before="80" w:after="160"/>
+              <w:rPr>
+                <w:rFonts w:ascii="Calibri" w:eastAsia="Times New Roman" w:hAnsi="Calibri" w:cs="Calibri"/>
+                <w:color w:val="1F2937"/>
+                <w:sz w:val="20"/>
+                <w:szCs w:val="20"/>
+              </w:rPr>
+            </w:pPr>
+            <w:r>
+              <w:rPr>
+                <w:rFonts w:ascii="Calibri" w:eastAsia="Times New Roman" w:hAnsi="Calibri" w:cs="Calibri"/>
+                <w:color w:val="1F2937"/>
+                <w:sz w:val="20"/>
+                <w:szCs w:val="20"/>
+              </w:rPr>
+              <w:t>2026-09-24</w:t>
+            </w:r>
+          </w:p>
+        </w:tc>
+        <w:tc>
+          <w:tcPr>
+            <w:tcW w:w="0" w:type="auto"/>
+            <w:tcBorders>
+              <w:top w:val="single" w:sz="6" w:space="0" w:color="C9D3CF"/>
+              <w:left w:val="single" w:sz="6" w:space="0" w:color="C9D3CF"/>
+              <w:bottom w:val="single" w:sz="6" w:space="0" w:color="C9D3CF"/>
+              <w:right w:val="single" w:sz="6" w:space="0" w:color="C9D3CF"/>
+            </w:tcBorders>
+            <w:tcMar>
+              <w:top w:w="60" w:type="dxa"/>
+              <w:left w:w="100" w:type="dxa"/>
+              <w:bottom w:w="60" w:type="dxa"/>
+              <w:right w:w="100" w:type="dxa"/>
+            </w:tcMar>
+            <w:hideMark/>
+          </w:tcPr>
+          <w:p>
+            <w:pPr>
+              <w:spacing w:before="80" w:after="160"/>
+              <w:rPr>
+                <w:rFonts w:ascii="Calibri" w:eastAsia="Times New Roman" w:hAnsi="Calibri" w:cs="Calibri"/>
+                <w:color w:val="1F2937"/>
+                <w:sz w:val="20"/>
+                <w:szCs w:val="20"/>
+              </w:rPr>
+            </w:pPr>
+            <w:r>
+              <w:rPr>
+                <w:rFonts w:ascii="Calibri" w:eastAsia="Times New Roman" w:hAnsi="Calibri" w:cs="Calibri"/>
+                <w:color w:val="1F2937"/>
+                <w:sz w:val="20"/>
+                <w:szCs w:val="20"/>
+              </w:rPr>
+              <w:t>Falcon OCR Development Team</w:t>
+            </w:r>
+          </w:p>
+        </w:tc>
+        <w:tc>
+          <w:tcPr>
+            <w:tcW w:w="0" w:type="auto"/>
+            <w:tcBorders>
+              <w:top w:val="single" w:sz="6" w:space="0" w:color="C9D3CF"/>
+              <w:left w:val="single" w:sz="6" w:space="0" w:color="C9D3CF"/>
+              <w:bottom w:val="single" w:sz="6" w:space="0" w:color="C9D3CF"/>
+              <w:right w:val="single" w:sz="6" w:space="0" w:color="C9D3CF"/>
+            </w:tcBorders>
+            <w:tcMar>
+              <w:top w:w="60" w:type="dxa"/>
+              <w:left w:w="100" w:type="dxa"/>
+              <w:bottom w:w="60" w:type="dxa"/>
+              <w:right w:w="100" w:type="dxa"/>
+            </w:tcMar>
+            <w:hideMark/>
+          </w:tcPr>
+          <w:p>
+            <w:pPr>
+              <w:spacing w:before="80" w:after="160"/>
+              <w:rPr>
+                <w:rFonts w:ascii="Calibri" w:eastAsia="Times New Roman" w:hAnsi="Calibri" w:cs="Calibri"/>
+                <w:color w:val="1F2937"/>
+                <w:sz w:val="20"/>
+                <w:szCs w:val="20"/>
+              </w:rPr>
+            </w:pPr>
+            <w:r>
+              <w:rPr>
+                <w:rFonts w:ascii="Calibri" w:eastAsia="Times New Roman" w:hAnsi="Calibri" w:cs="Calibri"/>
+                <w:color w:val="1F2937"/>
+                <w:sz w:val="20"/>
+                <w:szCs w:val="20"/>
+              </w:rPr>
+              <w:t>UI extensions: font and size combo boxes, English/Chinese/Japanese interface (gettext PO), collapsible sidebar, resizable settings panel, trial notification below the toolbar.</w:t>
             </w:r>
           </w:p>
         </w:tc>
@@ -1195,7 +1352,7 @@
         <w:rPr>
           <w:noProof/>
         </w:rPr>
-        <w:instrText xml:space="preserve"> PAGEREF _Toc241118650 \h </w:instrText>
+        <w:instrText xml:space="preserve"> PAGEREF _Toc241125994 \h </w:instrText>
       </w:r>
       <w:r>
         <w:rPr>
@@ -1257,7 +1414,7 @@
         <w:rPr>
           <w:noProof/>
         </w:rPr>
-        <w:instrText xml:space="preserve"> PAGEREF _Toc241118651 \h </w:instrText>
+        <w:instrText xml:space="preserve"> PAGEREF _Toc241125995 \h </w:instrText>
       </w:r>
       <w:r>
         <w:rPr>
@@ -1319,7 +1476,7 @@
         <w:rPr>
           <w:noProof/>
         </w:rPr>
-        <w:instrText xml:space="preserve"> PAGEREF _Toc241118652 \h </w:instrText>
+        <w:instrText xml:space="preserve"> PAGEREF _Toc241125996 \h </w:instrText>
       </w:r>
       <w:r>
         <w:rPr>
@@ -1381,7 +1538,7 @@
         <w:rPr>
           <w:noProof/>
         </w:rPr>
-        <w:instrText xml:space="preserve"> PAGEREF _Toc241118653 \h </w:instrText>
+        <w:instrText xml:space="preserve"> PAGEREF _Toc241125997 \h </w:instrText>
       </w:r>
       <w:r>
         <w:rPr>
@@ -1443,7 +1600,7 @@
         <w:rPr>
           <w:noProof/>
         </w:rPr>
-        <w:instrText xml:space="preserve"> PAGEREF _Toc241118654 \h </w:instrText>
+        <w:instrText xml:space="preserve"> PAGEREF _Toc241125998 \h </w:instrText>
       </w:r>
       <w:r>
         <w:rPr>
@@ -1505,7 +1662,7 @@
         <w:rPr>
           <w:noProof/>
         </w:rPr>
-        <w:instrText xml:space="preserve"> PAGEREF _Toc241118655 \h </w:instrText>
+        <w:instrText xml:space="preserve"> PAGEREF _Toc241125999 \h </w:instrText>
       </w:r>
       <w:r>
         <w:rPr>
@@ -1567,7 +1724,7 @@
         <w:rPr>
           <w:noProof/>
         </w:rPr>
-        <w:instrText xml:space="preserve"> PAGEREF _Toc241118656 \h </w:instrText>
+        <w:instrText xml:space="preserve"> PAGEREF _Toc241126000 \h </w:instrText>
       </w:r>
       <w:r>
         <w:rPr>
@@ -1629,7 +1786,7 @@
         <w:rPr>
           <w:noProof/>
         </w:rPr>
-        <w:instrText xml:space="preserve"> PAGEREF _Toc241118657 \h </w:instrText>
+        <w:instrText xml:space="preserve"> PAGEREF _Toc241126001 \h </w:instrText>
       </w:r>
       <w:r>
         <w:rPr>
@@ -1691,7 +1848,7 @@
         <w:rPr>
           <w:noProof/>
         </w:rPr>
-        <w:instrText xml:space="preserve"> PAGEREF _Toc241118658 \h </w:instrText>
+        <w:instrText xml:space="preserve"> PAGEREF _Toc241126002 \h </w:instrText>
       </w:r>
       <w:r>
         <w:rPr>
@@ -1753,7 +1910,7 @@
         <w:rPr>
           <w:noProof/>
         </w:rPr>
-        <w:instrText xml:space="preserve"> PAGEREF _Toc241118659 \h </w:instrText>
+        <w:instrText xml:space="preserve"> PAGEREF _Toc241126003 \h </w:instrText>
       </w:r>
       <w:r>
         <w:rPr>
@@ -1815,7 +1972,7 @@
         <w:rPr>
           <w:noProof/>
         </w:rPr>
-        <w:instrText xml:space="preserve"> PAGEREF _Toc241118660 \h </w:instrText>
+        <w:instrText xml:space="preserve"> PAGEREF _Toc241126004 \h </w:instrText>
       </w:r>
       <w:r>
         <w:rPr>
@@ -1877,7 +2034,7 @@
         <w:rPr>
           <w:noProof/>
         </w:rPr>
-        <w:instrText xml:space="preserve"> PAGEREF _Toc241118661 \h </w:instrText>
+        <w:instrText xml:space="preserve"> PAGEREF _Toc241126005 \h </w:instrText>
       </w:r>
       <w:r>
         <w:rPr>
@@ -1939,7 +2096,7 @@
         <w:rPr>
           <w:noProof/>
         </w:rPr>
-        <w:instrText xml:space="preserve"> PAGEREF _Toc241118662 \h </w:instrText>
+        <w:instrText xml:space="preserve"> PAGEREF _Toc241126006 \h </w:instrText>
       </w:r>
       <w:r>
         <w:rPr>
@@ -2001,7 +2158,7 @@
         <w:rPr>
           <w:noProof/>
         </w:rPr>
-        <w:instrText xml:space="preserve"> PAGEREF _Toc241118663 \h </w:instrText>
+        <w:instrText xml:space="preserve"> PAGEREF _Toc241126007 \h </w:instrText>
       </w:r>
       <w:r>
         <w:rPr>
@@ -2063,7 +2220,7 @@
         <w:rPr>
           <w:noProof/>
         </w:rPr>
-        <w:instrText xml:space="preserve"> PAGEREF _Toc241118664 \h </w:instrText>
+        <w:instrText xml:space="preserve"> PAGEREF _Toc241126008 \h </w:instrText>
       </w:r>
       <w:r>
         <w:rPr>
@@ -2125,7 +2282,69 @@
         <w:rPr>
           <w:noProof/>
         </w:rPr>
-        <w:instrText xml:space="preserve"> PAGEREF _Toc241118665 \h </w:instrText>
+        <w:instrText xml:space="preserve"> PAGEREF _Toc241126009 \h </w:instrText>
+      </w:r>
+      <w:r>
+        <w:rPr>
+          <w:noProof/>
+        </w:rPr>
+      </w:r>
+      <w:r>
+        <w:rPr>
+          <w:noProof/>
+        </w:rPr>
+        <w:fldChar w:fldCharType="separate"/>
+      </w:r>
+      <w:r>
+        <w:rPr>
+          <w:noProof/>
+        </w:rPr>
+        <w:t>14</w:t>
+      </w:r>
+      <w:r>
+        <w:rPr>
+          <w:noProof/>
+        </w:rPr>
+        <w:fldChar w:fldCharType="end"/>
+      </w:r>
+    </w:p>
+    <w:p>
+      <w:pPr>
+        <w:pStyle w:val="TOC2"/>
+        <w:tabs>
+          <w:tab w:val="right" w:leader="dot" w:pos="9403"/>
+        </w:tabs>
+        <w:rPr>
+          <w:rFonts w:asciiTheme="minorHAnsi" w:hAnsiTheme="minorHAnsi" w:cstheme="minorBidi"/>
+          <w:noProof/>
+          <w:sz w:val="22"/>
+          <w:szCs w:val="22"/>
+        </w:rPr>
+      </w:pPr>
+      <w:r>
+        <w:rPr>
+          <w:rFonts w:eastAsia="Times New Roman"/>
+          <w:noProof/>
+        </w:rPr>
+        <w:t>4.12 User interface extensions</w:t>
+      </w:r>
+      <w:r>
+        <w:rPr>
+          <w:noProof/>
+        </w:rPr>
+        <w:tab/>
+      </w:r>
+      <w:r>
+        <w:rPr>
+          <w:noProof/>
+        </w:rPr>
+        <w:fldChar w:fldCharType="begin"/>
+      </w:r>
+      <w:r>
+        <w:rPr>
+          <w:noProof/>
+        </w:rPr>
+        <w:instrText xml:space="preserve"> PAGEREF _Toc241126010 \h </w:instrText>
       </w:r>
       <w:r>
         <w:rPr>
@@ -2187,7 +2406,7 @@
         <w:rPr>
           <w:noProof/>
         </w:rPr>
-        <w:instrText xml:space="preserve"> PAGEREF _Toc241118666 \h </w:instrText>
+        <w:instrText xml:space="preserve"> PAGEREF _Toc241126011 \h </w:instrText>
       </w:r>
       <w:r>
         <w:rPr>
@@ -2204,7 +2423,7 @@
         <w:rPr>
           <w:noProof/>
         </w:rPr>
-        <w:t>15</w:t>
+        <w:t>17</w:t>
       </w:r>
       <w:r>
         <w:rPr>
@@ -2249,7 +2468,7 @@
         <w:rPr>
           <w:noProof/>
         </w:rPr>
-        <w:instrText xml:space="preserve"> PAGEREF _Toc241118667 \h </w:instrText>
+        <w:instrText xml:space="preserve"> PAGEREF _Toc241126012 \h </w:instrText>
       </w:r>
       <w:r>
         <w:rPr>
@@ -2266,7 +2485,7 @@
         <w:rPr>
           <w:noProof/>
         </w:rPr>
-        <w:t>15</w:t>
+        <w:t>17</w:t>
       </w:r>
       <w:r>
         <w:rPr>
@@ -2311,7 +2530,7 @@
         <w:rPr>
           <w:noProof/>
         </w:rPr>
-        <w:instrText xml:space="preserve"> PAGEREF _Toc241118668 \h </w:instrText>
+        <w:instrText xml:space="preserve"> PAGEREF _Toc241126013 \h </w:instrText>
       </w:r>
       <w:r>
         <w:rPr>
@@ -2328,7 +2547,7 @@
         <w:rPr>
           <w:noProof/>
         </w:rPr>
-        <w:t>18</w:t>
+        <w:t>21</w:t>
       </w:r>
       <w:r>
         <w:rPr>
@@ -2373,7 +2592,7 @@
         <w:rPr>
           <w:noProof/>
         </w:rPr>
-        <w:instrText xml:space="preserve"> PAGEREF _Toc241118669 \h </w:instrText>
+        <w:instrText xml:space="preserve"> PAGEREF _Toc241126014 \h </w:instrText>
       </w:r>
       <w:r>
         <w:rPr>
@@ -2390,7 +2609,7 @@
         <w:rPr>
           <w:noProof/>
         </w:rPr>
-        <w:t>20</w:t>
+        <w:t>23</w:t>
       </w:r>
       <w:r>
         <w:rPr>
@@ -2426,7 +2645,7 @@
           <w:rFonts w:eastAsia="Times New Roman"/>
         </w:rPr>
       </w:pPr>
-      <w:bookmarkStart w:id="1" w:name="_Toc241118650"/>
+      <w:bookmarkStart w:id="1" w:name="_Toc241125994"/>
       <w:r>
         <w:rPr>
           <w:rFonts w:eastAsia="Times New Roman"/>
@@ -2453,7 +2672,16 @@
           <w:sz w:val="22"/>
           <w:szCs w:val="22"/>
         </w:rPr>
-        <w:t xml:space="preserve">The test specification covers functional, performance and licensing tests of the desktop application, the command-line tool and the key generator. Status values: </w:t>
+        <w:t>The test specification covers functional, perf</w:t>
+      </w:r>
+      <w:r>
+        <w:rPr>
+          <w:rFonts w:ascii="Calibri" w:hAnsi="Calibri" w:cs="Calibri"/>
+          <w:color w:val="1F2937"/>
+          <w:sz w:val="22"/>
+          <w:szCs w:val="22"/>
+        </w:rPr>
+        <w:t xml:space="preserve">ormance and licensing tests of the desktop application, the command-line tool and the key generator. Status values: </w:t>
       </w:r>
       <w:r>
         <w:rPr>
@@ -2493,7 +2721,7 @@
           <w:sz w:val="22"/>
           <w:szCs w:val="22"/>
         </w:rPr>
-        <w:t xml:space="preserve"> — to be executed m</w:t>
+        <w:t xml:space="preserve"> — to be executed manually (interactive UI actions, hardware such</w:t>
       </w:r>
       <w:r>
         <w:rPr>
@@ -2502,7 +2730,7 @@
           <w:sz w:val="22"/>
           <w:szCs w:val="22"/>
         </w:rPr>
-        <w:t>anually (interactive UI actions, hardware such as scanners). The method column states how a case was executed (CLI, API test script, automated UI snapshot, Office rendering).</w:t>
+        <w:t xml:space="preserve"> as scanners). The method column states how a case was executed (CLI, API test script, automated UI snapshot, Office rendering).</w:t>
       </w:r>
     </w:p>
     <w:p>
@@ -2512,7 +2740,7 @@
           <w:rFonts w:eastAsia="Times New Roman"/>
         </w:rPr>
       </w:pPr>
-      <w:bookmarkStart w:id="2" w:name="_Toc241118651"/>
+      <w:bookmarkStart w:id="2" w:name="_Toc241125995"/>
       <w:r>
         <w:rPr>
           <w:rFonts w:eastAsia="Times New Roman"/>
@@ -2766,54 +2994,54 @@
                 <w:sz w:val="20"/>
                 <w:szCs w:val="20"/>
               </w:rPr>
-              <w:t>Engi</w:t>
-            </w:r>
-            <w:r>
-              <w:rPr>
-                <w:rFonts w:ascii="Calibri" w:eastAsia="Times New Roman" w:hAnsi="Calibri" w:cs="Calibri"/>
-                <w:color w:val="1F2937"/>
-                <w:sz w:val="20"/>
-                <w:szCs w:val="20"/>
-              </w:rPr>
-              <w:t>ne, layout, exporters, licensing, trial</w:t>
-            </w:r>
-          </w:p>
-        </w:tc>
-        <w:tc>
-          <w:tcPr>
-            <w:tcW w:w="0" w:type="auto"/>
-            <w:tcBorders>
-              <w:top w:val="single" w:sz="6" w:space="0" w:color="C9D3CF"/>
-              <w:left w:val="single" w:sz="6" w:space="0" w:color="C9D3CF"/>
-              <w:bottom w:val="single" w:sz="6" w:space="0" w:color="C9D3CF"/>
-              <w:right w:val="single" w:sz="6" w:space="0" w:color="C9D3CF"/>
-            </w:tcBorders>
-            <w:tcMar>
-              <w:top w:w="60" w:type="dxa"/>
-              <w:left w:w="100" w:type="dxa"/>
-              <w:bottom w:w="60" w:type="dxa"/>
-              <w:right w:w="100" w:type="dxa"/>
-            </w:tcMar>
-            <w:hideMark/>
-          </w:tcPr>
-          <w:p>
-            <w:pPr>
-              <w:spacing w:before="80" w:after="160"/>
-              <w:rPr>
-                <w:rFonts w:ascii="Calibri" w:eastAsia="Times New Roman" w:hAnsi="Calibri" w:cs="Calibri"/>
-                <w:color w:val="1F2937"/>
-                <w:sz w:val="20"/>
-                <w:szCs w:val="20"/>
-              </w:rPr>
-            </w:pPr>
-            <w:r>
-              <w:rPr>
-                <w:rFonts w:ascii="Calibri" w:eastAsia="Times New Roman" w:hAnsi="Calibri" w:cs="Calibri"/>
-                <w:color w:val="1F2937"/>
-                <w:sz w:val="20"/>
-                <w:szCs w:val="20"/>
-              </w:rPr>
-              <w:t>PowerShell scripts calling FalconOcr.Core directly (e.g. rotation/crop re-mapping, trial with simulated clock).</w:t>
+              <w:t>Engine, layout, exporters, licensing, trial</w:t>
+            </w:r>
+          </w:p>
+        </w:tc>
+        <w:tc>
+          <w:tcPr>
+            <w:tcW w:w="0" w:type="auto"/>
+            <w:tcBorders>
+              <w:top w:val="single" w:sz="6" w:space="0" w:color="C9D3CF"/>
+              <w:left w:val="single" w:sz="6" w:space="0" w:color="C9D3CF"/>
+              <w:bottom w:val="single" w:sz="6" w:space="0" w:color="C9D3CF"/>
+              <w:right w:val="single" w:sz="6" w:space="0" w:color="C9D3CF"/>
+            </w:tcBorders>
+            <w:tcMar>
+              <w:top w:w="60" w:type="dxa"/>
+              <w:left w:w="100" w:type="dxa"/>
+              <w:bottom w:w="60" w:type="dxa"/>
+              <w:right w:w="100" w:type="dxa"/>
+            </w:tcMar>
+            <w:hideMark/>
+          </w:tcPr>
+          <w:p>
+            <w:pPr>
+              <w:spacing w:before="80" w:after="160"/>
+              <w:rPr>
+                <w:rFonts w:ascii="Calibri" w:eastAsia="Times New Roman" w:hAnsi="Calibri" w:cs="Calibri"/>
+                <w:color w:val="1F2937"/>
+                <w:sz w:val="20"/>
+                <w:szCs w:val="20"/>
+              </w:rPr>
+            </w:pPr>
+            <w:r>
+              <w:rPr>
+                <w:rFonts w:ascii="Calibri" w:eastAsia="Times New Roman" w:hAnsi="Calibri" w:cs="Calibri"/>
+                <w:color w:val="1F2937"/>
+                <w:sz w:val="20"/>
+                <w:szCs w:val="20"/>
+              </w:rPr>
+              <w:t>PowerS</w:t>
+            </w:r>
+            <w:r>
+              <w:rPr>
+                <w:rFonts w:ascii="Calibri" w:eastAsia="Times New Roman" w:hAnsi="Calibri" w:cs="Calibri"/>
+                <w:color w:val="1F2937"/>
+                <w:sz w:val="20"/>
+                <w:szCs w:val="20"/>
+              </w:rPr>
+              <w:t>hell scripts calling FalconOcr.Core directly (e.g. rotation/crop re-mapping, trial with simulated clock).</w:t>
             </w:r>
           </w:p>
         </w:tc>
@@ -2932,16 +3160,7 @@
                 <w:sz w:val="20"/>
                 <w:szCs w:val="20"/>
               </w:rPr>
-              <w:t>falcon-ocr.exe with --dump (layout printout),</w:t>
-            </w:r>
-            <w:r>
-              <w:rPr>
-                <w:rFonts w:ascii="Calibri" w:eastAsia="Times New Roman" w:hAnsi="Calibri" w:cs="Calibri"/>
-                <w:color w:val="1F2937"/>
-                <w:sz w:val="20"/>
-                <w:szCs w:val="20"/>
-              </w:rPr>
-              <w:t xml:space="preserve"> exit codes, output files.</w:t>
+              <w:t>falcon-ocr.exe with --dump (layout printout), exit codes, output files.</w:t>
             </w:r>
           </w:p>
         </w:tc>
@@ -3179,7 +3398,16 @@
                 <w:sz w:val="20"/>
                 <w:szCs w:val="20"/>
               </w:rPr>
-              <w:t>Built-in snapshot tour (FALCON_SNAPSHOT) renders every screen after recognition; dialogs rendered off-screen; interactive cases manual.</w:t>
+              <w:t>Built-in snapshot to</w:t>
+            </w:r>
+            <w:r>
+              <w:rPr>
+                <w:rFonts w:ascii="Calibri" w:eastAsia="Times New Roman" w:hAnsi="Calibri" w:cs="Calibri"/>
+                <w:color w:val="1F2937"/>
+                <w:sz w:val="20"/>
+                <w:szCs w:val="20"/>
+              </w:rPr>
+              <w:t>ur (FALCON_SNAPSHOT) renders every screen after recognition; dialogs rendered off-screen; interactive cases manual.</w:t>
             </w:r>
           </w:p>
         </w:tc>
@@ -3298,16 +3526,7 @@
                 <w:sz w:val="20"/>
                 <w:szCs w:val="20"/>
               </w:rPr>
-              <w:t>Clean copy, empty NuGet cache, network block</w:t>
-            </w:r>
-            <w:r>
-              <w:rPr>
-                <w:rFonts w:ascii="Calibri" w:eastAsia="Times New Roman" w:hAnsi="Calibri" w:cs="Calibri"/>
-                <w:color w:val="1F2937"/>
-                <w:sz w:val="20"/>
-                <w:szCs w:val="20"/>
-              </w:rPr>
-              <w:t>ed.</w:t>
+              <w:t>Clean copy, empty NuGet cache, network blocked.</w:t>
             </w:r>
           </w:p>
         </w:tc>
@@ -3320,7 +3539,7 @@
           <w:rFonts w:eastAsia="Times New Roman"/>
         </w:rPr>
       </w:pPr>
-      <w:bookmarkStart w:id="3" w:name="_Toc241118652"/>
+      <w:bookmarkStart w:id="3" w:name="_Toc241125996"/>
       <w:r>
         <w:rPr>
           <w:rFonts w:eastAsia="Times New Roman"/>
@@ -3343,7 +3562,13 @@
         <w:rPr>
           <w:rFonts w:ascii="Calibri" w:hAnsi="Calibri" w:cs="Calibri"/>
         </w:rPr>
-        <w:t>Table 2 – Test data (generated by tools\make_samples.py)</w:t>
+        <w:t>Table 2 – Test data (generated by tools\make</w:t>
+      </w:r>
+      <w:r>
+        <w:rPr>
+          <w:rFonts w:ascii="Calibri" w:hAnsi="Calibri" w:cs="Calibri"/>
+        </w:rPr>
+        <w:t>_samples.py)</w:t>
       </w:r>
     </w:p>
     <w:tbl>
@@ -3573,16 +3798,7 @@
                 <w:sz w:val="20"/>
                 <w:szCs w:val="20"/>
               </w:rPr>
-              <w:t>A4 at 200 dpi: title (green), subtitle, paragraph, numbered headings, 4 drawn bullets, ruled 5 × 4 table with header fill, two-column te</w:t>
-            </w:r>
-            <w:r>
-              <w:rPr>
-                <w:rFonts w:ascii="Calibri" w:eastAsia="Times New Roman" w:hAnsi="Calibri" w:cs="Calibri"/>
-                <w:color w:val="1F2937"/>
-                <w:sz w:val="20"/>
-                <w:szCs w:val="20"/>
-              </w:rPr>
-              <w:t>xt, picture, red footer.</w:t>
+              <w:t>A4 at 200 dpi: title (green), subtitle, paragraph, numbered headings, 4 drawn bullets, ruled 5 × 4 table with header fill, two-column text, picture, red footer.</w:t>
             </w:r>
           </w:p>
         </w:tc>
@@ -4020,7 +4236,16 @@
                 <w:sz w:val="20"/>
                 <w:szCs w:val="20"/>
               </w:rPr>
-              <w:t>chinese/japanese/korean/russian.png</w:t>
+              <w:t>chinese/japanese/korean/russ</w:t>
+            </w:r>
+            <w:r>
+              <w:rPr>
+                <w:rFonts w:ascii="Calibri" w:eastAsia="Times New Roman" w:hAnsi="Calibri" w:cs="Calibri"/>
+                <w:color w:val="1F2937"/>
+                <w:sz w:val="20"/>
+                <w:szCs w:val="20"/>
+              </w:rPr>
+              <w:t>ian.png</w:t>
             </w:r>
           </w:p>
         </w:tc>
@@ -4176,13 +4401,7 @@
         <w:rPr>
           <w:rFonts w:ascii="Calibri" w:hAnsi="Calibri" w:cs="Calibri"/>
         </w:rPr>
-        <w:t>Figure 1 – Main test page samples\r</w:t>
-      </w:r>
-      <w:r>
-        <w:rPr>
-          <w:rFonts w:ascii="Calibri" w:hAnsi="Calibri" w:cs="Calibri"/>
-        </w:rPr>
-        <w:t>eport.png</w:t>
+        <w:t>Figure 1 – Main test page samples\report.png</w:t>
       </w:r>
     </w:p>
     <w:p>
@@ -4192,7 +4411,7 @@
           <w:rFonts w:eastAsia="Times New Roman"/>
         </w:rPr>
       </w:pPr>
-      <w:bookmarkStart w:id="4" w:name="_Toc241118653"/>
+      <w:bookmarkStart w:id="4" w:name="_Toc241125997"/>
       <w:r>
         <w:rPr>
           <w:rFonts w:eastAsia="Times New Roman"/>
@@ -4739,7 +4958,7 @@
           <w:rFonts w:eastAsia="Times New Roman"/>
         </w:rPr>
       </w:pPr>
-      <w:bookmarkStart w:id="5" w:name="_Toc241118654"/>
+      <w:bookmarkStart w:id="5" w:name="_Toc241125998"/>
       <w:r>
         <w:rPr>
           <w:rFonts w:eastAsia="Times New Roman"/>
@@ -4755,7 +4974,7 @@
           <w:rFonts w:eastAsia="Times New Roman"/>
         </w:rPr>
       </w:pPr>
-      <w:bookmarkStart w:id="6" w:name="_Toc241118655"/>
+      <w:bookmarkStart w:id="6" w:name="_Toc241125999"/>
       <w:r>
         <w:rPr>
           <w:rFonts w:eastAsia="Times New Roman"/>
@@ -5243,7 +5462,16 @@
                 <w:sz w:val="20"/>
                 <w:szCs w:val="20"/>
               </w:rPr>
-              <w:t>Copy of the repository without bin/obj/.tmp; empty NuGet cache; network blocked (proxy 127.0.0.1:9).</w:t>
+              <w:t>Copy of the repository without bin/obj/.tmp; empty N</w:t>
+            </w:r>
+            <w:r>
+              <w:rPr>
+                <w:rFonts w:ascii="Calibri" w:eastAsia="Times New Roman" w:hAnsi="Calibri" w:cs="Calibri"/>
+                <w:color w:val="1F2937"/>
+                <w:sz w:val="20"/>
+                <w:szCs w:val="20"/>
+              </w:rPr>
+              <w:t>uGet cache; network blocked (proxy 127.0.0.1:9).</w:t>
             </w:r>
           </w:p>
         </w:tc>
@@ -5514,16 +5742,7 @@
                 <w:sz w:val="20"/>
                 <w:szCs w:val="20"/>
               </w:rPr>
-              <w:t xml:space="preserve">dist\ </w:t>
-            </w:r>
-            <w:r>
-              <w:rPr>
-                <w:rFonts w:ascii="Calibri" w:eastAsia="Times New Roman" w:hAnsi="Calibri" w:cs="Calibri"/>
-                <w:color w:val="1F2937"/>
-                <w:sz w:val="20"/>
-                <w:szCs w:val="20"/>
-              </w:rPr>
-              <w:t>copied from TC-001.</w:t>
+              <w:t>dist\ copied from TC-001.</w:t>
             </w:r>
           </w:p>
         </w:tc>
@@ -5870,7 +6089,16 @@
                 <w:sz w:val="20"/>
                 <w:szCs w:val="20"/>
               </w:rPr>
-              <w:t>Warning lists the missing files; recognition is refused with a message.</w:t>
+              <w:t xml:space="preserve">Warning lists the missing files; recognition is </w:t>
+            </w:r>
+            <w:r>
+              <w:rPr>
+                <w:rFonts w:ascii="Calibri" w:eastAsia="Times New Roman" w:hAnsi="Calibri" w:cs="Calibri"/>
+                <w:color w:val="1F2937"/>
+                <w:sz w:val="20"/>
+                <w:szCs w:val="20"/>
+              </w:rPr>
+              <w:t>refused with a message.</w:t>
             </w:r>
           </w:p>
         </w:tc>
@@ -5921,7 +6149,7 @@
           <w:rFonts w:eastAsia="Times New Roman"/>
         </w:rPr>
       </w:pPr>
-      <w:bookmarkStart w:id="7" w:name="_Toc241118656"/>
+      <w:bookmarkStart w:id="7" w:name="_Toc241126000"/>
       <w:r>
         <w:rPr>
           <w:rFonts w:eastAsia="Times New Roman"/>
@@ -6485,16 +6713,16 @@
                 <w:sz w:val="20"/>
                 <w:szCs w:val="20"/>
               </w:rPr>
-              <w:t>Document '</w:t>
-            </w:r>
-            <w:r>
-              <w:rPr>
-                <w:rFonts w:ascii="Calibri" w:eastAsia="Times New Roman" w:hAnsi="Calibri" w:cs="Calibri"/>
-                <w:color w:val="1F2937"/>
-                <w:sz w:val="20"/>
-                <w:szCs w:val="20"/>
-              </w:rPr>
-              <w:t>report.png · 1 page' appears; page shown in Source Page with '1654 × 2338 px · 200 dpi'.</w:t>
+              <w:t xml:space="preserve">Document 'report.png · 1 page' </w:t>
+            </w:r>
+            <w:r>
+              <w:rPr>
+                <w:rFonts w:ascii="Calibri" w:eastAsia="Times New Roman" w:hAnsi="Calibri" w:cs="Calibri"/>
+                <w:color w:val="1F2937"/>
+                <w:sz w:val="20"/>
+                <w:szCs w:val="20"/>
+              </w:rPr>
+              <w:t>appears; page shown in Source Page with '1654 × 2338 px · 200 dpi'.</w:t>
             </w:r>
           </w:p>
         </w:tc>
@@ -6765,16 +6993,16 @@
                 <w:sz w:val="20"/>
                 <w:szCs w:val="20"/>
               </w:rPr>
-              <w:t>Lines taken from the text layer (status 'Text layer read from PDF'); font size</w:t>
-            </w:r>
-            <w:r>
-              <w:rPr>
-                <w:rFonts w:ascii="Calibri" w:eastAsia="Times New Roman" w:hAnsi="Calibri" w:cs="Calibri"/>
-                <w:color w:val="1F2937"/>
-                <w:sz w:val="20"/>
-                <w:szCs w:val="20"/>
-              </w:rPr>
-              <w:t>s 22/11/14/10 pt, heading color #126E48, bold headings.</w:t>
+              <w:t>Lines taken from the text layer (status 'Text layer read from PDF'</w:t>
+            </w:r>
+            <w:r>
+              <w:rPr>
+                <w:rFonts w:ascii="Calibri" w:eastAsia="Times New Roman" w:hAnsi="Calibri" w:cs="Calibri"/>
+                <w:color w:val="1F2937"/>
+                <w:sz w:val="20"/>
+                <w:szCs w:val="20"/>
+              </w:rPr>
+              <w:t>); font sizes 22/11/14/10 pt, heading color #126E48, bold headings.</w:t>
             </w:r>
           </w:p>
         </w:tc>
@@ -8740,7 +8968,7 @@
           <w:rFonts w:eastAsia="Times New Roman"/>
         </w:rPr>
       </w:pPr>
-      <w:bookmarkStart w:id="8" w:name="_Toc241118657"/>
+      <w:bookmarkStart w:id="8" w:name="_Toc241126001"/>
       <w:r>
         <w:rPr>
           <w:rFonts w:eastAsia="Times New Roman"/>
@@ -10168,7 +10396,7 @@
           <w:rFonts w:eastAsia="Times New Roman"/>
         </w:rPr>
       </w:pPr>
-      <w:bookmarkStart w:id="9" w:name="_Toc241118658"/>
+      <w:bookmarkStart w:id="9" w:name="_Toc241126002"/>
       <w:r>
         <w:rPr>
           <w:rFonts w:eastAsia="Times New Roman"/>
@@ -12770,7 +12998,7 @@
           <w:rFonts w:eastAsia="Times New Roman"/>
         </w:rPr>
       </w:pPr>
-      <w:bookmarkStart w:id="10" w:name="_Toc241118659"/>
+      <w:bookmarkStart w:id="10" w:name="_Toc241126003"/>
       <w:r>
         <w:rPr>
           <w:rFonts w:eastAsia="Times New Roman"/>
@@ -15571,7 +15799,7 @@
           <w:rFonts w:eastAsia="Times New Roman"/>
         </w:rPr>
       </w:pPr>
-      <w:bookmarkStart w:id="11" w:name="_Toc241118660"/>
+      <w:bookmarkStart w:id="11" w:name="_Toc241126004"/>
       <w:r>
         <w:rPr>
           <w:rFonts w:eastAsia="Times New Roman"/>
@@ -17190,7 +17418,16 @@
                 <w:sz w:val="20"/>
                 <w:szCs w:val="20"/>
               </w:rPr>
-              <w:t>Select a paragraph line → Heading 1; export to Word.</w:t>
+              <w:t>Select a paragraph line → Hea</w:t>
+            </w:r>
+            <w:r>
+              <w:rPr>
+                <w:rFonts w:ascii="Calibri" w:eastAsia="Times New Roman" w:hAnsi="Calibri" w:cs="Calibri"/>
+                <w:color w:val="1F2937"/>
+                <w:sz w:val="20"/>
+                <w:szCs w:val="20"/>
+              </w:rPr>
+              <w:t>ding 1; export to Word.</w:t>
             </w:r>
           </w:p>
         </w:tc>
@@ -17848,7 +18085,7 @@
           <w:rFonts w:eastAsia="Times New Roman"/>
         </w:rPr>
       </w:pPr>
-      <w:bookmarkStart w:id="12" w:name="_Toc241118661"/>
+      <w:bookmarkStart w:id="12" w:name="_Toc241126005"/>
       <w:r>
         <w:rPr>
           <w:rFonts w:eastAsia="Times New Roman"/>
@@ -18683,16 +18920,7 @@
                 <w:sz w:val="20"/>
                 <w:szCs w:val="20"/>
               </w:rPr>
-              <w:t>Lines, bullets, table and pict</w:t>
-            </w:r>
-            <w:r>
-              <w:rPr>
-                <w:rFonts w:ascii="Calibri" w:eastAsia="Times New Roman" w:hAnsi="Calibri" w:cs="Calibri"/>
-                <w:color w:val="1F2937"/>
-                <w:sz w:val="20"/>
-                <w:szCs w:val="20"/>
-              </w:rPr>
-              <w:t>ure at original positions.</w:t>
+              <w:t>Lines, bullets, table and picture at original positions.</w:t>
             </w:r>
           </w:p>
         </w:tc>
@@ -19662,54 +19890,54 @@
                 <w:sz w:val="20"/>
                 <w:szCs w:val="20"/>
               </w:rPr>
-              <w:t>Uni</w:t>
-            </w:r>
-            <w:r>
-              <w:rPr>
-                <w:rFonts w:ascii="Calibri" w:eastAsia="Times New Roman" w:hAnsi="Calibri" w:cs="Calibri"/>
-                <w:color w:val="1F2937"/>
-                <w:sz w:val="20"/>
-                <w:szCs w:val="20"/>
-              </w:rPr>
-              <w:t>que file names</w:t>
-            </w:r>
-          </w:p>
-        </w:tc>
-        <w:tc>
-          <w:tcPr>
-            <w:tcW w:w="0" w:type="auto"/>
-            <w:tcBorders>
-              <w:top w:val="single" w:sz="6" w:space="0" w:color="C9D3CF"/>
-              <w:left w:val="single" w:sz="6" w:space="0" w:color="C9D3CF"/>
-              <w:bottom w:val="single" w:sz="6" w:space="0" w:color="C9D3CF"/>
-              <w:right w:val="single" w:sz="6" w:space="0" w:color="C9D3CF"/>
-            </w:tcBorders>
-            <w:tcMar>
-              <w:top w:w="60" w:type="dxa"/>
-              <w:left w:w="100" w:type="dxa"/>
-              <w:bottom w:w="60" w:type="dxa"/>
-              <w:right w:w="100" w:type="dxa"/>
-            </w:tcMar>
-            <w:hideMark/>
-          </w:tcPr>
-          <w:p>
-            <w:pPr>
-              <w:spacing w:before="80" w:after="160"/>
-              <w:rPr>
-                <w:rFonts w:ascii="Calibri" w:eastAsia="Times New Roman" w:hAnsi="Calibri" w:cs="Calibri"/>
-                <w:color w:val="1F2937"/>
-                <w:sz w:val="20"/>
-                <w:szCs w:val="20"/>
-              </w:rPr>
-            </w:pPr>
-            <w:r>
-              <w:rPr>
-                <w:rFonts w:ascii="Calibri" w:eastAsia="Times New Roman" w:hAnsi="Calibri" w:cs="Calibri"/>
-                <w:color w:val="1F2937"/>
-                <w:sz w:val="20"/>
-                <w:szCs w:val="20"/>
-              </w:rPr>
-              <w:t>Output folder contains report.docx.</w:t>
+              <w:t>Unique file names</w:t>
+            </w:r>
+          </w:p>
+        </w:tc>
+        <w:tc>
+          <w:tcPr>
+            <w:tcW w:w="0" w:type="auto"/>
+            <w:tcBorders>
+              <w:top w:val="single" w:sz="6" w:space="0" w:color="C9D3CF"/>
+              <w:left w:val="single" w:sz="6" w:space="0" w:color="C9D3CF"/>
+              <w:bottom w:val="single" w:sz="6" w:space="0" w:color="C9D3CF"/>
+              <w:right w:val="single" w:sz="6" w:space="0" w:color="C9D3CF"/>
+            </w:tcBorders>
+            <w:tcMar>
+              <w:top w:w="60" w:type="dxa"/>
+              <w:left w:w="100" w:type="dxa"/>
+              <w:bottom w:w="60" w:type="dxa"/>
+              <w:right w:w="100" w:type="dxa"/>
+            </w:tcMar>
+            <w:hideMark/>
+          </w:tcPr>
+          <w:p>
+            <w:pPr>
+              <w:spacing w:before="80" w:after="160"/>
+              <w:rPr>
+                <w:rFonts w:ascii="Calibri" w:eastAsia="Times New Roman" w:hAnsi="Calibri" w:cs="Calibri"/>
+                <w:color w:val="1F2937"/>
+                <w:sz w:val="20"/>
+                <w:szCs w:val="20"/>
+              </w:rPr>
+            </w:pPr>
+            <w:r>
+              <w:rPr>
+                <w:rFonts w:ascii="Calibri" w:eastAsia="Times New Roman" w:hAnsi="Calibri" w:cs="Calibri"/>
+                <w:color w:val="1F2937"/>
+                <w:sz w:val="20"/>
+                <w:szCs w:val="20"/>
+              </w:rPr>
+              <w:t>Out</w:t>
+            </w:r>
+            <w:r>
+              <w:rPr>
+                <w:rFonts w:ascii="Calibri" w:eastAsia="Times New Roman" w:hAnsi="Calibri" w:cs="Calibri"/>
+                <w:color w:val="1F2937"/>
+                <w:sz w:val="20"/>
+                <w:szCs w:val="20"/>
+              </w:rPr>
+              <w:t>put folder contains report.docx.</w:t>
             </w:r>
           </w:p>
         </w:tc>
@@ -20107,7 +20335,7 @@
           <w:rFonts w:eastAsia="Times New Roman"/>
         </w:rPr>
       </w:pPr>
-      <w:bookmarkStart w:id="13" w:name="_Toc241118662"/>
+      <w:bookmarkStart w:id="13" w:name="_Toc241126006"/>
       <w:r>
         <w:rPr>
           <w:rFonts w:eastAsia="Times New Roman"/>
@@ -21806,7 +22034,7 @@
           <w:rFonts w:eastAsia="Times New Roman"/>
         </w:rPr>
       </w:pPr>
-      <w:bookmarkStart w:id="14" w:name="_Toc241118663"/>
+      <w:bookmarkStart w:id="14" w:name="_Toc241126007"/>
       <w:r>
         <w:rPr>
           <w:rFonts w:eastAsia="Times New Roman"/>
@@ -22603,7 +22831,16 @@
                 <w:sz w:val="20"/>
                 <w:szCs w:val="20"/>
               </w:rPr>
-              <w:t>Activate.</w:t>
+              <w:t>Acti</w:t>
+            </w:r>
+            <w:r>
+              <w:rPr>
+                <w:rFonts w:ascii="Calibri" w:eastAsia="Times New Roman" w:hAnsi="Calibri" w:cs="Calibri"/>
+                <w:color w:val="1F2937"/>
+                <w:sz w:val="20"/>
+                <w:szCs w:val="20"/>
+              </w:rPr>
+              <w:t>vate.</w:t>
             </w:r>
           </w:p>
         </w:tc>
@@ -24336,7 +24573,7 @@
           <w:rFonts w:eastAsia="Times New Roman"/>
         </w:rPr>
       </w:pPr>
-      <w:bookmarkStart w:id="15" w:name="_Toc241118664"/>
+      <w:bookmarkStart w:id="15" w:name="_Toc241126008"/>
       <w:r>
         <w:rPr>
           <w:rFonts w:eastAsia="Times New Roman"/>
@@ -26875,7 +27112,7 @@
           <w:rFonts w:eastAsia="Times New Roman"/>
         </w:rPr>
       </w:pPr>
-      <w:bookmarkStart w:id="16" w:name="_Toc241118665"/>
+      <w:bookmarkStart w:id="16" w:name="_Toc241126009"/>
       <w:r>
         <w:rPr>
           <w:rFonts w:eastAsia="Times New Roman"/>
@@ -28325,19 +28562,4680 @@
     </w:tbl>
     <w:p>
       <w:pPr>
+        <w:pStyle w:val="Heading2"/>
+        <w:rPr>
+          <w:rFonts w:eastAsia="Times New Roman"/>
+        </w:rPr>
+      </w:pPr>
+      <w:bookmarkStart w:id="17" w:name="_Toc241126010"/>
+      <w:r>
+        <w:rPr>
+          <w:rFonts w:eastAsia="Times New Roman"/>
+        </w:rPr>
+        <w:t>4.12 User interface extensions</w:t>
+      </w:r>
+      <w:bookmarkEnd w:id="17"/>
+    </w:p>
+    <w:tbl>
+      <w:tblPr>
+        <w:tblW w:w="5000" w:type="pct"/>
+        <w:tblCellMar>
+          <w:top w:w="15" w:type="dxa"/>
+          <w:left w:w="15" w:type="dxa"/>
+          <w:bottom w:w="15" w:type="dxa"/>
+          <w:right w:w="15" w:type="dxa"/>
+        </w:tblCellMar>
+        <w:tblLook w:val="04A0" w:firstRow="1" w:lastRow="0" w:firstColumn="1" w:lastColumn="0" w:noHBand="0" w:noVBand="1"/>
+      </w:tblPr>
+      <w:tblGrid>
+        <w:gridCol w:w="510"/>
+        <w:gridCol w:w="605"/>
+        <w:gridCol w:w="1328"/>
+        <w:gridCol w:w="1601"/>
+        <w:gridCol w:w="2619"/>
+        <w:gridCol w:w="2014"/>
+        <w:gridCol w:w="720"/>
+      </w:tblGrid>
+      <w:tr>
+        <w:trPr>
+          <w:cantSplit/>
+          <w:tblHeader/>
+        </w:trPr>
+        <w:tc>
+          <w:tcPr>
+            <w:tcW w:w="450" w:type="pct"/>
+            <w:tcBorders>
+              <w:top w:val="single" w:sz="6" w:space="0" w:color="9FCBB7"/>
+              <w:left w:val="single" w:sz="6" w:space="0" w:color="9FCBB7"/>
+              <w:bottom w:val="single" w:sz="6" w:space="0" w:color="9FCBB7"/>
+              <w:right w:val="single" w:sz="6" w:space="0" w:color="9FCBB7"/>
+            </w:tcBorders>
+            <w:shd w:val="clear" w:color="auto" w:fill="E1F3EB"/>
+            <w:tcMar>
+              <w:top w:w="80" w:type="dxa"/>
+              <w:left w:w="100" w:type="dxa"/>
+              <w:bottom w:w="80" w:type="dxa"/>
+              <w:right w:w="100" w:type="dxa"/>
+            </w:tcMar>
+            <w:hideMark/>
+          </w:tcPr>
+          <w:p>
+            <w:pPr>
+              <w:spacing w:before="80" w:after="160"/>
+              <w:rPr>
+                <w:rFonts w:ascii="Calibri" w:eastAsia="Times New Roman" w:hAnsi="Calibri" w:cs="Calibri"/>
+                <w:b/>
+                <w:bCs/>
+                <w:color w:val="0E6E4C"/>
+                <w:sz w:val="20"/>
+                <w:szCs w:val="20"/>
+              </w:rPr>
+            </w:pPr>
+            <w:r>
+              <w:rPr>
+                <w:rFonts w:ascii="Calibri" w:eastAsia="Times New Roman" w:hAnsi="Calibri" w:cs="Calibri"/>
+                <w:b/>
+                <w:bCs/>
+                <w:color w:val="0E6E4C"/>
+                <w:sz w:val="20"/>
+                <w:szCs w:val="20"/>
+              </w:rPr>
+              <w:t>ID</w:t>
+            </w:r>
+          </w:p>
+        </w:tc>
+        <w:tc>
+          <w:tcPr>
+            <w:tcW w:w="500" w:type="pct"/>
+            <w:tcBorders>
+              <w:top w:val="single" w:sz="6" w:space="0" w:color="9FCBB7"/>
+              <w:left w:val="single" w:sz="6" w:space="0" w:color="9FCBB7"/>
+              <w:bottom w:val="single" w:sz="6" w:space="0" w:color="9FCBB7"/>
+              <w:right w:val="single" w:sz="6" w:space="0" w:color="9FCBB7"/>
+            </w:tcBorders>
+            <w:shd w:val="clear" w:color="auto" w:fill="E1F3EB"/>
+            <w:tcMar>
+              <w:top w:w="80" w:type="dxa"/>
+              <w:left w:w="100" w:type="dxa"/>
+              <w:bottom w:w="80" w:type="dxa"/>
+              <w:right w:w="100" w:type="dxa"/>
+            </w:tcMar>
+            <w:hideMark/>
+          </w:tcPr>
+          <w:p>
+            <w:pPr>
+              <w:spacing w:before="80" w:after="160"/>
+              <w:rPr>
+                <w:rFonts w:ascii="Calibri" w:eastAsia="Times New Roman" w:hAnsi="Calibri" w:cs="Calibri"/>
+                <w:b/>
+                <w:bCs/>
+                <w:color w:val="0E6E4C"/>
+                <w:sz w:val="20"/>
+                <w:szCs w:val="20"/>
+              </w:rPr>
+            </w:pPr>
+            <w:r>
+              <w:rPr>
+                <w:rFonts w:ascii="Calibri" w:eastAsia="Times New Roman" w:hAnsi="Calibri" w:cs="Calibri"/>
+                <w:b/>
+                <w:bCs/>
+                <w:color w:val="0E6E4C"/>
+                <w:sz w:val="20"/>
+                <w:szCs w:val="20"/>
+              </w:rPr>
+              <w:t>Req.</w:t>
+            </w:r>
+          </w:p>
+        </w:tc>
+        <w:tc>
+          <w:tcPr>
+            <w:tcW w:w="650" w:type="pct"/>
+            <w:tcBorders>
+              <w:top w:val="single" w:sz="6" w:space="0" w:color="9FCBB7"/>
+              <w:left w:val="single" w:sz="6" w:space="0" w:color="9FCBB7"/>
+              <w:bottom w:val="single" w:sz="6" w:space="0" w:color="9FCBB7"/>
+              <w:right w:val="single" w:sz="6" w:space="0" w:color="9FCBB7"/>
+            </w:tcBorders>
+            <w:shd w:val="clear" w:color="auto" w:fill="E1F3EB"/>
+            <w:tcMar>
+              <w:top w:w="80" w:type="dxa"/>
+              <w:left w:w="100" w:type="dxa"/>
+              <w:bottom w:w="80" w:type="dxa"/>
+              <w:right w:w="100" w:type="dxa"/>
+            </w:tcMar>
+            <w:hideMark/>
+          </w:tcPr>
+          <w:p>
+            <w:pPr>
+              <w:spacing w:before="80" w:after="160"/>
+              <w:rPr>
+                <w:rFonts w:ascii="Calibri" w:eastAsia="Times New Roman" w:hAnsi="Calibri" w:cs="Calibri"/>
+                <w:b/>
+                <w:bCs/>
+                <w:color w:val="0E6E4C"/>
+                <w:sz w:val="20"/>
+                <w:szCs w:val="20"/>
+              </w:rPr>
+            </w:pPr>
+            <w:r>
+              <w:rPr>
+                <w:rFonts w:ascii="Calibri" w:eastAsia="Times New Roman" w:hAnsi="Calibri" w:cs="Calibri"/>
+                <w:b/>
+                <w:bCs/>
+                <w:color w:val="0E6E4C"/>
+                <w:sz w:val="20"/>
+                <w:szCs w:val="20"/>
+              </w:rPr>
+              <w:t>Title</w:t>
+            </w:r>
+          </w:p>
+        </w:tc>
+        <w:tc>
+          <w:tcPr>
+            <w:tcW w:w="800" w:type="pct"/>
+            <w:tcBorders>
+              <w:top w:val="single" w:sz="6" w:space="0" w:color="9FCBB7"/>
+              <w:left w:val="single" w:sz="6" w:space="0" w:color="9FCBB7"/>
+              <w:bottom w:val="single" w:sz="6" w:space="0" w:color="9FCBB7"/>
+              <w:right w:val="single" w:sz="6" w:space="0" w:color="9FCBB7"/>
+            </w:tcBorders>
+            <w:shd w:val="clear" w:color="auto" w:fill="E1F3EB"/>
+            <w:tcMar>
+              <w:top w:w="80" w:type="dxa"/>
+              <w:left w:w="100" w:type="dxa"/>
+              <w:bottom w:w="80" w:type="dxa"/>
+              <w:right w:w="100" w:type="dxa"/>
+            </w:tcMar>
+            <w:hideMark/>
+          </w:tcPr>
+          <w:p>
+            <w:pPr>
+              <w:spacing w:before="80" w:after="160"/>
+              <w:rPr>
+                <w:rFonts w:ascii="Calibri" w:eastAsia="Times New Roman" w:hAnsi="Calibri" w:cs="Calibri"/>
+                <w:b/>
+                <w:bCs/>
+                <w:color w:val="0E6E4C"/>
+                <w:sz w:val="20"/>
+                <w:szCs w:val="20"/>
+              </w:rPr>
+            </w:pPr>
+            <w:r>
+              <w:rPr>
+                <w:rFonts w:ascii="Calibri" w:eastAsia="Times New Roman" w:hAnsi="Calibri" w:cs="Calibri"/>
+                <w:b/>
+                <w:bCs/>
+                <w:color w:val="0E6E4C"/>
+                <w:sz w:val="20"/>
+                <w:szCs w:val="20"/>
+              </w:rPr>
+              <w:t>Preconditions</w:t>
+            </w:r>
+          </w:p>
+        </w:tc>
+        <w:tc>
+          <w:tcPr>
+            <w:tcW w:w="900" w:type="pct"/>
+            <w:tcBorders>
+              <w:top w:val="single" w:sz="6" w:space="0" w:color="9FCBB7"/>
+              <w:left w:val="single" w:sz="6" w:space="0" w:color="9FCBB7"/>
+              <w:bottom w:val="single" w:sz="6" w:space="0" w:color="9FCBB7"/>
+              <w:right w:val="single" w:sz="6" w:space="0" w:color="9FCBB7"/>
+            </w:tcBorders>
+            <w:shd w:val="clear" w:color="auto" w:fill="E1F3EB"/>
+            <w:tcMar>
+              <w:top w:w="80" w:type="dxa"/>
+              <w:left w:w="100" w:type="dxa"/>
+              <w:bottom w:w="80" w:type="dxa"/>
+              <w:right w:w="100" w:type="dxa"/>
+            </w:tcMar>
+            <w:hideMark/>
+          </w:tcPr>
+          <w:p>
+            <w:pPr>
+              <w:spacing w:before="80" w:after="160"/>
+              <w:rPr>
+                <w:rFonts w:ascii="Calibri" w:eastAsia="Times New Roman" w:hAnsi="Calibri" w:cs="Calibri"/>
+                <w:b/>
+                <w:bCs/>
+                <w:color w:val="0E6E4C"/>
+                <w:sz w:val="20"/>
+                <w:szCs w:val="20"/>
+              </w:rPr>
+            </w:pPr>
+            <w:r>
+              <w:rPr>
+                <w:rFonts w:ascii="Calibri" w:eastAsia="Times New Roman" w:hAnsi="Calibri" w:cs="Calibri"/>
+                <w:b/>
+                <w:bCs/>
+                <w:color w:val="0E6E4C"/>
+                <w:sz w:val="20"/>
+                <w:szCs w:val="20"/>
+              </w:rPr>
+              <w:t>Steps</w:t>
+            </w:r>
+          </w:p>
+        </w:tc>
+        <w:tc>
+          <w:tcPr>
+            <w:tcW w:w="1250" w:type="pct"/>
+            <w:tcBorders>
+              <w:top w:val="single" w:sz="6" w:space="0" w:color="9FCBB7"/>
+              <w:left w:val="single" w:sz="6" w:space="0" w:color="9FCBB7"/>
+              <w:bottom w:val="single" w:sz="6" w:space="0" w:color="9FCBB7"/>
+              <w:right w:val="single" w:sz="6" w:space="0" w:color="9FCBB7"/>
+            </w:tcBorders>
+            <w:shd w:val="clear" w:color="auto" w:fill="E1F3EB"/>
+            <w:tcMar>
+              <w:top w:w="80" w:type="dxa"/>
+              <w:left w:w="100" w:type="dxa"/>
+              <w:bottom w:w="80" w:type="dxa"/>
+              <w:right w:w="100" w:type="dxa"/>
+            </w:tcMar>
+            <w:hideMark/>
+          </w:tcPr>
+          <w:p>
+            <w:pPr>
+              <w:spacing w:before="80" w:after="160"/>
+              <w:rPr>
+                <w:rFonts w:ascii="Calibri" w:eastAsia="Times New Roman" w:hAnsi="Calibri" w:cs="Calibri"/>
+                <w:b/>
+                <w:bCs/>
+                <w:color w:val="0E6E4C"/>
+                <w:sz w:val="20"/>
+                <w:szCs w:val="20"/>
+              </w:rPr>
+            </w:pPr>
+            <w:r>
+              <w:rPr>
+                <w:rFonts w:ascii="Calibri" w:eastAsia="Times New Roman" w:hAnsi="Calibri" w:cs="Calibri"/>
+                <w:b/>
+                <w:bCs/>
+                <w:color w:val="0E6E4C"/>
+                <w:sz w:val="20"/>
+                <w:szCs w:val="20"/>
+              </w:rPr>
+              <w:t>Expected result</w:t>
+            </w:r>
+          </w:p>
+        </w:tc>
+        <w:tc>
+          <w:tcPr>
+            <w:tcW w:w="450" w:type="pct"/>
+            <w:tcBorders>
+              <w:top w:val="single" w:sz="6" w:space="0" w:color="9FCBB7"/>
+              <w:left w:val="single" w:sz="6" w:space="0" w:color="9FCBB7"/>
+              <w:bottom w:val="single" w:sz="6" w:space="0" w:color="9FCBB7"/>
+              <w:right w:val="single" w:sz="6" w:space="0" w:color="9FCBB7"/>
+            </w:tcBorders>
+            <w:shd w:val="clear" w:color="auto" w:fill="E1F3EB"/>
+            <w:tcMar>
+              <w:top w:w="80" w:type="dxa"/>
+              <w:left w:w="100" w:type="dxa"/>
+              <w:bottom w:w="80" w:type="dxa"/>
+              <w:right w:w="100" w:type="dxa"/>
+            </w:tcMar>
+            <w:hideMark/>
+          </w:tcPr>
+          <w:p>
+            <w:pPr>
+              <w:spacing w:before="80" w:after="160"/>
+              <w:rPr>
+                <w:rFonts w:ascii="Calibri" w:eastAsia="Times New Roman" w:hAnsi="Calibri" w:cs="Calibri"/>
+                <w:b/>
+                <w:bCs/>
+                <w:color w:val="0E6E4C"/>
+                <w:sz w:val="20"/>
+                <w:szCs w:val="20"/>
+              </w:rPr>
+            </w:pPr>
+            <w:r>
+              <w:rPr>
+                <w:rFonts w:ascii="Calibri" w:eastAsia="Times New Roman" w:hAnsi="Calibri" w:cs="Calibri"/>
+                <w:b/>
+                <w:bCs/>
+                <w:color w:val="0E6E4C"/>
+                <w:sz w:val="20"/>
+                <w:szCs w:val="20"/>
+              </w:rPr>
+              <w:t>Status</w:t>
+            </w:r>
+          </w:p>
+        </w:tc>
+      </w:tr>
+      <w:tr>
+        <w:trPr>
+          <w:cantSplit/>
+        </w:trPr>
+        <w:tc>
+          <w:tcPr>
+            <w:tcW w:w="0" w:type="auto"/>
+            <w:tcBorders>
+              <w:top w:val="single" w:sz="6" w:space="0" w:color="C9D3CF"/>
+              <w:left w:val="single" w:sz="6" w:space="0" w:color="C9D3CF"/>
+              <w:bottom w:val="single" w:sz="6" w:space="0" w:color="C9D3CF"/>
+              <w:right w:val="single" w:sz="6" w:space="0" w:color="C9D3CF"/>
+            </w:tcBorders>
+            <w:tcMar>
+              <w:top w:w="60" w:type="dxa"/>
+              <w:left w:w="100" w:type="dxa"/>
+              <w:bottom w:w="60" w:type="dxa"/>
+              <w:right w:w="100" w:type="dxa"/>
+            </w:tcMar>
+            <w:hideMark/>
+          </w:tcPr>
+          <w:p>
+            <w:pPr>
+              <w:spacing w:before="80" w:after="160"/>
+              <w:rPr>
+                <w:rFonts w:ascii="Calibri" w:eastAsia="Times New Roman" w:hAnsi="Calibri" w:cs="Calibri"/>
+                <w:color w:val="1F2937"/>
+                <w:sz w:val="20"/>
+                <w:szCs w:val="20"/>
+              </w:rPr>
+            </w:pPr>
+            <w:r>
+              <w:rPr>
+                <w:rFonts w:ascii="Calibri" w:eastAsia="Times New Roman" w:hAnsi="Calibri" w:cs="Calibri"/>
+                <w:color w:val="1F2937"/>
+                <w:sz w:val="20"/>
+                <w:szCs w:val="20"/>
+              </w:rPr>
+              <w:t>TC-110</w:t>
+            </w:r>
+          </w:p>
+        </w:tc>
+        <w:tc>
+          <w:tcPr>
+            <w:tcW w:w="0" w:type="auto"/>
+            <w:tcBorders>
+              <w:top w:val="single" w:sz="6" w:space="0" w:color="C9D3CF"/>
+              <w:left w:val="single" w:sz="6" w:space="0" w:color="C9D3CF"/>
+              <w:bottom w:val="single" w:sz="6" w:space="0" w:color="C9D3CF"/>
+              <w:right w:val="single" w:sz="6" w:space="0" w:color="C9D3CF"/>
+            </w:tcBorders>
+            <w:tcMar>
+              <w:top w:w="60" w:type="dxa"/>
+              <w:left w:w="100" w:type="dxa"/>
+              <w:bottom w:w="60" w:type="dxa"/>
+              <w:right w:w="100" w:type="dxa"/>
+            </w:tcMar>
+            <w:hideMark/>
+          </w:tcPr>
+          <w:p>
+            <w:pPr>
+              <w:spacing w:before="80" w:after="160"/>
+              <w:rPr>
+                <w:rFonts w:ascii="Calibri" w:eastAsia="Times New Roman" w:hAnsi="Calibri" w:cs="Calibri"/>
+                <w:color w:val="1F2937"/>
+                <w:sz w:val="20"/>
+                <w:szCs w:val="20"/>
+              </w:rPr>
+            </w:pPr>
+            <w:r>
+              <w:rPr>
+                <w:rFonts w:ascii="Calibri" w:eastAsia="Times New Roman" w:hAnsi="Calibri" w:cs="Calibri"/>
+                <w:color w:val="1F2937"/>
+                <w:sz w:val="20"/>
+                <w:szCs w:val="20"/>
+              </w:rPr>
+              <w:t>FR-37</w:t>
+            </w:r>
+          </w:p>
+        </w:tc>
+        <w:tc>
+          <w:tcPr>
+            <w:tcW w:w="0" w:type="auto"/>
+            <w:tcBorders>
+              <w:top w:val="single" w:sz="6" w:space="0" w:color="C9D3CF"/>
+              <w:left w:val="single" w:sz="6" w:space="0" w:color="C9D3CF"/>
+              <w:bottom w:val="single" w:sz="6" w:space="0" w:color="C9D3CF"/>
+              <w:right w:val="single" w:sz="6" w:space="0" w:color="C9D3CF"/>
+            </w:tcBorders>
+            <w:tcMar>
+              <w:top w:w="60" w:type="dxa"/>
+              <w:left w:w="100" w:type="dxa"/>
+              <w:bottom w:w="60" w:type="dxa"/>
+              <w:right w:w="100" w:type="dxa"/>
+            </w:tcMar>
+            <w:hideMark/>
+          </w:tcPr>
+          <w:p>
+            <w:pPr>
+              <w:spacing w:before="80" w:after="160"/>
+              <w:rPr>
+                <w:rFonts w:ascii="Calibri" w:eastAsia="Times New Roman" w:hAnsi="Calibri" w:cs="Calibri"/>
+                <w:color w:val="1F2937"/>
+                <w:sz w:val="20"/>
+                <w:szCs w:val="20"/>
+              </w:rPr>
+            </w:pPr>
+            <w:r>
+              <w:rPr>
+                <w:rFonts w:ascii="Calibri" w:eastAsia="Times New Roman" w:hAnsi="Calibri" w:cs="Calibri"/>
+                <w:color w:val="1F2937"/>
+                <w:sz w:val="20"/>
+                <w:szCs w:val="20"/>
+              </w:rPr>
+              <w:t>Font boxes show the selection</w:t>
+            </w:r>
+          </w:p>
+        </w:tc>
+        <w:tc>
+          <w:tcPr>
+            <w:tcW w:w="0" w:type="auto"/>
+            <w:tcBorders>
+              <w:top w:val="single" w:sz="6" w:space="0" w:color="C9D3CF"/>
+              <w:left w:val="single" w:sz="6" w:space="0" w:color="C9D3CF"/>
+              <w:bottom w:val="single" w:sz="6" w:space="0" w:color="C9D3CF"/>
+              <w:right w:val="single" w:sz="6" w:space="0" w:color="C9D3CF"/>
+            </w:tcBorders>
+            <w:tcMar>
+              <w:top w:w="60" w:type="dxa"/>
+              <w:left w:w="100" w:type="dxa"/>
+              <w:bottom w:w="60" w:type="dxa"/>
+              <w:right w:w="100" w:type="dxa"/>
+            </w:tcMar>
+            <w:hideMark/>
+          </w:tcPr>
+          <w:p>
+            <w:pPr>
+              <w:spacing w:before="80" w:after="160"/>
+              <w:rPr>
+                <w:rFonts w:ascii="Calibri" w:eastAsia="Times New Roman" w:hAnsi="Calibri" w:cs="Calibri"/>
+                <w:color w:val="1F2937"/>
+                <w:sz w:val="20"/>
+                <w:szCs w:val="20"/>
+              </w:rPr>
+            </w:pPr>
+            <w:r>
+              <w:rPr>
+                <w:rFonts w:ascii="Calibri" w:eastAsia="Times New Roman" w:hAnsi="Calibri" w:cs="Calibri"/>
+                <w:color w:val="1F2937"/>
+                <w:sz w:val="20"/>
+                <w:szCs w:val="20"/>
+              </w:rPr>
+              <w:t>report.png recognized.</w:t>
+            </w:r>
+          </w:p>
+        </w:tc>
+        <w:tc>
+          <w:tcPr>
+            <w:tcW w:w="0" w:type="auto"/>
+            <w:tcBorders>
+              <w:top w:val="single" w:sz="6" w:space="0" w:color="C9D3CF"/>
+              <w:left w:val="single" w:sz="6" w:space="0" w:color="C9D3CF"/>
+              <w:bottom w:val="single" w:sz="6" w:space="0" w:color="C9D3CF"/>
+              <w:right w:val="single" w:sz="6" w:space="0" w:color="C9D3CF"/>
+            </w:tcBorders>
+            <w:tcMar>
+              <w:top w:w="60" w:type="dxa"/>
+              <w:left w:w="100" w:type="dxa"/>
+              <w:bottom w:w="60" w:type="dxa"/>
+              <w:right w:w="100" w:type="dxa"/>
+            </w:tcMar>
+            <w:hideMark/>
+          </w:tcPr>
+          <w:p>
+            <w:pPr>
+              <w:spacing w:before="80" w:after="160"/>
+              <w:rPr>
+                <w:rFonts w:ascii="Calibri" w:eastAsia="Times New Roman" w:hAnsi="Calibri" w:cs="Calibri"/>
+                <w:color w:val="1F2937"/>
+                <w:sz w:val="20"/>
+                <w:szCs w:val="20"/>
+              </w:rPr>
+            </w:pPr>
+            <w:r>
+              <w:rPr>
+                <w:rFonts w:ascii="Calibri" w:eastAsia="Times New Roman" w:hAnsi="Calibri" w:cs="Calibri"/>
+                <w:color w:val="1F2937"/>
+                <w:sz w:val="20"/>
+                <w:szCs w:val="20"/>
+              </w:rPr>
+              <w:t>Select '2. Results by Region'.</w:t>
+            </w:r>
+          </w:p>
+        </w:tc>
+        <w:tc>
+          <w:tcPr>
+            <w:tcW w:w="0" w:type="auto"/>
+            <w:tcBorders>
+              <w:top w:val="single" w:sz="6" w:space="0" w:color="C9D3CF"/>
+              <w:left w:val="single" w:sz="6" w:space="0" w:color="C9D3CF"/>
+              <w:bottom w:val="single" w:sz="6" w:space="0" w:color="C9D3CF"/>
+              <w:right w:val="single" w:sz="6" w:space="0" w:color="C9D3CF"/>
+            </w:tcBorders>
+            <w:tcMar>
+              <w:top w:w="60" w:type="dxa"/>
+              <w:left w:w="100" w:type="dxa"/>
+              <w:bottom w:w="60" w:type="dxa"/>
+              <w:right w:w="100" w:type="dxa"/>
+            </w:tcMar>
+            <w:hideMark/>
+          </w:tcPr>
+          <w:p>
+            <w:pPr>
+              <w:spacing w:before="80" w:after="160"/>
+              <w:rPr>
+                <w:rFonts w:ascii="Calibri" w:eastAsia="Times New Roman" w:hAnsi="Calibri" w:cs="Calibri"/>
+                <w:color w:val="1F2937"/>
+                <w:sz w:val="20"/>
+                <w:szCs w:val="20"/>
+              </w:rPr>
+            </w:pPr>
+            <w:r>
+              <w:rPr>
+                <w:rFonts w:ascii="Calibri" w:eastAsia="Times New Roman" w:hAnsi="Calibri" w:cs="Calibri"/>
+                <w:color w:val="1F2937"/>
+                <w:sz w:val="20"/>
+                <w:szCs w:val="20"/>
+              </w:rPr>
+              <w:t>Style box 'Heading 2', font box 'Calibri', size box '15.5'.</w:t>
+            </w:r>
+          </w:p>
+        </w:tc>
+        <w:tc>
+          <w:tcPr>
+            <w:tcW w:w="0" w:type="auto"/>
+            <w:tcBorders>
+              <w:top w:val="single" w:sz="6" w:space="0" w:color="C9D3CF"/>
+              <w:left w:val="single" w:sz="6" w:space="0" w:color="C9D3CF"/>
+              <w:bottom w:val="single" w:sz="6" w:space="0" w:color="C9D3CF"/>
+              <w:right w:val="single" w:sz="6" w:space="0" w:color="C9D3CF"/>
+            </w:tcBorders>
+            <w:tcMar>
+              <w:top w:w="60" w:type="dxa"/>
+              <w:left w:w="100" w:type="dxa"/>
+              <w:bottom w:w="60" w:type="dxa"/>
+              <w:right w:w="100" w:type="dxa"/>
+            </w:tcMar>
+            <w:hideMark/>
+          </w:tcPr>
+          <w:p>
+            <w:pPr>
+              <w:spacing w:before="80" w:after="160"/>
+              <w:rPr>
+                <w:rFonts w:ascii="Calibri" w:eastAsia="Times New Roman" w:hAnsi="Calibri" w:cs="Calibri"/>
+                <w:color w:val="1F2937"/>
+                <w:sz w:val="20"/>
+                <w:szCs w:val="20"/>
+              </w:rPr>
+            </w:pPr>
+            <w:r>
+              <w:rPr>
+                <w:rStyle w:val="pass1"/>
+                <w:rFonts w:ascii="Calibri" w:eastAsia="Times New Roman" w:hAnsi="Calibri" w:cs="Calibri"/>
+                <w:sz w:val="20"/>
+                <w:szCs w:val="20"/>
+              </w:rPr>
+              <w:t>Pass</w:t>
+            </w:r>
+          </w:p>
+        </w:tc>
+      </w:tr>
+      <w:tr>
+        <w:trPr>
+          <w:cantSplit/>
+        </w:trPr>
+        <w:tc>
+          <w:tcPr>
+            <w:tcW w:w="0" w:type="auto"/>
+            <w:tcBorders>
+              <w:top w:val="single" w:sz="6" w:space="0" w:color="C9D3CF"/>
+              <w:left w:val="single" w:sz="6" w:space="0" w:color="C9D3CF"/>
+              <w:bottom w:val="single" w:sz="6" w:space="0" w:color="C9D3CF"/>
+              <w:right w:val="single" w:sz="6" w:space="0" w:color="C9D3CF"/>
+            </w:tcBorders>
+            <w:tcMar>
+              <w:top w:w="60" w:type="dxa"/>
+              <w:left w:w="100" w:type="dxa"/>
+              <w:bottom w:w="60" w:type="dxa"/>
+              <w:right w:w="100" w:type="dxa"/>
+            </w:tcMar>
+            <w:hideMark/>
+          </w:tcPr>
+          <w:p>
+            <w:pPr>
+              <w:spacing w:before="80" w:after="160"/>
+              <w:rPr>
+                <w:rFonts w:ascii="Calibri" w:eastAsia="Times New Roman" w:hAnsi="Calibri" w:cs="Calibri"/>
+                <w:color w:val="1F2937"/>
+                <w:sz w:val="20"/>
+                <w:szCs w:val="20"/>
+              </w:rPr>
+            </w:pPr>
+            <w:r>
+              <w:rPr>
+                <w:rFonts w:ascii="Calibri" w:eastAsia="Times New Roman" w:hAnsi="Calibri" w:cs="Calibri"/>
+                <w:color w:val="1F2937"/>
+                <w:sz w:val="20"/>
+                <w:szCs w:val="20"/>
+              </w:rPr>
+              <w:t>TC-111</w:t>
+            </w:r>
+          </w:p>
+        </w:tc>
+        <w:tc>
+          <w:tcPr>
+            <w:tcW w:w="0" w:type="auto"/>
+            <w:tcBorders>
+              <w:top w:val="single" w:sz="6" w:space="0" w:color="C9D3CF"/>
+              <w:left w:val="single" w:sz="6" w:space="0" w:color="C9D3CF"/>
+              <w:bottom w:val="single" w:sz="6" w:space="0" w:color="C9D3CF"/>
+              <w:right w:val="single" w:sz="6" w:space="0" w:color="C9D3CF"/>
+            </w:tcBorders>
+            <w:tcMar>
+              <w:top w:w="60" w:type="dxa"/>
+              <w:left w:w="100" w:type="dxa"/>
+              <w:bottom w:w="60" w:type="dxa"/>
+              <w:right w:w="100" w:type="dxa"/>
+            </w:tcMar>
+            <w:hideMark/>
+          </w:tcPr>
+          <w:p>
+            <w:pPr>
+              <w:spacing w:before="80" w:after="160"/>
+              <w:rPr>
+                <w:rFonts w:ascii="Calibri" w:eastAsia="Times New Roman" w:hAnsi="Calibri" w:cs="Calibri"/>
+                <w:color w:val="1F2937"/>
+                <w:sz w:val="20"/>
+                <w:szCs w:val="20"/>
+              </w:rPr>
+            </w:pPr>
+            <w:r>
+              <w:rPr>
+                <w:rFonts w:ascii="Calibri" w:eastAsia="Times New Roman" w:hAnsi="Calibri" w:cs="Calibri"/>
+                <w:color w:val="1F2937"/>
+                <w:sz w:val="20"/>
+                <w:szCs w:val="20"/>
+              </w:rPr>
+              <w:t>FR-37</w:t>
+            </w:r>
+          </w:p>
+        </w:tc>
+        <w:tc>
+          <w:tcPr>
+            <w:tcW w:w="0" w:type="auto"/>
+            <w:tcBorders>
+              <w:top w:val="single" w:sz="6" w:space="0" w:color="C9D3CF"/>
+              <w:left w:val="single" w:sz="6" w:space="0" w:color="C9D3CF"/>
+              <w:bottom w:val="single" w:sz="6" w:space="0" w:color="C9D3CF"/>
+              <w:right w:val="single" w:sz="6" w:space="0" w:color="C9D3CF"/>
+            </w:tcBorders>
+            <w:tcMar>
+              <w:top w:w="60" w:type="dxa"/>
+              <w:left w:w="100" w:type="dxa"/>
+              <w:bottom w:w="60" w:type="dxa"/>
+              <w:right w:w="100" w:type="dxa"/>
+            </w:tcMar>
+            <w:hideMark/>
+          </w:tcPr>
+          <w:p>
+            <w:pPr>
+              <w:spacing w:before="80" w:after="160"/>
+              <w:rPr>
+                <w:rFonts w:ascii="Calibri" w:eastAsia="Times New Roman" w:hAnsi="Calibri" w:cs="Calibri"/>
+                <w:color w:val="1F2937"/>
+                <w:sz w:val="20"/>
+                <w:szCs w:val="20"/>
+              </w:rPr>
+            </w:pPr>
+            <w:r>
+              <w:rPr>
+                <w:rFonts w:ascii="Calibri" w:eastAsia="Times New Roman" w:hAnsi="Calibri" w:cs="Calibri"/>
+                <w:color w:val="1F2937"/>
+                <w:sz w:val="20"/>
+                <w:szCs w:val="20"/>
+              </w:rPr>
+              <w:t>Font change is exported</w:t>
+            </w:r>
+          </w:p>
+        </w:tc>
+        <w:tc>
+          <w:tcPr>
+            <w:tcW w:w="0" w:type="auto"/>
+            <w:tcBorders>
+              <w:top w:val="single" w:sz="6" w:space="0" w:color="C9D3CF"/>
+              <w:left w:val="single" w:sz="6" w:space="0" w:color="C9D3CF"/>
+              <w:bottom w:val="single" w:sz="6" w:space="0" w:color="C9D3CF"/>
+              <w:right w:val="single" w:sz="6" w:space="0" w:color="C9D3CF"/>
+            </w:tcBorders>
+            <w:tcMar>
+              <w:top w:w="60" w:type="dxa"/>
+              <w:left w:w="100" w:type="dxa"/>
+              <w:bottom w:w="60" w:type="dxa"/>
+              <w:right w:w="100" w:type="dxa"/>
+            </w:tcMar>
+            <w:hideMark/>
+          </w:tcPr>
+          <w:p>
+            <w:pPr>
+              <w:spacing w:before="80" w:after="160"/>
+              <w:rPr>
+                <w:rFonts w:ascii="Calibri" w:eastAsia="Times New Roman" w:hAnsi="Calibri" w:cs="Calibri"/>
+                <w:color w:val="1F2937"/>
+                <w:sz w:val="20"/>
+                <w:szCs w:val="20"/>
+              </w:rPr>
+            </w:pPr>
+            <w:r>
+              <w:rPr>
+                <w:rFonts w:ascii="Calibri" w:eastAsia="Times New Roman" w:hAnsi="Calibri" w:cs="Calibri"/>
+                <w:color w:val="1F2937"/>
+                <w:sz w:val="20"/>
+                <w:szCs w:val="20"/>
+              </w:rPr>
+              <w:t>report.png recognized.</w:t>
+            </w:r>
+          </w:p>
+        </w:tc>
+        <w:tc>
+          <w:tcPr>
+            <w:tcW w:w="0" w:type="auto"/>
+            <w:tcBorders>
+              <w:top w:val="single" w:sz="6" w:space="0" w:color="C9D3CF"/>
+              <w:left w:val="single" w:sz="6" w:space="0" w:color="C9D3CF"/>
+              <w:bottom w:val="single" w:sz="6" w:space="0" w:color="C9D3CF"/>
+              <w:right w:val="single" w:sz="6" w:space="0" w:color="C9D3CF"/>
+            </w:tcBorders>
+            <w:tcMar>
+              <w:top w:w="60" w:type="dxa"/>
+              <w:left w:w="100" w:type="dxa"/>
+              <w:bottom w:w="60" w:type="dxa"/>
+              <w:right w:w="100" w:type="dxa"/>
+            </w:tcMar>
+            <w:hideMark/>
+          </w:tcPr>
+          <w:p>
+            <w:pPr>
+              <w:spacing w:before="80" w:after="160"/>
+              <w:rPr>
+                <w:rFonts w:ascii="Calibri" w:eastAsia="Times New Roman" w:hAnsi="Calibri" w:cs="Calibri"/>
+                <w:color w:val="1F2937"/>
+                <w:sz w:val="20"/>
+                <w:szCs w:val="20"/>
+              </w:rPr>
+            </w:pPr>
+            <w:r>
+              <w:rPr>
+                <w:rFonts w:ascii="Calibri" w:eastAsia="Times New Roman" w:hAnsi="Calibri" w:cs="Calibri"/>
+                <w:color w:val="1F2937"/>
+                <w:sz w:val="20"/>
+                <w:szCs w:val="20"/>
+              </w:rPr>
+              <w:t>Se</w:t>
+            </w:r>
+            <w:r>
+              <w:rPr>
+                <w:rFonts w:ascii="Calibri" w:eastAsia="Times New Roman" w:hAnsi="Calibri" w:cs="Calibri"/>
+                <w:color w:val="1F2937"/>
+                <w:sz w:val="20"/>
+                <w:szCs w:val="20"/>
+              </w:rPr>
+              <w:t>t the heading paragraph to Georgia 30 pt (same model change as the font boxes); export DOCX and HTML.</w:t>
+            </w:r>
+          </w:p>
+        </w:tc>
+        <w:tc>
+          <w:tcPr>
+            <w:tcW w:w="0" w:type="auto"/>
+            <w:tcBorders>
+              <w:top w:val="single" w:sz="6" w:space="0" w:color="C9D3CF"/>
+              <w:left w:val="single" w:sz="6" w:space="0" w:color="C9D3CF"/>
+              <w:bottom w:val="single" w:sz="6" w:space="0" w:color="C9D3CF"/>
+              <w:right w:val="single" w:sz="6" w:space="0" w:color="C9D3CF"/>
+            </w:tcBorders>
+            <w:tcMar>
+              <w:top w:w="60" w:type="dxa"/>
+              <w:left w:w="100" w:type="dxa"/>
+              <w:bottom w:w="60" w:type="dxa"/>
+              <w:right w:w="100" w:type="dxa"/>
+            </w:tcMar>
+            <w:hideMark/>
+          </w:tcPr>
+          <w:p>
+            <w:pPr>
+              <w:spacing w:before="80" w:after="160"/>
+              <w:rPr>
+                <w:rFonts w:ascii="Calibri" w:eastAsia="Times New Roman" w:hAnsi="Calibri" w:cs="Calibri"/>
+                <w:color w:val="1F2937"/>
+                <w:sz w:val="20"/>
+                <w:szCs w:val="20"/>
+              </w:rPr>
+            </w:pPr>
+            <w:r>
+              <w:rPr>
+                <w:rFonts w:ascii="Calibri" w:eastAsia="Times New Roman" w:hAnsi="Calibri" w:cs="Calibri"/>
+                <w:color w:val="1F2937"/>
+                <w:sz w:val="20"/>
+                <w:szCs w:val="20"/>
+              </w:rPr>
+              <w:t>document.xml contains a Georgia run with w:sz=60; HTML contains font-size:30pt with font-family 'Georgia'.</w:t>
+            </w:r>
+          </w:p>
+        </w:tc>
+        <w:tc>
+          <w:tcPr>
+            <w:tcW w:w="0" w:type="auto"/>
+            <w:tcBorders>
+              <w:top w:val="single" w:sz="6" w:space="0" w:color="C9D3CF"/>
+              <w:left w:val="single" w:sz="6" w:space="0" w:color="C9D3CF"/>
+              <w:bottom w:val="single" w:sz="6" w:space="0" w:color="C9D3CF"/>
+              <w:right w:val="single" w:sz="6" w:space="0" w:color="C9D3CF"/>
+            </w:tcBorders>
+            <w:tcMar>
+              <w:top w:w="60" w:type="dxa"/>
+              <w:left w:w="100" w:type="dxa"/>
+              <w:bottom w:w="60" w:type="dxa"/>
+              <w:right w:w="100" w:type="dxa"/>
+            </w:tcMar>
+            <w:hideMark/>
+          </w:tcPr>
+          <w:p>
+            <w:pPr>
+              <w:spacing w:before="80" w:after="160"/>
+              <w:rPr>
+                <w:rFonts w:ascii="Calibri" w:eastAsia="Times New Roman" w:hAnsi="Calibri" w:cs="Calibri"/>
+                <w:color w:val="1F2937"/>
+                <w:sz w:val="20"/>
+                <w:szCs w:val="20"/>
+              </w:rPr>
+            </w:pPr>
+            <w:r>
+              <w:rPr>
+                <w:rStyle w:val="pass1"/>
+                <w:rFonts w:ascii="Calibri" w:eastAsia="Times New Roman" w:hAnsi="Calibri" w:cs="Calibri"/>
+                <w:sz w:val="20"/>
+                <w:szCs w:val="20"/>
+              </w:rPr>
+              <w:t>Pass</w:t>
+            </w:r>
+          </w:p>
+        </w:tc>
+      </w:tr>
+      <w:tr>
+        <w:trPr>
+          <w:cantSplit/>
+        </w:trPr>
+        <w:tc>
+          <w:tcPr>
+            <w:tcW w:w="0" w:type="auto"/>
+            <w:tcBorders>
+              <w:top w:val="single" w:sz="6" w:space="0" w:color="C9D3CF"/>
+              <w:left w:val="single" w:sz="6" w:space="0" w:color="C9D3CF"/>
+              <w:bottom w:val="single" w:sz="6" w:space="0" w:color="C9D3CF"/>
+              <w:right w:val="single" w:sz="6" w:space="0" w:color="C9D3CF"/>
+            </w:tcBorders>
+            <w:tcMar>
+              <w:top w:w="60" w:type="dxa"/>
+              <w:left w:w="100" w:type="dxa"/>
+              <w:bottom w:w="60" w:type="dxa"/>
+              <w:right w:w="100" w:type="dxa"/>
+            </w:tcMar>
+            <w:hideMark/>
+          </w:tcPr>
+          <w:p>
+            <w:pPr>
+              <w:spacing w:before="80" w:after="160"/>
+              <w:rPr>
+                <w:rFonts w:ascii="Calibri" w:eastAsia="Times New Roman" w:hAnsi="Calibri" w:cs="Calibri"/>
+                <w:color w:val="1F2937"/>
+                <w:sz w:val="20"/>
+                <w:szCs w:val="20"/>
+              </w:rPr>
+            </w:pPr>
+            <w:r>
+              <w:rPr>
+                <w:rFonts w:ascii="Calibri" w:eastAsia="Times New Roman" w:hAnsi="Calibri" w:cs="Calibri"/>
+                <w:color w:val="1F2937"/>
+                <w:sz w:val="20"/>
+                <w:szCs w:val="20"/>
+              </w:rPr>
+              <w:t>TC-112</w:t>
+            </w:r>
+          </w:p>
+        </w:tc>
+        <w:tc>
+          <w:tcPr>
+            <w:tcW w:w="0" w:type="auto"/>
+            <w:tcBorders>
+              <w:top w:val="single" w:sz="6" w:space="0" w:color="C9D3CF"/>
+              <w:left w:val="single" w:sz="6" w:space="0" w:color="C9D3CF"/>
+              <w:bottom w:val="single" w:sz="6" w:space="0" w:color="C9D3CF"/>
+              <w:right w:val="single" w:sz="6" w:space="0" w:color="C9D3CF"/>
+            </w:tcBorders>
+            <w:tcMar>
+              <w:top w:w="60" w:type="dxa"/>
+              <w:left w:w="100" w:type="dxa"/>
+              <w:bottom w:w="60" w:type="dxa"/>
+              <w:right w:w="100" w:type="dxa"/>
+            </w:tcMar>
+            <w:hideMark/>
+          </w:tcPr>
+          <w:p>
+            <w:pPr>
+              <w:spacing w:before="80" w:after="160"/>
+              <w:rPr>
+                <w:rFonts w:ascii="Calibri" w:eastAsia="Times New Roman" w:hAnsi="Calibri" w:cs="Calibri"/>
+                <w:color w:val="1F2937"/>
+                <w:sz w:val="20"/>
+                <w:szCs w:val="20"/>
+              </w:rPr>
+            </w:pPr>
+            <w:r>
+              <w:rPr>
+                <w:rFonts w:ascii="Calibri" w:eastAsia="Times New Roman" w:hAnsi="Calibri" w:cs="Calibri"/>
+                <w:color w:val="1F2937"/>
+                <w:sz w:val="20"/>
+                <w:szCs w:val="20"/>
+              </w:rPr>
+              <w:t>FR-37</w:t>
+            </w:r>
+          </w:p>
+        </w:tc>
+        <w:tc>
+          <w:tcPr>
+            <w:tcW w:w="0" w:type="auto"/>
+            <w:tcBorders>
+              <w:top w:val="single" w:sz="6" w:space="0" w:color="C9D3CF"/>
+              <w:left w:val="single" w:sz="6" w:space="0" w:color="C9D3CF"/>
+              <w:bottom w:val="single" w:sz="6" w:space="0" w:color="C9D3CF"/>
+              <w:right w:val="single" w:sz="6" w:space="0" w:color="C9D3CF"/>
+            </w:tcBorders>
+            <w:tcMar>
+              <w:top w:w="60" w:type="dxa"/>
+              <w:left w:w="100" w:type="dxa"/>
+              <w:bottom w:w="60" w:type="dxa"/>
+              <w:right w:w="100" w:type="dxa"/>
+            </w:tcMar>
+            <w:hideMark/>
+          </w:tcPr>
+          <w:p>
+            <w:pPr>
+              <w:spacing w:before="80" w:after="160"/>
+              <w:rPr>
+                <w:rFonts w:ascii="Calibri" w:eastAsia="Times New Roman" w:hAnsi="Calibri" w:cs="Calibri"/>
+                <w:color w:val="1F2937"/>
+                <w:sz w:val="20"/>
+                <w:szCs w:val="20"/>
+              </w:rPr>
+            </w:pPr>
+            <w:r>
+              <w:rPr>
+                <w:rFonts w:ascii="Calibri" w:eastAsia="Times New Roman" w:hAnsi="Calibri" w:cs="Calibri"/>
+                <w:color w:val="1F2937"/>
+                <w:sz w:val="20"/>
+                <w:szCs w:val="20"/>
+              </w:rPr>
+              <w:t>Font boxes — interactive</w:t>
+            </w:r>
+          </w:p>
+        </w:tc>
+        <w:tc>
+          <w:tcPr>
+            <w:tcW w:w="0" w:type="auto"/>
+            <w:tcBorders>
+              <w:top w:val="single" w:sz="6" w:space="0" w:color="C9D3CF"/>
+              <w:left w:val="single" w:sz="6" w:space="0" w:color="C9D3CF"/>
+              <w:bottom w:val="single" w:sz="6" w:space="0" w:color="C9D3CF"/>
+              <w:right w:val="single" w:sz="6" w:space="0" w:color="C9D3CF"/>
+            </w:tcBorders>
+            <w:tcMar>
+              <w:top w:w="60" w:type="dxa"/>
+              <w:left w:w="100" w:type="dxa"/>
+              <w:bottom w:w="60" w:type="dxa"/>
+              <w:right w:w="100" w:type="dxa"/>
+            </w:tcMar>
+            <w:hideMark/>
+          </w:tcPr>
+          <w:p>
+            <w:pPr>
+              <w:spacing w:before="80" w:after="160"/>
+              <w:rPr>
+                <w:rFonts w:ascii="Calibri" w:eastAsia="Times New Roman" w:hAnsi="Calibri" w:cs="Calibri"/>
+                <w:color w:val="1F2937"/>
+                <w:sz w:val="20"/>
+                <w:szCs w:val="20"/>
+              </w:rPr>
+            </w:pPr>
+            <w:r>
+              <w:rPr>
+                <w:rFonts w:ascii="Calibri" w:eastAsia="Times New Roman" w:hAnsi="Calibri" w:cs="Calibri"/>
+                <w:color w:val="1F2937"/>
+                <w:sz w:val="20"/>
+                <w:szCs w:val="20"/>
+              </w:rPr>
+              <w:t>Recognized page, line selected.</w:t>
+            </w:r>
+          </w:p>
+        </w:tc>
+        <w:tc>
+          <w:tcPr>
+            <w:tcW w:w="0" w:type="auto"/>
+            <w:tcBorders>
+              <w:top w:val="single" w:sz="6" w:space="0" w:color="C9D3CF"/>
+              <w:left w:val="single" w:sz="6" w:space="0" w:color="C9D3CF"/>
+              <w:bottom w:val="single" w:sz="6" w:space="0" w:color="C9D3CF"/>
+              <w:right w:val="single" w:sz="6" w:space="0" w:color="C9D3CF"/>
+            </w:tcBorders>
+            <w:tcMar>
+              <w:top w:w="60" w:type="dxa"/>
+              <w:left w:w="100" w:type="dxa"/>
+              <w:bottom w:w="60" w:type="dxa"/>
+              <w:right w:w="100" w:type="dxa"/>
+            </w:tcMar>
+            <w:hideMark/>
+          </w:tcPr>
+          <w:p>
+            <w:pPr>
+              <w:spacing w:before="80" w:after="160"/>
+              <w:rPr>
+                <w:rFonts w:ascii="Calibri" w:eastAsia="Times New Roman" w:hAnsi="Calibri" w:cs="Calibri"/>
+                <w:color w:val="1F2937"/>
+                <w:sz w:val="20"/>
+                <w:szCs w:val="20"/>
+              </w:rPr>
+            </w:pPr>
+            <w:r>
+              <w:rPr>
+                <w:rFonts w:ascii="Calibri" w:eastAsia="Times New Roman" w:hAnsi="Calibri" w:cs="Calibri"/>
+                <w:color w:val="1F2937"/>
+                <w:sz w:val="20"/>
+                <w:szCs w:val="20"/>
+              </w:rPr>
+              <w:t>Pick 'Times New Roman' in the font box, type 20 + Enter in the size box.</w:t>
+            </w:r>
+          </w:p>
+        </w:tc>
+        <w:tc>
+          <w:tcPr>
+            <w:tcW w:w="0" w:type="auto"/>
+            <w:tcBorders>
+              <w:top w:val="single" w:sz="6" w:space="0" w:color="C9D3CF"/>
+              <w:left w:val="single" w:sz="6" w:space="0" w:color="C9D3CF"/>
+              <w:bottom w:val="single" w:sz="6" w:space="0" w:color="C9D3CF"/>
+              <w:right w:val="single" w:sz="6" w:space="0" w:color="C9D3CF"/>
+            </w:tcBorders>
+            <w:tcMar>
+              <w:top w:w="60" w:type="dxa"/>
+              <w:left w:w="100" w:type="dxa"/>
+              <w:bottom w:w="60" w:type="dxa"/>
+              <w:right w:w="100" w:type="dxa"/>
+            </w:tcMar>
+            <w:hideMark/>
+          </w:tcPr>
+          <w:p>
+            <w:pPr>
+              <w:spacing w:before="80" w:after="160"/>
+              <w:rPr>
+                <w:rFonts w:ascii="Calibri" w:eastAsia="Times New Roman" w:hAnsi="Calibri" w:cs="Calibri"/>
+                <w:color w:val="1F2937"/>
+                <w:sz w:val="20"/>
+                <w:szCs w:val="20"/>
+              </w:rPr>
+            </w:pPr>
+            <w:r>
+              <w:rPr>
+                <w:rFonts w:ascii="Calibri" w:eastAsia="Times New Roman" w:hAnsi="Calibri" w:cs="Calibri"/>
+                <w:color w:val="1F2937"/>
+                <w:sz w:val="20"/>
+                <w:szCs w:val="20"/>
+              </w:rPr>
+              <w:t>Recognized Text shows the paragraph in Times New Roman 20 pt; status bar confirms.</w:t>
+            </w:r>
+          </w:p>
+        </w:tc>
+        <w:tc>
+          <w:tcPr>
+            <w:tcW w:w="0" w:type="auto"/>
+            <w:tcBorders>
+              <w:top w:val="single" w:sz="6" w:space="0" w:color="C9D3CF"/>
+              <w:left w:val="single" w:sz="6" w:space="0" w:color="C9D3CF"/>
+              <w:bottom w:val="single" w:sz="6" w:space="0" w:color="C9D3CF"/>
+              <w:right w:val="single" w:sz="6" w:space="0" w:color="C9D3CF"/>
+            </w:tcBorders>
+            <w:tcMar>
+              <w:top w:w="60" w:type="dxa"/>
+              <w:left w:w="100" w:type="dxa"/>
+              <w:bottom w:w="60" w:type="dxa"/>
+              <w:right w:w="100" w:type="dxa"/>
+            </w:tcMar>
+            <w:hideMark/>
+          </w:tcPr>
+          <w:p>
+            <w:pPr>
+              <w:spacing w:before="80" w:after="160"/>
+              <w:rPr>
+                <w:rFonts w:ascii="Calibri" w:eastAsia="Times New Roman" w:hAnsi="Calibri" w:cs="Calibri"/>
+                <w:color w:val="1F2937"/>
+                <w:sz w:val="20"/>
+                <w:szCs w:val="20"/>
+              </w:rPr>
+            </w:pPr>
+            <w:r>
+              <w:rPr>
+                <w:rStyle w:val="notrun1"/>
+                <w:rFonts w:ascii="Calibri" w:eastAsia="Times New Roman" w:hAnsi="Calibri" w:cs="Calibri"/>
+                <w:sz w:val="20"/>
+                <w:szCs w:val="20"/>
+              </w:rPr>
+              <w:t>Not run</w:t>
+            </w:r>
+          </w:p>
+        </w:tc>
+      </w:tr>
+      <w:tr>
+        <w:trPr>
+          <w:cantSplit/>
+        </w:trPr>
+        <w:tc>
+          <w:tcPr>
+            <w:tcW w:w="0" w:type="auto"/>
+            <w:tcBorders>
+              <w:top w:val="single" w:sz="6" w:space="0" w:color="C9D3CF"/>
+              <w:left w:val="single" w:sz="6" w:space="0" w:color="C9D3CF"/>
+              <w:bottom w:val="single" w:sz="6" w:space="0" w:color="C9D3CF"/>
+              <w:right w:val="single" w:sz="6" w:space="0" w:color="C9D3CF"/>
+            </w:tcBorders>
+            <w:tcMar>
+              <w:top w:w="60" w:type="dxa"/>
+              <w:left w:w="100" w:type="dxa"/>
+              <w:bottom w:w="60" w:type="dxa"/>
+              <w:right w:w="100" w:type="dxa"/>
+            </w:tcMar>
+            <w:hideMark/>
+          </w:tcPr>
+          <w:p>
+            <w:pPr>
+              <w:spacing w:before="80" w:after="160"/>
+              <w:rPr>
+                <w:rFonts w:ascii="Calibri" w:eastAsia="Times New Roman" w:hAnsi="Calibri" w:cs="Calibri"/>
+                <w:color w:val="1F2937"/>
+                <w:sz w:val="20"/>
+                <w:szCs w:val="20"/>
+              </w:rPr>
+            </w:pPr>
+            <w:r>
+              <w:rPr>
+                <w:rFonts w:ascii="Calibri" w:eastAsia="Times New Roman" w:hAnsi="Calibri" w:cs="Calibri"/>
+                <w:color w:val="1F2937"/>
+                <w:sz w:val="20"/>
+                <w:szCs w:val="20"/>
+              </w:rPr>
+              <w:t>TC-113</w:t>
+            </w:r>
+          </w:p>
+        </w:tc>
+        <w:tc>
+          <w:tcPr>
+            <w:tcW w:w="0" w:type="auto"/>
+            <w:tcBorders>
+              <w:top w:val="single" w:sz="6" w:space="0" w:color="C9D3CF"/>
+              <w:left w:val="single" w:sz="6" w:space="0" w:color="C9D3CF"/>
+              <w:bottom w:val="single" w:sz="6" w:space="0" w:color="C9D3CF"/>
+              <w:right w:val="single" w:sz="6" w:space="0" w:color="C9D3CF"/>
+            </w:tcBorders>
+            <w:tcMar>
+              <w:top w:w="60" w:type="dxa"/>
+              <w:left w:w="100" w:type="dxa"/>
+              <w:bottom w:w="60" w:type="dxa"/>
+              <w:right w:w="100" w:type="dxa"/>
+            </w:tcMar>
+            <w:hideMark/>
+          </w:tcPr>
+          <w:p>
+            <w:pPr>
+              <w:spacing w:before="80" w:after="160"/>
+              <w:rPr>
+                <w:rFonts w:ascii="Calibri" w:eastAsia="Times New Roman" w:hAnsi="Calibri" w:cs="Calibri"/>
+                <w:color w:val="1F2937"/>
+                <w:sz w:val="20"/>
+                <w:szCs w:val="20"/>
+              </w:rPr>
+            </w:pPr>
+            <w:r>
+              <w:rPr>
+                <w:rFonts w:ascii="Calibri" w:eastAsia="Times New Roman" w:hAnsi="Calibri" w:cs="Calibri"/>
+                <w:color w:val="1F2937"/>
+                <w:sz w:val="20"/>
+                <w:szCs w:val="20"/>
+              </w:rPr>
+              <w:t>FR-38</w:t>
+            </w:r>
+          </w:p>
+        </w:tc>
+        <w:tc>
+          <w:tcPr>
+            <w:tcW w:w="0" w:type="auto"/>
+            <w:tcBorders>
+              <w:top w:val="single" w:sz="6" w:space="0" w:color="C9D3CF"/>
+              <w:left w:val="single" w:sz="6" w:space="0" w:color="C9D3CF"/>
+              <w:bottom w:val="single" w:sz="6" w:space="0" w:color="C9D3CF"/>
+              <w:right w:val="single" w:sz="6" w:space="0" w:color="C9D3CF"/>
+            </w:tcBorders>
+            <w:tcMar>
+              <w:top w:w="60" w:type="dxa"/>
+              <w:left w:w="100" w:type="dxa"/>
+              <w:bottom w:w="60" w:type="dxa"/>
+              <w:right w:w="100" w:type="dxa"/>
+            </w:tcMar>
+            <w:hideMark/>
+          </w:tcPr>
+          <w:p>
+            <w:pPr>
+              <w:spacing w:before="80" w:after="160"/>
+              <w:rPr>
+                <w:rFonts w:ascii="Calibri" w:eastAsia="Times New Roman" w:hAnsi="Calibri" w:cs="Calibri"/>
+                <w:color w:val="1F2937"/>
+                <w:sz w:val="20"/>
+                <w:szCs w:val="20"/>
+              </w:rPr>
+            </w:pPr>
+            <w:r>
+              <w:rPr>
+                <w:rFonts w:ascii="Calibri" w:eastAsia="Times New Roman" w:hAnsi="Calibri" w:cs="Calibri"/>
+                <w:color w:val="1F2937"/>
+                <w:sz w:val="20"/>
+                <w:szCs w:val="20"/>
+              </w:rPr>
+              <w:t>Japanese interface</w:t>
+            </w:r>
+          </w:p>
+        </w:tc>
+        <w:tc>
+          <w:tcPr>
+            <w:tcW w:w="0" w:type="auto"/>
+            <w:tcBorders>
+              <w:top w:val="single" w:sz="6" w:space="0" w:color="C9D3CF"/>
+              <w:left w:val="single" w:sz="6" w:space="0" w:color="C9D3CF"/>
+              <w:bottom w:val="single" w:sz="6" w:space="0" w:color="C9D3CF"/>
+              <w:right w:val="single" w:sz="6" w:space="0" w:color="C9D3CF"/>
+            </w:tcBorders>
+            <w:tcMar>
+              <w:top w:w="60" w:type="dxa"/>
+              <w:left w:w="100" w:type="dxa"/>
+              <w:bottom w:w="60" w:type="dxa"/>
+              <w:right w:w="100" w:type="dxa"/>
+            </w:tcMar>
+            <w:hideMark/>
+          </w:tcPr>
+          <w:p>
+            <w:pPr>
+              <w:spacing w:before="80" w:after="160"/>
+              <w:rPr>
+                <w:rFonts w:ascii="Calibri" w:eastAsia="Times New Roman" w:hAnsi="Calibri" w:cs="Calibri"/>
+                <w:color w:val="1F2937"/>
+                <w:sz w:val="20"/>
+                <w:szCs w:val="20"/>
+              </w:rPr>
+            </w:pPr>
+            <w:r>
+              <w:rPr>
+                <w:rFonts w:ascii="Calibri" w:eastAsia="Times New Roman" w:hAnsi="Calibri" w:cs="Calibri"/>
+                <w:color w:val="1F2937"/>
+                <w:sz w:val="20"/>
+                <w:szCs w:val="20"/>
+              </w:rPr>
+              <w:t>Settings → Interface langua</w:t>
+            </w:r>
+            <w:r>
+              <w:rPr>
+                <w:rFonts w:ascii="Calibri" w:eastAsia="Times New Roman" w:hAnsi="Calibri" w:cs="Calibri"/>
+                <w:color w:val="1F2937"/>
+                <w:sz w:val="20"/>
+                <w:szCs w:val="20"/>
+              </w:rPr>
+              <w:t xml:space="preserve">ge = </w:t>
+            </w:r>
+            <w:r>
+              <w:rPr>
+                <w:rFonts w:ascii="MS Gothic" w:eastAsia="MS Gothic" w:hAnsi="MS Gothic" w:cs="MS Gothic" w:hint="eastAsia"/>
+                <w:color w:val="1F2937"/>
+                <w:sz w:val="20"/>
+                <w:szCs w:val="20"/>
+              </w:rPr>
+              <w:t>日本語</w:t>
+            </w:r>
+            <w:r>
+              <w:rPr>
+                <w:rFonts w:ascii="Calibri" w:eastAsia="Times New Roman" w:hAnsi="Calibri" w:cs="Calibri"/>
+                <w:color w:val="1F2937"/>
+                <w:sz w:val="20"/>
+                <w:szCs w:val="20"/>
+              </w:rPr>
+              <w:t>.</w:t>
+            </w:r>
+          </w:p>
+        </w:tc>
+        <w:tc>
+          <w:tcPr>
+            <w:tcW w:w="0" w:type="auto"/>
+            <w:tcBorders>
+              <w:top w:val="single" w:sz="6" w:space="0" w:color="C9D3CF"/>
+              <w:left w:val="single" w:sz="6" w:space="0" w:color="C9D3CF"/>
+              <w:bottom w:val="single" w:sz="6" w:space="0" w:color="C9D3CF"/>
+              <w:right w:val="single" w:sz="6" w:space="0" w:color="C9D3CF"/>
+            </w:tcBorders>
+            <w:tcMar>
+              <w:top w:w="60" w:type="dxa"/>
+              <w:left w:w="100" w:type="dxa"/>
+              <w:bottom w:w="60" w:type="dxa"/>
+              <w:right w:w="100" w:type="dxa"/>
+            </w:tcMar>
+            <w:hideMark/>
+          </w:tcPr>
+          <w:p>
+            <w:pPr>
+              <w:spacing w:before="80" w:after="160"/>
+              <w:rPr>
+                <w:rFonts w:ascii="Calibri" w:eastAsia="Times New Roman" w:hAnsi="Calibri" w:cs="Calibri"/>
+                <w:color w:val="1F2937"/>
+                <w:sz w:val="20"/>
+                <w:szCs w:val="20"/>
+              </w:rPr>
+            </w:pPr>
+            <w:r>
+              <w:rPr>
+                <w:rFonts w:ascii="Calibri" w:eastAsia="Times New Roman" w:hAnsi="Calibri" w:cs="Calibri"/>
+                <w:color w:val="1F2937"/>
+                <w:sz w:val="20"/>
+                <w:szCs w:val="20"/>
+              </w:rPr>
+              <w:t>Start the application; open every page.</w:t>
+            </w:r>
+          </w:p>
+        </w:tc>
+        <w:tc>
+          <w:tcPr>
+            <w:tcW w:w="0" w:type="auto"/>
+            <w:tcBorders>
+              <w:top w:val="single" w:sz="6" w:space="0" w:color="C9D3CF"/>
+              <w:left w:val="single" w:sz="6" w:space="0" w:color="C9D3CF"/>
+              <w:bottom w:val="single" w:sz="6" w:space="0" w:color="C9D3CF"/>
+              <w:right w:val="single" w:sz="6" w:space="0" w:color="C9D3CF"/>
+            </w:tcBorders>
+            <w:tcMar>
+              <w:top w:w="60" w:type="dxa"/>
+              <w:left w:w="100" w:type="dxa"/>
+              <w:bottom w:w="60" w:type="dxa"/>
+              <w:right w:w="100" w:type="dxa"/>
+            </w:tcMar>
+            <w:hideMark/>
+          </w:tcPr>
+          <w:p>
+            <w:pPr>
+              <w:spacing w:before="80" w:after="160"/>
+              <w:rPr>
+                <w:rFonts w:ascii="Calibri" w:eastAsia="Times New Roman" w:hAnsi="Calibri" w:cs="Calibri"/>
+                <w:color w:val="1F2937"/>
+                <w:sz w:val="20"/>
+                <w:szCs w:val="20"/>
+              </w:rPr>
+            </w:pPr>
+            <w:r>
+              <w:rPr>
+                <w:rFonts w:ascii="Calibri" w:eastAsia="Times New Roman" w:hAnsi="Calibri" w:cs="Calibri"/>
+                <w:color w:val="1F2937"/>
+                <w:sz w:val="20"/>
+                <w:szCs w:val="20"/>
+              </w:rPr>
+              <w:t>All menus, buttons, tabs, messages, trial texts in Japanese; Yu Gothic UI font.</w:t>
+            </w:r>
+          </w:p>
+        </w:tc>
+        <w:tc>
+          <w:tcPr>
+            <w:tcW w:w="0" w:type="auto"/>
+            <w:tcBorders>
+              <w:top w:val="single" w:sz="6" w:space="0" w:color="C9D3CF"/>
+              <w:left w:val="single" w:sz="6" w:space="0" w:color="C9D3CF"/>
+              <w:bottom w:val="single" w:sz="6" w:space="0" w:color="C9D3CF"/>
+              <w:right w:val="single" w:sz="6" w:space="0" w:color="C9D3CF"/>
+            </w:tcBorders>
+            <w:tcMar>
+              <w:top w:w="60" w:type="dxa"/>
+              <w:left w:w="100" w:type="dxa"/>
+              <w:bottom w:w="60" w:type="dxa"/>
+              <w:right w:w="100" w:type="dxa"/>
+            </w:tcMar>
+            <w:hideMark/>
+          </w:tcPr>
+          <w:p>
+            <w:pPr>
+              <w:spacing w:before="80" w:after="160"/>
+              <w:rPr>
+                <w:rFonts w:ascii="Calibri" w:eastAsia="Times New Roman" w:hAnsi="Calibri" w:cs="Calibri"/>
+                <w:color w:val="1F2937"/>
+                <w:sz w:val="20"/>
+                <w:szCs w:val="20"/>
+              </w:rPr>
+            </w:pPr>
+            <w:r>
+              <w:rPr>
+                <w:rStyle w:val="pass1"/>
+                <w:rFonts w:ascii="Calibri" w:eastAsia="Times New Roman" w:hAnsi="Calibri" w:cs="Calibri"/>
+                <w:sz w:val="20"/>
+                <w:szCs w:val="20"/>
+              </w:rPr>
+              <w:t>Pass</w:t>
+            </w:r>
+          </w:p>
+        </w:tc>
+      </w:tr>
+      <w:tr>
+        <w:trPr>
+          <w:cantSplit/>
+        </w:trPr>
+        <w:tc>
+          <w:tcPr>
+            <w:tcW w:w="0" w:type="auto"/>
+            <w:tcBorders>
+              <w:top w:val="single" w:sz="6" w:space="0" w:color="C9D3CF"/>
+              <w:left w:val="single" w:sz="6" w:space="0" w:color="C9D3CF"/>
+              <w:bottom w:val="single" w:sz="6" w:space="0" w:color="C9D3CF"/>
+              <w:right w:val="single" w:sz="6" w:space="0" w:color="C9D3CF"/>
+            </w:tcBorders>
+            <w:tcMar>
+              <w:top w:w="60" w:type="dxa"/>
+              <w:left w:w="100" w:type="dxa"/>
+              <w:bottom w:w="60" w:type="dxa"/>
+              <w:right w:w="100" w:type="dxa"/>
+            </w:tcMar>
+            <w:hideMark/>
+          </w:tcPr>
+          <w:p>
+            <w:pPr>
+              <w:spacing w:before="80" w:after="160"/>
+              <w:rPr>
+                <w:rFonts w:ascii="Calibri" w:eastAsia="Times New Roman" w:hAnsi="Calibri" w:cs="Calibri"/>
+                <w:color w:val="1F2937"/>
+                <w:sz w:val="20"/>
+                <w:szCs w:val="20"/>
+              </w:rPr>
+            </w:pPr>
+            <w:r>
+              <w:rPr>
+                <w:rFonts w:ascii="Calibri" w:eastAsia="Times New Roman" w:hAnsi="Calibri" w:cs="Calibri"/>
+                <w:color w:val="1F2937"/>
+                <w:sz w:val="20"/>
+                <w:szCs w:val="20"/>
+              </w:rPr>
+              <w:t>TC-114</w:t>
+            </w:r>
+          </w:p>
+        </w:tc>
+        <w:tc>
+          <w:tcPr>
+            <w:tcW w:w="0" w:type="auto"/>
+            <w:tcBorders>
+              <w:top w:val="single" w:sz="6" w:space="0" w:color="C9D3CF"/>
+              <w:left w:val="single" w:sz="6" w:space="0" w:color="C9D3CF"/>
+              <w:bottom w:val="single" w:sz="6" w:space="0" w:color="C9D3CF"/>
+              <w:right w:val="single" w:sz="6" w:space="0" w:color="C9D3CF"/>
+            </w:tcBorders>
+            <w:tcMar>
+              <w:top w:w="60" w:type="dxa"/>
+              <w:left w:w="100" w:type="dxa"/>
+              <w:bottom w:w="60" w:type="dxa"/>
+              <w:right w:w="100" w:type="dxa"/>
+            </w:tcMar>
+            <w:hideMark/>
+          </w:tcPr>
+          <w:p>
+            <w:pPr>
+              <w:spacing w:before="80" w:after="160"/>
+              <w:rPr>
+                <w:rFonts w:ascii="Calibri" w:eastAsia="Times New Roman" w:hAnsi="Calibri" w:cs="Calibri"/>
+                <w:color w:val="1F2937"/>
+                <w:sz w:val="20"/>
+                <w:szCs w:val="20"/>
+              </w:rPr>
+            </w:pPr>
+            <w:r>
+              <w:rPr>
+                <w:rFonts w:ascii="Calibri" w:eastAsia="Times New Roman" w:hAnsi="Calibri" w:cs="Calibri"/>
+                <w:color w:val="1F2937"/>
+                <w:sz w:val="20"/>
+                <w:szCs w:val="20"/>
+              </w:rPr>
+              <w:t>FR-38</w:t>
+            </w:r>
+          </w:p>
+        </w:tc>
+        <w:tc>
+          <w:tcPr>
+            <w:tcW w:w="0" w:type="auto"/>
+            <w:tcBorders>
+              <w:top w:val="single" w:sz="6" w:space="0" w:color="C9D3CF"/>
+              <w:left w:val="single" w:sz="6" w:space="0" w:color="C9D3CF"/>
+              <w:bottom w:val="single" w:sz="6" w:space="0" w:color="C9D3CF"/>
+              <w:right w:val="single" w:sz="6" w:space="0" w:color="C9D3CF"/>
+            </w:tcBorders>
+            <w:tcMar>
+              <w:top w:w="60" w:type="dxa"/>
+              <w:left w:w="100" w:type="dxa"/>
+              <w:bottom w:w="60" w:type="dxa"/>
+              <w:right w:w="100" w:type="dxa"/>
+            </w:tcMar>
+            <w:hideMark/>
+          </w:tcPr>
+          <w:p>
+            <w:pPr>
+              <w:spacing w:before="80" w:after="160"/>
+              <w:rPr>
+                <w:rFonts w:ascii="Calibri" w:eastAsia="Times New Roman" w:hAnsi="Calibri" w:cs="Calibri"/>
+                <w:color w:val="1F2937"/>
+                <w:sz w:val="20"/>
+                <w:szCs w:val="20"/>
+              </w:rPr>
+            </w:pPr>
+            <w:r>
+              <w:rPr>
+                <w:rFonts w:ascii="Calibri" w:eastAsia="Times New Roman" w:hAnsi="Calibri" w:cs="Calibri"/>
+                <w:color w:val="1F2937"/>
+                <w:sz w:val="20"/>
+                <w:szCs w:val="20"/>
+              </w:rPr>
+              <w:t>Chinese interface</w:t>
+            </w:r>
+          </w:p>
+        </w:tc>
+        <w:tc>
+          <w:tcPr>
+            <w:tcW w:w="0" w:type="auto"/>
+            <w:tcBorders>
+              <w:top w:val="single" w:sz="6" w:space="0" w:color="C9D3CF"/>
+              <w:left w:val="single" w:sz="6" w:space="0" w:color="C9D3CF"/>
+              <w:bottom w:val="single" w:sz="6" w:space="0" w:color="C9D3CF"/>
+              <w:right w:val="single" w:sz="6" w:space="0" w:color="C9D3CF"/>
+            </w:tcBorders>
+            <w:tcMar>
+              <w:top w:w="60" w:type="dxa"/>
+              <w:left w:w="100" w:type="dxa"/>
+              <w:bottom w:w="60" w:type="dxa"/>
+              <w:right w:w="100" w:type="dxa"/>
+            </w:tcMar>
+            <w:hideMark/>
+          </w:tcPr>
+          <w:p>
+            <w:pPr>
+              <w:spacing w:before="80" w:after="160"/>
+              <w:rPr>
+                <w:rFonts w:ascii="Calibri" w:eastAsia="Times New Roman" w:hAnsi="Calibri" w:cs="Calibri"/>
+                <w:color w:val="1F2937"/>
+                <w:sz w:val="20"/>
+                <w:szCs w:val="20"/>
+              </w:rPr>
+            </w:pPr>
+            <w:r>
+              <w:rPr>
+                <w:rFonts w:ascii="Calibri" w:eastAsia="Times New Roman" w:hAnsi="Calibri" w:cs="Calibri"/>
+                <w:color w:val="1F2937"/>
+                <w:sz w:val="20"/>
+                <w:szCs w:val="20"/>
+              </w:rPr>
+              <w:t xml:space="preserve">Interface language = </w:t>
+            </w:r>
+            <w:r>
+              <w:rPr>
+                <w:rFonts w:ascii="Microsoft JhengHei" w:eastAsia="Microsoft JhengHei" w:hAnsi="Microsoft JhengHei" w:cs="Microsoft JhengHei" w:hint="eastAsia"/>
+                <w:color w:val="1F2937"/>
+                <w:sz w:val="20"/>
+                <w:szCs w:val="20"/>
+              </w:rPr>
+              <w:t>简体中文</w:t>
+            </w:r>
+            <w:r>
+              <w:rPr>
+                <w:rFonts w:ascii="Calibri" w:eastAsia="Times New Roman" w:hAnsi="Calibri" w:cs="Calibri"/>
+                <w:color w:val="1F2937"/>
+                <w:sz w:val="20"/>
+                <w:szCs w:val="20"/>
+              </w:rPr>
+              <w:t>.</w:t>
+            </w:r>
+          </w:p>
+        </w:tc>
+        <w:tc>
+          <w:tcPr>
+            <w:tcW w:w="0" w:type="auto"/>
+            <w:tcBorders>
+              <w:top w:val="single" w:sz="6" w:space="0" w:color="C9D3CF"/>
+              <w:left w:val="single" w:sz="6" w:space="0" w:color="C9D3CF"/>
+              <w:bottom w:val="single" w:sz="6" w:space="0" w:color="C9D3CF"/>
+              <w:right w:val="single" w:sz="6" w:space="0" w:color="C9D3CF"/>
+            </w:tcBorders>
+            <w:tcMar>
+              <w:top w:w="60" w:type="dxa"/>
+              <w:left w:w="100" w:type="dxa"/>
+              <w:bottom w:w="60" w:type="dxa"/>
+              <w:right w:w="100" w:type="dxa"/>
+            </w:tcMar>
+            <w:hideMark/>
+          </w:tcPr>
+          <w:p>
+            <w:pPr>
+              <w:spacing w:before="80" w:after="160"/>
+              <w:rPr>
+                <w:rFonts w:ascii="Calibri" w:eastAsia="Times New Roman" w:hAnsi="Calibri" w:cs="Calibri"/>
+                <w:color w:val="1F2937"/>
+                <w:sz w:val="20"/>
+                <w:szCs w:val="20"/>
+              </w:rPr>
+            </w:pPr>
+            <w:r>
+              <w:rPr>
+                <w:rFonts w:ascii="Calibri" w:eastAsia="Times New Roman" w:hAnsi="Calibri" w:cs="Calibri"/>
+                <w:color w:val="1F2937"/>
+                <w:sz w:val="20"/>
+                <w:szCs w:val="20"/>
+              </w:rPr>
+              <w:t>Start the application; open every page.</w:t>
+            </w:r>
+          </w:p>
+        </w:tc>
+        <w:tc>
+          <w:tcPr>
+            <w:tcW w:w="0" w:type="auto"/>
+            <w:tcBorders>
+              <w:top w:val="single" w:sz="6" w:space="0" w:color="C9D3CF"/>
+              <w:left w:val="single" w:sz="6" w:space="0" w:color="C9D3CF"/>
+              <w:bottom w:val="single" w:sz="6" w:space="0" w:color="C9D3CF"/>
+              <w:right w:val="single" w:sz="6" w:space="0" w:color="C9D3CF"/>
+            </w:tcBorders>
+            <w:tcMar>
+              <w:top w:w="60" w:type="dxa"/>
+              <w:left w:w="100" w:type="dxa"/>
+              <w:bottom w:w="60" w:type="dxa"/>
+              <w:right w:w="100" w:type="dxa"/>
+            </w:tcMar>
+            <w:hideMark/>
+          </w:tcPr>
+          <w:p>
+            <w:pPr>
+              <w:spacing w:before="80" w:after="160"/>
+              <w:rPr>
+                <w:rFonts w:ascii="Calibri" w:eastAsia="Times New Roman" w:hAnsi="Calibri" w:cs="Calibri"/>
+                <w:color w:val="1F2937"/>
+                <w:sz w:val="20"/>
+                <w:szCs w:val="20"/>
+              </w:rPr>
+            </w:pPr>
+            <w:r>
+              <w:rPr>
+                <w:rFonts w:ascii="Calibri" w:eastAsia="Times New Roman" w:hAnsi="Calibri" w:cs="Calibri"/>
+                <w:color w:val="1F2937"/>
+                <w:sz w:val="20"/>
+                <w:szCs w:val="20"/>
+              </w:rPr>
+              <w:t>All texts in Simplifie</w:t>
+            </w:r>
+            <w:r>
+              <w:rPr>
+                <w:rFonts w:ascii="Calibri" w:eastAsia="Times New Roman" w:hAnsi="Calibri" w:cs="Calibri"/>
+                <w:color w:val="1F2937"/>
+                <w:sz w:val="20"/>
+                <w:szCs w:val="20"/>
+              </w:rPr>
+              <w:t xml:space="preserve">d Chinese; Microsoft YaHei UI font; Settings shows </w:t>
+            </w:r>
+            <w:r>
+              <w:rPr>
+                <w:rFonts w:ascii="MS Gothic" w:eastAsia="MS Gothic" w:hAnsi="MS Gothic" w:cs="MS Gothic" w:hint="eastAsia"/>
+                <w:color w:val="1F2937"/>
+                <w:sz w:val="20"/>
+                <w:szCs w:val="20"/>
+              </w:rPr>
+              <w:t>常</w:t>
+            </w:r>
+            <w:r>
+              <w:rPr>
+                <w:rFonts w:ascii="Microsoft JhengHei" w:eastAsia="Microsoft JhengHei" w:hAnsi="Microsoft JhengHei" w:cs="Microsoft JhengHei" w:hint="eastAsia"/>
+                <w:color w:val="1F2937"/>
+                <w:sz w:val="20"/>
+                <w:szCs w:val="20"/>
+              </w:rPr>
+              <w:t>规</w:t>
+            </w:r>
+            <w:r>
+              <w:rPr>
+                <w:rFonts w:ascii="Calibri" w:eastAsia="Times New Roman" w:hAnsi="Calibri" w:cs="Calibri"/>
+                <w:color w:val="1F2937"/>
+                <w:sz w:val="20"/>
+                <w:szCs w:val="20"/>
+              </w:rPr>
+              <w:t xml:space="preserve"> / </w:t>
+            </w:r>
+            <w:r>
+              <w:rPr>
+                <w:rFonts w:ascii="MS Gothic" w:eastAsia="MS Gothic" w:hAnsi="MS Gothic" w:cs="MS Gothic" w:hint="eastAsia"/>
+                <w:color w:val="1F2937"/>
+                <w:sz w:val="20"/>
+                <w:szCs w:val="20"/>
+              </w:rPr>
+              <w:t>界面</w:t>
+            </w:r>
+            <w:r>
+              <w:rPr>
+                <w:rFonts w:ascii="Microsoft JhengHei" w:eastAsia="Microsoft JhengHei" w:hAnsi="Microsoft JhengHei" w:cs="Microsoft JhengHei" w:hint="eastAsia"/>
+                <w:color w:val="1F2937"/>
+                <w:sz w:val="20"/>
+                <w:szCs w:val="20"/>
+              </w:rPr>
+              <w:t>语言</w:t>
+            </w:r>
+            <w:r>
+              <w:rPr>
+                <w:rFonts w:ascii="Calibri" w:eastAsia="Times New Roman" w:hAnsi="Calibri" w:cs="Calibri"/>
+                <w:color w:val="1F2937"/>
+                <w:sz w:val="20"/>
+                <w:szCs w:val="20"/>
+              </w:rPr>
+              <w:t>.</w:t>
+            </w:r>
+          </w:p>
+        </w:tc>
+        <w:tc>
+          <w:tcPr>
+            <w:tcW w:w="0" w:type="auto"/>
+            <w:tcBorders>
+              <w:top w:val="single" w:sz="6" w:space="0" w:color="C9D3CF"/>
+              <w:left w:val="single" w:sz="6" w:space="0" w:color="C9D3CF"/>
+              <w:bottom w:val="single" w:sz="6" w:space="0" w:color="C9D3CF"/>
+              <w:right w:val="single" w:sz="6" w:space="0" w:color="C9D3CF"/>
+            </w:tcBorders>
+            <w:tcMar>
+              <w:top w:w="60" w:type="dxa"/>
+              <w:left w:w="100" w:type="dxa"/>
+              <w:bottom w:w="60" w:type="dxa"/>
+              <w:right w:w="100" w:type="dxa"/>
+            </w:tcMar>
+            <w:hideMark/>
+          </w:tcPr>
+          <w:p>
+            <w:pPr>
+              <w:spacing w:before="80" w:after="160"/>
+              <w:rPr>
+                <w:rFonts w:ascii="Calibri" w:eastAsia="Times New Roman" w:hAnsi="Calibri" w:cs="Calibri"/>
+                <w:color w:val="1F2937"/>
+                <w:sz w:val="20"/>
+                <w:szCs w:val="20"/>
+              </w:rPr>
+            </w:pPr>
+            <w:r>
+              <w:rPr>
+                <w:rStyle w:val="pass1"/>
+                <w:rFonts w:ascii="Calibri" w:eastAsia="Times New Roman" w:hAnsi="Calibri" w:cs="Calibri"/>
+                <w:sz w:val="20"/>
+                <w:szCs w:val="20"/>
+              </w:rPr>
+              <w:t>Pass</w:t>
+            </w:r>
+          </w:p>
+        </w:tc>
+      </w:tr>
+      <w:tr>
+        <w:trPr>
+          <w:cantSplit/>
+        </w:trPr>
+        <w:tc>
+          <w:tcPr>
+            <w:tcW w:w="0" w:type="auto"/>
+            <w:tcBorders>
+              <w:top w:val="single" w:sz="6" w:space="0" w:color="C9D3CF"/>
+              <w:left w:val="single" w:sz="6" w:space="0" w:color="C9D3CF"/>
+              <w:bottom w:val="single" w:sz="6" w:space="0" w:color="C9D3CF"/>
+              <w:right w:val="single" w:sz="6" w:space="0" w:color="C9D3CF"/>
+            </w:tcBorders>
+            <w:tcMar>
+              <w:top w:w="60" w:type="dxa"/>
+              <w:left w:w="100" w:type="dxa"/>
+              <w:bottom w:w="60" w:type="dxa"/>
+              <w:right w:w="100" w:type="dxa"/>
+            </w:tcMar>
+            <w:hideMark/>
+          </w:tcPr>
+          <w:p>
+            <w:pPr>
+              <w:spacing w:before="80" w:after="160"/>
+              <w:rPr>
+                <w:rFonts w:ascii="Calibri" w:eastAsia="Times New Roman" w:hAnsi="Calibri" w:cs="Calibri"/>
+                <w:color w:val="1F2937"/>
+                <w:sz w:val="20"/>
+                <w:szCs w:val="20"/>
+              </w:rPr>
+            </w:pPr>
+            <w:r>
+              <w:rPr>
+                <w:rFonts w:ascii="Calibri" w:eastAsia="Times New Roman" w:hAnsi="Calibri" w:cs="Calibri"/>
+                <w:color w:val="1F2937"/>
+                <w:sz w:val="20"/>
+                <w:szCs w:val="20"/>
+              </w:rPr>
+              <w:t>TC-115</w:t>
+            </w:r>
+          </w:p>
+        </w:tc>
+        <w:tc>
+          <w:tcPr>
+            <w:tcW w:w="0" w:type="auto"/>
+            <w:tcBorders>
+              <w:top w:val="single" w:sz="6" w:space="0" w:color="C9D3CF"/>
+              <w:left w:val="single" w:sz="6" w:space="0" w:color="C9D3CF"/>
+              <w:bottom w:val="single" w:sz="6" w:space="0" w:color="C9D3CF"/>
+              <w:right w:val="single" w:sz="6" w:space="0" w:color="C9D3CF"/>
+            </w:tcBorders>
+            <w:tcMar>
+              <w:top w:w="60" w:type="dxa"/>
+              <w:left w:w="100" w:type="dxa"/>
+              <w:bottom w:w="60" w:type="dxa"/>
+              <w:right w:w="100" w:type="dxa"/>
+            </w:tcMar>
+            <w:hideMark/>
+          </w:tcPr>
+          <w:p>
+            <w:pPr>
+              <w:spacing w:before="80" w:after="160"/>
+              <w:rPr>
+                <w:rFonts w:ascii="Calibri" w:eastAsia="Times New Roman" w:hAnsi="Calibri" w:cs="Calibri"/>
+                <w:color w:val="1F2937"/>
+                <w:sz w:val="20"/>
+                <w:szCs w:val="20"/>
+              </w:rPr>
+            </w:pPr>
+            <w:r>
+              <w:rPr>
+                <w:rFonts w:ascii="Calibri" w:eastAsia="Times New Roman" w:hAnsi="Calibri" w:cs="Calibri"/>
+                <w:color w:val="1F2937"/>
+                <w:sz w:val="20"/>
+                <w:szCs w:val="20"/>
+              </w:rPr>
+              <w:t>FR-38</w:t>
+            </w:r>
+          </w:p>
+        </w:tc>
+        <w:tc>
+          <w:tcPr>
+            <w:tcW w:w="0" w:type="auto"/>
+            <w:tcBorders>
+              <w:top w:val="single" w:sz="6" w:space="0" w:color="C9D3CF"/>
+              <w:left w:val="single" w:sz="6" w:space="0" w:color="C9D3CF"/>
+              <w:bottom w:val="single" w:sz="6" w:space="0" w:color="C9D3CF"/>
+              <w:right w:val="single" w:sz="6" w:space="0" w:color="C9D3CF"/>
+            </w:tcBorders>
+            <w:tcMar>
+              <w:top w:w="60" w:type="dxa"/>
+              <w:left w:w="100" w:type="dxa"/>
+              <w:bottom w:w="60" w:type="dxa"/>
+              <w:right w:w="100" w:type="dxa"/>
+            </w:tcMar>
+            <w:hideMark/>
+          </w:tcPr>
+          <w:p>
+            <w:pPr>
+              <w:spacing w:before="80" w:after="160"/>
+              <w:rPr>
+                <w:rFonts w:ascii="Calibri" w:eastAsia="Times New Roman" w:hAnsi="Calibri" w:cs="Calibri"/>
+                <w:color w:val="1F2937"/>
+                <w:sz w:val="20"/>
+                <w:szCs w:val="20"/>
+              </w:rPr>
+            </w:pPr>
+            <w:r>
+              <w:rPr>
+                <w:rFonts w:ascii="Calibri" w:eastAsia="Times New Roman" w:hAnsi="Calibri" w:cs="Calibri"/>
+                <w:color w:val="1F2937"/>
+                <w:sz w:val="20"/>
+                <w:szCs w:val="20"/>
+              </w:rPr>
+              <w:t>Catalog completeness</w:t>
+            </w:r>
+          </w:p>
+        </w:tc>
+        <w:tc>
+          <w:tcPr>
+            <w:tcW w:w="0" w:type="auto"/>
+            <w:tcBorders>
+              <w:top w:val="single" w:sz="6" w:space="0" w:color="C9D3CF"/>
+              <w:left w:val="single" w:sz="6" w:space="0" w:color="C9D3CF"/>
+              <w:bottom w:val="single" w:sz="6" w:space="0" w:color="C9D3CF"/>
+              <w:right w:val="single" w:sz="6" w:space="0" w:color="C9D3CF"/>
+            </w:tcBorders>
+            <w:tcMar>
+              <w:top w:w="60" w:type="dxa"/>
+              <w:left w:w="100" w:type="dxa"/>
+              <w:bottom w:w="60" w:type="dxa"/>
+              <w:right w:w="100" w:type="dxa"/>
+            </w:tcMar>
+            <w:hideMark/>
+          </w:tcPr>
+          <w:p>
+            <w:pPr>
+              <w:spacing w:before="80" w:after="160"/>
+              <w:rPr>
+                <w:rFonts w:ascii="Calibri" w:eastAsia="Times New Roman" w:hAnsi="Calibri" w:cs="Calibri"/>
+                <w:color w:val="1F2937"/>
+                <w:sz w:val="20"/>
+                <w:szCs w:val="20"/>
+              </w:rPr>
+            </w:pPr>
+            <w:r>
+              <w:rPr>
+                <w:rFonts w:ascii="Calibri" w:eastAsia="Times New Roman" w:hAnsi="Calibri" w:cs="Calibri"/>
+                <w:color w:val="1F2937"/>
+                <w:sz w:val="20"/>
+                <w:szCs w:val="20"/>
+              </w:rPr>
+              <w:t>—</w:t>
+            </w:r>
+          </w:p>
+        </w:tc>
+        <w:tc>
+          <w:tcPr>
+            <w:tcW w:w="0" w:type="auto"/>
+            <w:tcBorders>
+              <w:top w:val="single" w:sz="6" w:space="0" w:color="C9D3CF"/>
+              <w:left w:val="single" w:sz="6" w:space="0" w:color="C9D3CF"/>
+              <w:bottom w:val="single" w:sz="6" w:space="0" w:color="C9D3CF"/>
+              <w:right w:val="single" w:sz="6" w:space="0" w:color="C9D3CF"/>
+            </w:tcBorders>
+            <w:tcMar>
+              <w:top w:w="60" w:type="dxa"/>
+              <w:left w:w="100" w:type="dxa"/>
+              <w:bottom w:w="60" w:type="dxa"/>
+              <w:right w:w="100" w:type="dxa"/>
+            </w:tcMar>
+            <w:hideMark/>
+          </w:tcPr>
+          <w:p>
+            <w:pPr>
+              <w:spacing w:before="80" w:after="160"/>
+              <w:rPr>
+                <w:rFonts w:ascii="Calibri" w:eastAsia="Times New Roman" w:hAnsi="Calibri" w:cs="Calibri"/>
+                <w:color w:val="1F2937"/>
+                <w:sz w:val="20"/>
+                <w:szCs w:val="20"/>
+              </w:rPr>
+            </w:pPr>
+            <w:r>
+              <w:rPr>
+                <w:rFonts w:ascii="Calibri" w:eastAsia="Times New Roman" w:hAnsi="Calibri" w:cs="Calibri"/>
+                <w:color w:val="1F2937"/>
+                <w:sz w:val="20"/>
+                <w:szCs w:val="20"/>
+              </w:rPr>
+              <w:t>python tools\i18n\po_tool.py check.</w:t>
+            </w:r>
+          </w:p>
+        </w:tc>
+        <w:tc>
+          <w:tcPr>
+            <w:tcW w:w="0" w:type="auto"/>
+            <w:tcBorders>
+              <w:top w:val="single" w:sz="6" w:space="0" w:color="C9D3CF"/>
+              <w:left w:val="single" w:sz="6" w:space="0" w:color="C9D3CF"/>
+              <w:bottom w:val="single" w:sz="6" w:space="0" w:color="C9D3CF"/>
+              <w:right w:val="single" w:sz="6" w:space="0" w:color="C9D3CF"/>
+            </w:tcBorders>
+            <w:tcMar>
+              <w:top w:w="60" w:type="dxa"/>
+              <w:left w:w="100" w:type="dxa"/>
+              <w:bottom w:w="60" w:type="dxa"/>
+              <w:right w:w="100" w:type="dxa"/>
+            </w:tcMar>
+            <w:hideMark/>
+          </w:tcPr>
+          <w:p>
+            <w:pPr>
+              <w:spacing w:before="80" w:after="160"/>
+              <w:rPr>
+                <w:rFonts w:ascii="Calibri" w:eastAsia="Times New Roman" w:hAnsi="Calibri" w:cs="Calibri"/>
+                <w:color w:val="1F2937"/>
+                <w:sz w:val="20"/>
+                <w:szCs w:val="20"/>
+              </w:rPr>
+            </w:pPr>
+            <w:r>
+              <w:rPr>
+                <w:rFonts w:ascii="Calibri" w:eastAsia="Times New Roman" w:hAnsi="Calibri" w:cs="Calibri"/>
+                <w:color w:val="1F2937"/>
+                <w:sz w:val="20"/>
+                <w:szCs w:val="20"/>
+              </w:rPr>
+              <w:t>zh_CN and ja: 286/286 translated, 0 placeholder mismatches.</w:t>
+            </w:r>
+          </w:p>
+        </w:tc>
+        <w:tc>
+          <w:tcPr>
+            <w:tcW w:w="0" w:type="auto"/>
+            <w:tcBorders>
+              <w:top w:val="single" w:sz="6" w:space="0" w:color="C9D3CF"/>
+              <w:left w:val="single" w:sz="6" w:space="0" w:color="C9D3CF"/>
+              <w:bottom w:val="single" w:sz="6" w:space="0" w:color="C9D3CF"/>
+              <w:right w:val="single" w:sz="6" w:space="0" w:color="C9D3CF"/>
+            </w:tcBorders>
+            <w:tcMar>
+              <w:top w:w="60" w:type="dxa"/>
+              <w:left w:w="100" w:type="dxa"/>
+              <w:bottom w:w="60" w:type="dxa"/>
+              <w:right w:w="100" w:type="dxa"/>
+            </w:tcMar>
+            <w:hideMark/>
+          </w:tcPr>
+          <w:p>
+            <w:pPr>
+              <w:spacing w:before="80" w:after="160"/>
+              <w:rPr>
+                <w:rFonts w:ascii="Calibri" w:eastAsia="Times New Roman" w:hAnsi="Calibri" w:cs="Calibri"/>
+                <w:color w:val="1F2937"/>
+                <w:sz w:val="20"/>
+                <w:szCs w:val="20"/>
+              </w:rPr>
+            </w:pPr>
+            <w:r>
+              <w:rPr>
+                <w:rStyle w:val="pass1"/>
+                <w:rFonts w:ascii="Calibri" w:eastAsia="Times New Roman" w:hAnsi="Calibri" w:cs="Calibri"/>
+                <w:sz w:val="20"/>
+                <w:szCs w:val="20"/>
+              </w:rPr>
+              <w:t>Pass</w:t>
+            </w:r>
+          </w:p>
+        </w:tc>
+      </w:tr>
+      <w:tr>
+        <w:trPr>
+          <w:cantSplit/>
+        </w:trPr>
+        <w:tc>
+          <w:tcPr>
+            <w:tcW w:w="0" w:type="auto"/>
+            <w:tcBorders>
+              <w:top w:val="single" w:sz="6" w:space="0" w:color="C9D3CF"/>
+              <w:left w:val="single" w:sz="6" w:space="0" w:color="C9D3CF"/>
+              <w:bottom w:val="single" w:sz="6" w:space="0" w:color="C9D3CF"/>
+              <w:right w:val="single" w:sz="6" w:space="0" w:color="C9D3CF"/>
+            </w:tcBorders>
+            <w:tcMar>
+              <w:top w:w="60" w:type="dxa"/>
+              <w:left w:w="100" w:type="dxa"/>
+              <w:bottom w:w="60" w:type="dxa"/>
+              <w:right w:w="100" w:type="dxa"/>
+            </w:tcMar>
+            <w:hideMark/>
+          </w:tcPr>
+          <w:p>
+            <w:pPr>
+              <w:spacing w:before="80" w:after="160"/>
+              <w:rPr>
+                <w:rFonts w:ascii="Calibri" w:eastAsia="Times New Roman" w:hAnsi="Calibri" w:cs="Calibri"/>
+                <w:color w:val="1F2937"/>
+                <w:sz w:val="20"/>
+                <w:szCs w:val="20"/>
+              </w:rPr>
+            </w:pPr>
+            <w:r>
+              <w:rPr>
+                <w:rFonts w:ascii="Calibri" w:eastAsia="Times New Roman" w:hAnsi="Calibri" w:cs="Calibri"/>
+                <w:color w:val="1F2937"/>
+                <w:sz w:val="20"/>
+                <w:szCs w:val="20"/>
+              </w:rPr>
+              <w:t>TC-116</w:t>
+            </w:r>
+          </w:p>
+        </w:tc>
+        <w:tc>
+          <w:tcPr>
+            <w:tcW w:w="0" w:type="auto"/>
+            <w:tcBorders>
+              <w:top w:val="single" w:sz="6" w:space="0" w:color="C9D3CF"/>
+              <w:left w:val="single" w:sz="6" w:space="0" w:color="C9D3CF"/>
+              <w:bottom w:val="single" w:sz="6" w:space="0" w:color="C9D3CF"/>
+              <w:right w:val="single" w:sz="6" w:space="0" w:color="C9D3CF"/>
+            </w:tcBorders>
+            <w:tcMar>
+              <w:top w:w="60" w:type="dxa"/>
+              <w:left w:w="100" w:type="dxa"/>
+              <w:bottom w:w="60" w:type="dxa"/>
+              <w:right w:w="100" w:type="dxa"/>
+            </w:tcMar>
+            <w:hideMark/>
+          </w:tcPr>
+          <w:p>
+            <w:pPr>
+              <w:spacing w:before="80" w:after="160"/>
+              <w:rPr>
+                <w:rFonts w:ascii="Calibri" w:eastAsia="Times New Roman" w:hAnsi="Calibri" w:cs="Calibri"/>
+                <w:color w:val="1F2937"/>
+                <w:sz w:val="20"/>
+                <w:szCs w:val="20"/>
+              </w:rPr>
+            </w:pPr>
+            <w:r>
+              <w:rPr>
+                <w:rFonts w:ascii="Calibri" w:eastAsia="Times New Roman" w:hAnsi="Calibri" w:cs="Calibri"/>
+                <w:color w:val="1F2937"/>
+                <w:sz w:val="20"/>
+                <w:szCs w:val="20"/>
+              </w:rPr>
+              <w:t>FR-38</w:t>
+            </w:r>
+          </w:p>
+        </w:tc>
+        <w:tc>
+          <w:tcPr>
+            <w:tcW w:w="0" w:type="auto"/>
+            <w:tcBorders>
+              <w:top w:val="single" w:sz="6" w:space="0" w:color="C9D3CF"/>
+              <w:left w:val="single" w:sz="6" w:space="0" w:color="C9D3CF"/>
+              <w:bottom w:val="single" w:sz="6" w:space="0" w:color="C9D3CF"/>
+              <w:right w:val="single" w:sz="6" w:space="0" w:color="C9D3CF"/>
+            </w:tcBorders>
+            <w:tcMar>
+              <w:top w:w="60" w:type="dxa"/>
+              <w:left w:w="100" w:type="dxa"/>
+              <w:bottom w:w="60" w:type="dxa"/>
+              <w:right w:w="100" w:type="dxa"/>
+            </w:tcMar>
+            <w:hideMark/>
+          </w:tcPr>
+          <w:p>
+            <w:pPr>
+              <w:spacing w:before="80" w:after="160"/>
+              <w:rPr>
+                <w:rFonts w:ascii="Calibri" w:eastAsia="Times New Roman" w:hAnsi="Calibri" w:cs="Calibri"/>
+                <w:color w:val="1F2937"/>
+                <w:sz w:val="20"/>
+                <w:szCs w:val="20"/>
+              </w:rPr>
+            </w:pPr>
+            <w:r>
+              <w:rPr>
+                <w:rFonts w:ascii="Calibri" w:eastAsia="Times New Roman" w:hAnsi="Calibri" w:cs="Calibri"/>
+                <w:color w:val="1F2937"/>
+                <w:sz w:val="20"/>
+                <w:szCs w:val="20"/>
+              </w:rPr>
+              <w:t>PO parsing</w:t>
+            </w:r>
+          </w:p>
+        </w:tc>
+        <w:tc>
+          <w:tcPr>
+            <w:tcW w:w="0" w:type="auto"/>
+            <w:tcBorders>
+              <w:top w:val="single" w:sz="6" w:space="0" w:color="C9D3CF"/>
+              <w:left w:val="single" w:sz="6" w:space="0" w:color="C9D3CF"/>
+              <w:bottom w:val="single" w:sz="6" w:space="0" w:color="C9D3CF"/>
+              <w:right w:val="single" w:sz="6" w:space="0" w:color="C9D3CF"/>
+            </w:tcBorders>
+            <w:tcMar>
+              <w:top w:w="60" w:type="dxa"/>
+              <w:left w:w="100" w:type="dxa"/>
+              <w:bottom w:w="60" w:type="dxa"/>
+              <w:right w:w="100" w:type="dxa"/>
+            </w:tcMar>
+            <w:hideMark/>
+          </w:tcPr>
+          <w:p>
+            <w:pPr>
+              <w:spacing w:before="80" w:after="160"/>
+              <w:rPr>
+                <w:rFonts w:ascii="Calibri" w:eastAsia="Times New Roman" w:hAnsi="Calibri" w:cs="Calibri"/>
+                <w:color w:val="1F2937"/>
+                <w:sz w:val="20"/>
+                <w:szCs w:val="20"/>
+              </w:rPr>
+            </w:pPr>
+            <w:r>
+              <w:rPr>
+                <w:rFonts w:ascii="Calibri" w:eastAsia="Times New Roman" w:hAnsi="Calibri" w:cs="Calibri"/>
+                <w:color w:val="1F2937"/>
+                <w:sz w:val="20"/>
+                <w:szCs w:val="20"/>
+              </w:rPr>
+              <w:t>—</w:t>
+            </w:r>
+          </w:p>
+        </w:tc>
+        <w:tc>
+          <w:tcPr>
+            <w:tcW w:w="0" w:type="auto"/>
+            <w:tcBorders>
+              <w:top w:val="single" w:sz="6" w:space="0" w:color="C9D3CF"/>
+              <w:left w:val="single" w:sz="6" w:space="0" w:color="C9D3CF"/>
+              <w:bottom w:val="single" w:sz="6" w:space="0" w:color="C9D3CF"/>
+              <w:right w:val="single" w:sz="6" w:space="0" w:color="C9D3CF"/>
+            </w:tcBorders>
+            <w:tcMar>
+              <w:top w:w="60" w:type="dxa"/>
+              <w:left w:w="100" w:type="dxa"/>
+              <w:bottom w:w="60" w:type="dxa"/>
+              <w:right w:w="100" w:type="dxa"/>
+            </w:tcMar>
+            <w:hideMark/>
+          </w:tcPr>
+          <w:p>
+            <w:pPr>
+              <w:spacing w:before="80" w:after="160"/>
+              <w:rPr>
+                <w:rFonts w:ascii="Calibri" w:eastAsia="Times New Roman" w:hAnsi="Calibri" w:cs="Calibri"/>
+                <w:color w:val="1F2937"/>
+                <w:sz w:val="20"/>
+                <w:szCs w:val="20"/>
+              </w:rPr>
+            </w:pPr>
+            <w:r>
+              <w:rPr>
+                <w:rFonts w:ascii="Calibri" w:eastAsia="Times New Roman" w:hAnsi="Calibri" w:cs="Calibri"/>
+                <w:color w:val="1F2937"/>
+                <w:sz w:val="20"/>
+                <w:szCs w:val="20"/>
+              </w:rPr>
+              <w:t>Read lang\ja.po with FalconOcr.Localization.PoFile.</w:t>
+            </w:r>
+          </w:p>
+        </w:tc>
+        <w:tc>
+          <w:tcPr>
+            <w:tcW w:w="0" w:type="auto"/>
+            <w:tcBorders>
+              <w:top w:val="single" w:sz="6" w:space="0" w:color="C9D3CF"/>
+              <w:left w:val="single" w:sz="6" w:space="0" w:color="C9D3CF"/>
+              <w:bottom w:val="single" w:sz="6" w:space="0" w:color="C9D3CF"/>
+              <w:right w:val="single" w:sz="6" w:space="0" w:color="C9D3CF"/>
+            </w:tcBorders>
+            <w:tcMar>
+              <w:top w:w="60" w:type="dxa"/>
+              <w:left w:w="100" w:type="dxa"/>
+              <w:bottom w:w="60" w:type="dxa"/>
+              <w:right w:w="100" w:type="dxa"/>
+            </w:tcMar>
+            <w:hideMark/>
+          </w:tcPr>
+          <w:p>
+            <w:pPr>
+              <w:spacing w:before="80" w:after="160"/>
+              <w:rPr>
+                <w:rFonts w:ascii="Calibri" w:eastAsia="Times New Roman" w:hAnsi="Calibri" w:cs="Calibri"/>
+                <w:color w:val="1F2937"/>
+                <w:sz w:val="20"/>
+                <w:szCs w:val="20"/>
+              </w:rPr>
+            </w:pPr>
+            <w:r>
+              <w:rPr>
+                <w:rFonts w:ascii="Calibri" w:eastAsia="Times New Roman" w:hAnsi="Calibri" w:cs="Calibri"/>
+                <w:color w:val="1F2937"/>
+                <w:sz w:val="20"/>
+                <w:szCs w:val="20"/>
+              </w:rPr>
+              <w:t>286 entries; multi-line help text, tab (\t) and backslash keys resolve.</w:t>
+            </w:r>
+          </w:p>
+        </w:tc>
+        <w:tc>
+          <w:tcPr>
+            <w:tcW w:w="0" w:type="auto"/>
+            <w:tcBorders>
+              <w:top w:val="single" w:sz="6" w:space="0" w:color="C9D3CF"/>
+              <w:left w:val="single" w:sz="6" w:space="0" w:color="C9D3CF"/>
+              <w:bottom w:val="single" w:sz="6" w:space="0" w:color="C9D3CF"/>
+              <w:right w:val="single" w:sz="6" w:space="0" w:color="C9D3CF"/>
+            </w:tcBorders>
+            <w:tcMar>
+              <w:top w:w="60" w:type="dxa"/>
+              <w:left w:w="100" w:type="dxa"/>
+              <w:bottom w:w="60" w:type="dxa"/>
+              <w:right w:w="100" w:type="dxa"/>
+            </w:tcMar>
+            <w:hideMark/>
+          </w:tcPr>
+          <w:p>
+            <w:pPr>
+              <w:spacing w:before="80" w:after="160"/>
+              <w:rPr>
+                <w:rFonts w:ascii="Calibri" w:eastAsia="Times New Roman" w:hAnsi="Calibri" w:cs="Calibri"/>
+                <w:color w:val="1F2937"/>
+                <w:sz w:val="20"/>
+                <w:szCs w:val="20"/>
+              </w:rPr>
+            </w:pPr>
+            <w:r>
+              <w:rPr>
+                <w:rStyle w:val="pass1"/>
+                <w:rFonts w:ascii="Calibri" w:eastAsia="Times New Roman" w:hAnsi="Calibri" w:cs="Calibri"/>
+                <w:sz w:val="20"/>
+                <w:szCs w:val="20"/>
+              </w:rPr>
+              <w:t>Pass</w:t>
+            </w:r>
+          </w:p>
+        </w:tc>
+      </w:tr>
+      <w:tr>
+        <w:trPr>
+          <w:cantSplit/>
+        </w:trPr>
+        <w:tc>
+          <w:tcPr>
+            <w:tcW w:w="0" w:type="auto"/>
+            <w:tcBorders>
+              <w:top w:val="single" w:sz="6" w:space="0" w:color="C9D3CF"/>
+              <w:left w:val="single" w:sz="6" w:space="0" w:color="C9D3CF"/>
+              <w:bottom w:val="single" w:sz="6" w:space="0" w:color="C9D3CF"/>
+              <w:right w:val="single" w:sz="6" w:space="0" w:color="C9D3CF"/>
+            </w:tcBorders>
+            <w:tcMar>
+              <w:top w:w="60" w:type="dxa"/>
+              <w:left w:w="100" w:type="dxa"/>
+              <w:bottom w:w="60" w:type="dxa"/>
+              <w:right w:w="100" w:type="dxa"/>
+            </w:tcMar>
+            <w:hideMark/>
+          </w:tcPr>
+          <w:p>
+            <w:pPr>
+              <w:spacing w:before="80" w:after="160"/>
+              <w:rPr>
+                <w:rFonts w:ascii="Calibri" w:eastAsia="Times New Roman" w:hAnsi="Calibri" w:cs="Calibri"/>
+                <w:color w:val="1F2937"/>
+                <w:sz w:val="20"/>
+                <w:szCs w:val="20"/>
+              </w:rPr>
+            </w:pPr>
+            <w:r>
+              <w:rPr>
+                <w:rFonts w:ascii="Calibri" w:eastAsia="Times New Roman" w:hAnsi="Calibri" w:cs="Calibri"/>
+                <w:color w:val="1F2937"/>
+                <w:sz w:val="20"/>
+                <w:szCs w:val="20"/>
+              </w:rPr>
+              <w:t>TC-117</w:t>
+            </w:r>
+          </w:p>
+        </w:tc>
+        <w:tc>
+          <w:tcPr>
+            <w:tcW w:w="0" w:type="auto"/>
+            <w:tcBorders>
+              <w:top w:val="single" w:sz="6" w:space="0" w:color="C9D3CF"/>
+              <w:left w:val="single" w:sz="6" w:space="0" w:color="C9D3CF"/>
+              <w:bottom w:val="single" w:sz="6" w:space="0" w:color="C9D3CF"/>
+              <w:right w:val="single" w:sz="6" w:space="0" w:color="C9D3CF"/>
+            </w:tcBorders>
+            <w:tcMar>
+              <w:top w:w="60" w:type="dxa"/>
+              <w:left w:w="100" w:type="dxa"/>
+              <w:bottom w:w="60" w:type="dxa"/>
+              <w:right w:w="100" w:type="dxa"/>
+            </w:tcMar>
+            <w:hideMark/>
+          </w:tcPr>
+          <w:p>
+            <w:pPr>
+              <w:spacing w:before="80" w:after="160"/>
+              <w:rPr>
+                <w:rFonts w:ascii="Calibri" w:eastAsia="Times New Roman" w:hAnsi="Calibri" w:cs="Calibri"/>
+                <w:color w:val="1F2937"/>
+                <w:sz w:val="20"/>
+                <w:szCs w:val="20"/>
+              </w:rPr>
+            </w:pPr>
+            <w:r>
+              <w:rPr>
+                <w:rFonts w:ascii="Calibri" w:eastAsia="Times New Roman" w:hAnsi="Calibri" w:cs="Calibri"/>
+                <w:color w:val="1F2937"/>
+                <w:sz w:val="20"/>
+                <w:szCs w:val="20"/>
+              </w:rPr>
+              <w:t>FR-38</w:t>
+            </w:r>
+          </w:p>
+        </w:tc>
+        <w:tc>
+          <w:tcPr>
+            <w:tcW w:w="0" w:type="auto"/>
+            <w:tcBorders>
+              <w:top w:val="single" w:sz="6" w:space="0" w:color="C9D3CF"/>
+              <w:left w:val="single" w:sz="6" w:space="0" w:color="C9D3CF"/>
+              <w:bottom w:val="single" w:sz="6" w:space="0" w:color="C9D3CF"/>
+              <w:right w:val="single" w:sz="6" w:space="0" w:color="C9D3CF"/>
+            </w:tcBorders>
+            <w:tcMar>
+              <w:top w:w="60" w:type="dxa"/>
+              <w:left w:w="100" w:type="dxa"/>
+              <w:bottom w:w="60" w:type="dxa"/>
+              <w:right w:w="100" w:type="dxa"/>
+            </w:tcMar>
+            <w:hideMark/>
+          </w:tcPr>
+          <w:p>
+            <w:pPr>
+              <w:spacing w:before="80" w:after="160"/>
+              <w:rPr>
+                <w:rFonts w:ascii="Calibri" w:eastAsia="Times New Roman" w:hAnsi="Calibri" w:cs="Calibri"/>
+                <w:color w:val="1F2937"/>
+                <w:sz w:val="20"/>
+                <w:szCs w:val="20"/>
+              </w:rPr>
+            </w:pPr>
+            <w:r>
+              <w:rPr>
+                <w:rFonts w:ascii="Calibri" w:eastAsia="Times New Roman" w:hAnsi="Calibri" w:cs="Calibri"/>
+                <w:color w:val="1F2937"/>
+                <w:sz w:val="20"/>
+                <w:szCs w:val="20"/>
+              </w:rPr>
+              <w:t>Switch language</w:t>
+            </w:r>
+          </w:p>
+        </w:tc>
+        <w:tc>
+          <w:tcPr>
+            <w:tcW w:w="0" w:type="auto"/>
+            <w:tcBorders>
+              <w:top w:val="single" w:sz="6" w:space="0" w:color="C9D3CF"/>
+              <w:left w:val="single" w:sz="6" w:space="0" w:color="C9D3CF"/>
+              <w:bottom w:val="single" w:sz="6" w:space="0" w:color="C9D3CF"/>
+              <w:right w:val="single" w:sz="6" w:space="0" w:color="C9D3CF"/>
+            </w:tcBorders>
+            <w:tcMar>
+              <w:top w:w="60" w:type="dxa"/>
+              <w:left w:w="100" w:type="dxa"/>
+              <w:bottom w:w="60" w:type="dxa"/>
+              <w:right w:w="100" w:type="dxa"/>
+            </w:tcMar>
+            <w:hideMark/>
+          </w:tcPr>
+          <w:p>
+            <w:pPr>
+              <w:spacing w:before="80" w:after="160"/>
+              <w:rPr>
+                <w:rFonts w:ascii="Calibri" w:eastAsia="Times New Roman" w:hAnsi="Calibri" w:cs="Calibri"/>
+                <w:color w:val="1F2937"/>
+                <w:sz w:val="20"/>
+                <w:szCs w:val="20"/>
+              </w:rPr>
+            </w:pPr>
+            <w:r>
+              <w:rPr>
+                <w:rFonts w:ascii="Calibri" w:eastAsia="Times New Roman" w:hAnsi="Calibri" w:cs="Calibri"/>
+                <w:color w:val="1F2937"/>
+                <w:sz w:val="20"/>
+                <w:szCs w:val="20"/>
+              </w:rPr>
+              <w:t>English interface.</w:t>
+            </w:r>
+          </w:p>
+        </w:tc>
+        <w:tc>
+          <w:tcPr>
+            <w:tcW w:w="0" w:type="auto"/>
+            <w:tcBorders>
+              <w:top w:val="single" w:sz="6" w:space="0" w:color="C9D3CF"/>
+              <w:left w:val="single" w:sz="6" w:space="0" w:color="C9D3CF"/>
+              <w:bottom w:val="single" w:sz="6" w:space="0" w:color="C9D3CF"/>
+              <w:right w:val="single" w:sz="6" w:space="0" w:color="C9D3CF"/>
+            </w:tcBorders>
+            <w:tcMar>
+              <w:top w:w="60" w:type="dxa"/>
+              <w:left w:w="100" w:type="dxa"/>
+              <w:bottom w:w="60" w:type="dxa"/>
+              <w:right w:w="100" w:type="dxa"/>
+            </w:tcMar>
+            <w:hideMark/>
+          </w:tcPr>
+          <w:p>
+            <w:pPr>
+              <w:spacing w:before="80" w:after="160"/>
+              <w:rPr>
+                <w:rFonts w:ascii="Calibri" w:eastAsia="Times New Roman" w:hAnsi="Calibri" w:cs="Calibri"/>
+                <w:color w:val="1F2937"/>
+                <w:sz w:val="20"/>
+                <w:szCs w:val="20"/>
+              </w:rPr>
+            </w:pPr>
+            <w:r>
+              <w:rPr>
+                <w:rFonts w:ascii="Calibri" w:eastAsia="Times New Roman" w:hAnsi="Calibri" w:cs="Calibri"/>
+                <w:color w:val="1F2937"/>
+                <w:sz w:val="20"/>
+                <w:szCs w:val="20"/>
+              </w:rPr>
+              <w:t xml:space="preserve">Settings → Interface language = </w:t>
+            </w:r>
+            <w:r>
+              <w:rPr>
+                <w:rFonts w:ascii="MS Gothic" w:eastAsia="MS Gothic" w:hAnsi="MS Gothic" w:cs="MS Gothic" w:hint="eastAsia"/>
+                <w:color w:val="1F2937"/>
+                <w:sz w:val="20"/>
+                <w:szCs w:val="20"/>
+              </w:rPr>
+              <w:t>日本語</w:t>
+            </w:r>
+            <w:r>
+              <w:rPr>
+                <w:rFonts w:ascii="Calibri" w:eastAsia="Times New Roman" w:hAnsi="Calibri" w:cs="Calibri"/>
+                <w:color w:val="1F2937"/>
+                <w:sz w:val="20"/>
+                <w:szCs w:val="20"/>
+              </w:rPr>
+              <w:t xml:space="preserve"> </w:t>
+            </w:r>
+            <w:r>
+              <w:rPr>
+                <w:rFonts w:ascii="Calibri" w:eastAsia="Times New Roman" w:hAnsi="Calibri" w:cs="Calibri"/>
+                <w:color w:val="1F2937"/>
+                <w:sz w:val="20"/>
+                <w:szCs w:val="20"/>
+              </w:rPr>
+              <w:t>→</w:t>
+            </w:r>
+            <w:r>
+              <w:rPr>
+                <w:rFonts w:ascii="Calibri" w:eastAsia="Times New Roman" w:hAnsi="Calibri" w:cs="Calibri"/>
+                <w:color w:val="1F2937"/>
+                <w:sz w:val="20"/>
+                <w:szCs w:val="20"/>
+              </w:rPr>
+              <w:t xml:space="preserve"> Save </w:t>
+            </w:r>
+            <w:r>
+              <w:rPr>
+                <w:rFonts w:ascii="Calibri" w:eastAsia="Times New Roman" w:hAnsi="Calibri" w:cs="Calibri"/>
+                <w:color w:val="1F2937"/>
+                <w:sz w:val="20"/>
+                <w:szCs w:val="20"/>
+              </w:rPr>
+              <w:t>→</w:t>
+            </w:r>
+            <w:r>
+              <w:rPr>
+                <w:rFonts w:ascii="Calibri" w:eastAsia="Times New Roman" w:hAnsi="Calibri" w:cs="Calibri"/>
+                <w:color w:val="1F2937"/>
+                <w:sz w:val="20"/>
+                <w:szCs w:val="20"/>
+              </w:rPr>
+              <w:t xml:space="preserve"> Yes (restart).</w:t>
+            </w:r>
+          </w:p>
+        </w:tc>
+        <w:tc>
+          <w:tcPr>
+            <w:tcW w:w="0" w:type="auto"/>
+            <w:tcBorders>
+              <w:top w:val="single" w:sz="6" w:space="0" w:color="C9D3CF"/>
+              <w:left w:val="single" w:sz="6" w:space="0" w:color="C9D3CF"/>
+              <w:bottom w:val="single" w:sz="6" w:space="0" w:color="C9D3CF"/>
+              <w:right w:val="single" w:sz="6" w:space="0" w:color="C9D3CF"/>
+            </w:tcBorders>
+            <w:tcMar>
+              <w:top w:w="60" w:type="dxa"/>
+              <w:left w:w="100" w:type="dxa"/>
+              <w:bottom w:w="60" w:type="dxa"/>
+              <w:right w:w="100" w:type="dxa"/>
+            </w:tcMar>
+            <w:hideMark/>
+          </w:tcPr>
+          <w:p>
+            <w:pPr>
+              <w:spacing w:before="80" w:after="160"/>
+              <w:rPr>
+                <w:rFonts w:ascii="Calibri" w:eastAsia="Times New Roman" w:hAnsi="Calibri" w:cs="Calibri"/>
+                <w:color w:val="1F2937"/>
+                <w:sz w:val="20"/>
+                <w:szCs w:val="20"/>
+              </w:rPr>
+            </w:pPr>
+            <w:r>
+              <w:rPr>
+                <w:rFonts w:ascii="Calibri" w:eastAsia="Times New Roman" w:hAnsi="Calibri" w:cs="Calibri"/>
+                <w:color w:val="1F2937"/>
+                <w:sz w:val="20"/>
+                <w:szCs w:val="20"/>
+              </w:rPr>
+              <w:t>Application restar</w:t>
+            </w:r>
+            <w:r>
+              <w:rPr>
+                <w:rFonts w:ascii="Calibri" w:eastAsia="Times New Roman" w:hAnsi="Calibri" w:cs="Calibri"/>
+                <w:color w:val="1F2937"/>
+                <w:sz w:val="20"/>
+                <w:szCs w:val="20"/>
+              </w:rPr>
+              <w:t>ts in Japanese; setting persists.</w:t>
+            </w:r>
+          </w:p>
+        </w:tc>
+        <w:tc>
+          <w:tcPr>
+            <w:tcW w:w="0" w:type="auto"/>
+            <w:tcBorders>
+              <w:top w:val="single" w:sz="6" w:space="0" w:color="C9D3CF"/>
+              <w:left w:val="single" w:sz="6" w:space="0" w:color="C9D3CF"/>
+              <w:bottom w:val="single" w:sz="6" w:space="0" w:color="C9D3CF"/>
+              <w:right w:val="single" w:sz="6" w:space="0" w:color="C9D3CF"/>
+            </w:tcBorders>
+            <w:tcMar>
+              <w:top w:w="60" w:type="dxa"/>
+              <w:left w:w="100" w:type="dxa"/>
+              <w:bottom w:w="60" w:type="dxa"/>
+              <w:right w:w="100" w:type="dxa"/>
+            </w:tcMar>
+            <w:hideMark/>
+          </w:tcPr>
+          <w:p>
+            <w:pPr>
+              <w:spacing w:before="80" w:after="160"/>
+              <w:rPr>
+                <w:rFonts w:ascii="Calibri" w:eastAsia="Times New Roman" w:hAnsi="Calibri" w:cs="Calibri"/>
+                <w:color w:val="1F2937"/>
+                <w:sz w:val="20"/>
+                <w:szCs w:val="20"/>
+              </w:rPr>
+            </w:pPr>
+            <w:r>
+              <w:rPr>
+                <w:rStyle w:val="notrun1"/>
+                <w:rFonts w:ascii="Calibri" w:eastAsia="Times New Roman" w:hAnsi="Calibri" w:cs="Calibri"/>
+                <w:sz w:val="20"/>
+                <w:szCs w:val="20"/>
+              </w:rPr>
+              <w:t>Not run</w:t>
+            </w:r>
+          </w:p>
+        </w:tc>
+      </w:tr>
+      <w:tr>
+        <w:trPr>
+          <w:cantSplit/>
+        </w:trPr>
+        <w:tc>
+          <w:tcPr>
+            <w:tcW w:w="0" w:type="auto"/>
+            <w:tcBorders>
+              <w:top w:val="single" w:sz="6" w:space="0" w:color="C9D3CF"/>
+              <w:left w:val="single" w:sz="6" w:space="0" w:color="C9D3CF"/>
+              <w:bottom w:val="single" w:sz="6" w:space="0" w:color="C9D3CF"/>
+              <w:right w:val="single" w:sz="6" w:space="0" w:color="C9D3CF"/>
+            </w:tcBorders>
+            <w:tcMar>
+              <w:top w:w="60" w:type="dxa"/>
+              <w:left w:w="100" w:type="dxa"/>
+              <w:bottom w:w="60" w:type="dxa"/>
+              <w:right w:w="100" w:type="dxa"/>
+            </w:tcMar>
+            <w:hideMark/>
+          </w:tcPr>
+          <w:p>
+            <w:pPr>
+              <w:spacing w:before="80" w:after="160"/>
+              <w:rPr>
+                <w:rFonts w:ascii="Calibri" w:eastAsia="Times New Roman" w:hAnsi="Calibri" w:cs="Calibri"/>
+                <w:color w:val="1F2937"/>
+                <w:sz w:val="20"/>
+                <w:szCs w:val="20"/>
+              </w:rPr>
+            </w:pPr>
+            <w:r>
+              <w:rPr>
+                <w:rFonts w:ascii="Calibri" w:eastAsia="Times New Roman" w:hAnsi="Calibri" w:cs="Calibri"/>
+                <w:color w:val="1F2937"/>
+                <w:sz w:val="20"/>
+                <w:szCs w:val="20"/>
+              </w:rPr>
+              <w:t>TC-118</w:t>
+            </w:r>
+          </w:p>
+        </w:tc>
+        <w:tc>
+          <w:tcPr>
+            <w:tcW w:w="0" w:type="auto"/>
+            <w:tcBorders>
+              <w:top w:val="single" w:sz="6" w:space="0" w:color="C9D3CF"/>
+              <w:left w:val="single" w:sz="6" w:space="0" w:color="C9D3CF"/>
+              <w:bottom w:val="single" w:sz="6" w:space="0" w:color="C9D3CF"/>
+              <w:right w:val="single" w:sz="6" w:space="0" w:color="C9D3CF"/>
+            </w:tcBorders>
+            <w:tcMar>
+              <w:top w:w="60" w:type="dxa"/>
+              <w:left w:w="100" w:type="dxa"/>
+              <w:bottom w:w="60" w:type="dxa"/>
+              <w:right w:w="100" w:type="dxa"/>
+            </w:tcMar>
+            <w:hideMark/>
+          </w:tcPr>
+          <w:p>
+            <w:pPr>
+              <w:spacing w:before="80" w:after="160"/>
+              <w:rPr>
+                <w:rFonts w:ascii="Calibri" w:eastAsia="Times New Roman" w:hAnsi="Calibri" w:cs="Calibri"/>
+                <w:color w:val="1F2937"/>
+                <w:sz w:val="20"/>
+                <w:szCs w:val="20"/>
+              </w:rPr>
+            </w:pPr>
+            <w:r>
+              <w:rPr>
+                <w:rFonts w:ascii="Calibri" w:eastAsia="Times New Roman" w:hAnsi="Calibri" w:cs="Calibri"/>
+                <w:color w:val="1F2937"/>
+                <w:sz w:val="20"/>
+                <w:szCs w:val="20"/>
+              </w:rPr>
+              <w:t>FR-39</w:t>
+            </w:r>
+          </w:p>
+        </w:tc>
+        <w:tc>
+          <w:tcPr>
+            <w:tcW w:w="0" w:type="auto"/>
+            <w:tcBorders>
+              <w:top w:val="single" w:sz="6" w:space="0" w:color="C9D3CF"/>
+              <w:left w:val="single" w:sz="6" w:space="0" w:color="C9D3CF"/>
+              <w:bottom w:val="single" w:sz="6" w:space="0" w:color="C9D3CF"/>
+              <w:right w:val="single" w:sz="6" w:space="0" w:color="C9D3CF"/>
+            </w:tcBorders>
+            <w:tcMar>
+              <w:top w:w="60" w:type="dxa"/>
+              <w:left w:w="100" w:type="dxa"/>
+              <w:bottom w:w="60" w:type="dxa"/>
+              <w:right w:w="100" w:type="dxa"/>
+            </w:tcMar>
+            <w:hideMark/>
+          </w:tcPr>
+          <w:p>
+            <w:pPr>
+              <w:spacing w:before="80" w:after="160"/>
+              <w:rPr>
+                <w:rFonts w:ascii="Calibri" w:eastAsia="Times New Roman" w:hAnsi="Calibri" w:cs="Calibri"/>
+                <w:color w:val="1F2937"/>
+                <w:sz w:val="20"/>
+                <w:szCs w:val="20"/>
+              </w:rPr>
+            </w:pPr>
+            <w:r>
+              <w:rPr>
+                <w:rFonts w:ascii="Calibri" w:eastAsia="Times New Roman" w:hAnsi="Calibri" w:cs="Calibri"/>
+                <w:color w:val="1F2937"/>
+                <w:sz w:val="20"/>
+                <w:szCs w:val="20"/>
+              </w:rPr>
+              <w:t>Collapsed sidebar at start-up</w:t>
+            </w:r>
+          </w:p>
+        </w:tc>
+        <w:tc>
+          <w:tcPr>
+            <w:tcW w:w="0" w:type="auto"/>
+            <w:tcBorders>
+              <w:top w:val="single" w:sz="6" w:space="0" w:color="C9D3CF"/>
+              <w:left w:val="single" w:sz="6" w:space="0" w:color="C9D3CF"/>
+              <w:bottom w:val="single" w:sz="6" w:space="0" w:color="C9D3CF"/>
+              <w:right w:val="single" w:sz="6" w:space="0" w:color="C9D3CF"/>
+            </w:tcBorders>
+            <w:tcMar>
+              <w:top w:w="60" w:type="dxa"/>
+              <w:left w:w="100" w:type="dxa"/>
+              <w:bottom w:w="60" w:type="dxa"/>
+              <w:right w:w="100" w:type="dxa"/>
+            </w:tcMar>
+            <w:hideMark/>
+          </w:tcPr>
+          <w:p>
+            <w:pPr>
+              <w:spacing w:before="80" w:after="160"/>
+              <w:rPr>
+                <w:rFonts w:ascii="Calibri" w:eastAsia="Times New Roman" w:hAnsi="Calibri" w:cs="Calibri"/>
+                <w:color w:val="1F2937"/>
+                <w:sz w:val="20"/>
+                <w:szCs w:val="20"/>
+              </w:rPr>
+            </w:pPr>
+            <w:r>
+              <w:rPr>
+                <w:rFonts w:ascii="Calibri" w:eastAsia="Times New Roman" w:hAnsi="Calibri" w:cs="Calibri"/>
+                <w:color w:val="1F2937"/>
+                <w:sz w:val="20"/>
+                <w:szCs w:val="20"/>
+              </w:rPr>
+              <w:t>SidebarCollapsed = true in settings.</w:t>
+            </w:r>
+          </w:p>
+        </w:tc>
+        <w:tc>
+          <w:tcPr>
+            <w:tcW w:w="0" w:type="auto"/>
+            <w:tcBorders>
+              <w:top w:val="single" w:sz="6" w:space="0" w:color="C9D3CF"/>
+              <w:left w:val="single" w:sz="6" w:space="0" w:color="C9D3CF"/>
+              <w:bottom w:val="single" w:sz="6" w:space="0" w:color="C9D3CF"/>
+              <w:right w:val="single" w:sz="6" w:space="0" w:color="C9D3CF"/>
+            </w:tcBorders>
+            <w:tcMar>
+              <w:top w:w="60" w:type="dxa"/>
+              <w:left w:w="100" w:type="dxa"/>
+              <w:bottom w:w="60" w:type="dxa"/>
+              <w:right w:w="100" w:type="dxa"/>
+            </w:tcMar>
+            <w:hideMark/>
+          </w:tcPr>
+          <w:p>
+            <w:pPr>
+              <w:spacing w:before="80" w:after="160"/>
+              <w:rPr>
+                <w:rFonts w:ascii="Calibri" w:eastAsia="Times New Roman" w:hAnsi="Calibri" w:cs="Calibri"/>
+                <w:color w:val="1F2937"/>
+                <w:sz w:val="20"/>
+                <w:szCs w:val="20"/>
+              </w:rPr>
+            </w:pPr>
+            <w:r>
+              <w:rPr>
+                <w:rFonts w:ascii="Calibri" w:eastAsia="Times New Roman" w:hAnsi="Calibri" w:cs="Calibri"/>
+                <w:color w:val="1F2937"/>
+                <w:sz w:val="20"/>
+                <w:szCs w:val="20"/>
+              </w:rPr>
+              <w:t>Start the application.</w:t>
+            </w:r>
+          </w:p>
+        </w:tc>
+        <w:tc>
+          <w:tcPr>
+            <w:tcW w:w="0" w:type="auto"/>
+            <w:tcBorders>
+              <w:top w:val="single" w:sz="6" w:space="0" w:color="C9D3CF"/>
+              <w:left w:val="single" w:sz="6" w:space="0" w:color="C9D3CF"/>
+              <w:bottom w:val="single" w:sz="6" w:space="0" w:color="C9D3CF"/>
+              <w:right w:val="single" w:sz="6" w:space="0" w:color="C9D3CF"/>
+            </w:tcBorders>
+            <w:tcMar>
+              <w:top w:w="60" w:type="dxa"/>
+              <w:left w:w="100" w:type="dxa"/>
+              <w:bottom w:w="60" w:type="dxa"/>
+              <w:right w:w="100" w:type="dxa"/>
+            </w:tcMar>
+            <w:hideMark/>
+          </w:tcPr>
+          <w:p>
+            <w:pPr>
+              <w:spacing w:before="80" w:after="160"/>
+              <w:rPr>
+                <w:rFonts w:ascii="Calibri" w:eastAsia="Times New Roman" w:hAnsi="Calibri" w:cs="Calibri"/>
+                <w:color w:val="1F2937"/>
+                <w:sz w:val="20"/>
+                <w:szCs w:val="20"/>
+              </w:rPr>
+            </w:pPr>
+            <w:r>
+              <w:rPr>
+                <w:rFonts w:ascii="Calibri" w:eastAsia="Times New Roman" w:hAnsi="Calibri" w:cs="Calibri"/>
+                <w:color w:val="1F2937"/>
+                <w:sz w:val="20"/>
+                <w:szCs w:val="20"/>
+              </w:rPr>
+              <w:t>Navigation shows icons only (64 px); » button at the bottom.</w:t>
+            </w:r>
+          </w:p>
+        </w:tc>
+        <w:tc>
+          <w:tcPr>
+            <w:tcW w:w="0" w:type="auto"/>
+            <w:tcBorders>
+              <w:top w:val="single" w:sz="6" w:space="0" w:color="C9D3CF"/>
+              <w:left w:val="single" w:sz="6" w:space="0" w:color="C9D3CF"/>
+              <w:bottom w:val="single" w:sz="6" w:space="0" w:color="C9D3CF"/>
+              <w:right w:val="single" w:sz="6" w:space="0" w:color="C9D3CF"/>
+            </w:tcBorders>
+            <w:tcMar>
+              <w:top w:w="60" w:type="dxa"/>
+              <w:left w:w="100" w:type="dxa"/>
+              <w:bottom w:w="60" w:type="dxa"/>
+              <w:right w:w="100" w:type="dxa"/>
+            </w:tcMar>
+            <w:hideMark/>
+          </w:tcPr>
+          <w:p>
+            <w:pPr>
+              <w:spacing w:before="80" w:after="160"/>
+              <w:rPr>
+                <w:rFonts w:ascii="Calibri" w:eastAsia="Times New Roman" w:hAnsi="Calibri" w:cs="Calibri"/>
+                <w:color w:val="1F2937"/>
+                <w:sz w:val="20"/>
+                <w:szCs w:val="20"/>
+              </w:rPr>
+            </w:pPr>
+            <w:r>
+              <w:rPr>
+                <w:rStyle w:val="pass1"/>
+                <w:rFonts w:ascii="Calibri" w:eastAsia="Times New Roman" w:hAnsi="Calibri" w:cs="Calibri"/>
+                <w:sz w:val="20"/>
+                <w:szCs w:val="20"/>
+              </w:rPr>
+              <w:t>Pass</w:t>
+            </w:r>
+          </w:p>
+        </w:tc>
+      </w:tr>
+      <w:tr>
+        <w:trPr>
+          <w:cantSplit/>
+        </w:trPr>
+        <w:tc>
+          <w:tcPr>
+            <w:tcW w:w="0" w:type="auto"/>
+            <w:tcBorders>
+              <w:top w:val="single" w:sz="6" w:space="0" w:color="C9D3CF"/>
+              <w:left w:val="single" w:sz="6" w:space="0" w:color="C9D3CF"/>
+              <w:bottom w:val="single" w:sz="6" w:space="0" w:color="C9D3CF"/>
+              <w:right w:val="single" w:sz="6" w:space="0" w:color="C9D3CF"/>
+            </w:tcBorders>
+            <w:tcMar>
+              <w:top w:w="60" w:type="dxa"/>
+              <w:left w:w="100" w:type="dxa"/>
+              <w:bottom w:w="60" w:type="dxa"/>
+              <w:right w:w="100" w:type="dxa"/>
+            </w:tcMar>
+            <w:hideMark/>
+          </w:tcPr>
+          <w:p>
+            <w:pPr>
+              <w:spacing w:before="80" w:after="160"/>
+              <w:rPr>
+                <w:rFonts w:ascii="Calibri" w:eastAsia="Times New Roman" w:hAnsi="Calibri" w:cs="Calibri"/>
+                <w:color w:val="1F2937"/>
+                <w:sz w:val="20"/>
+                <w:szCs w:val="20"/>
+              </w:rPr>
+            </w:pPr>
+            <w:r>
+              <w:rPr>
+                <w:rFonts w:ascii="Calibri" w:eastAsia="Times New Roman" w:hAnsi="Calibri" w:cs="Calibri"/>
+                <w:color w:val="1F2937"/>
+                <w:sz w:val="20"/>
+                <w:szCs w:val="20"/>
+              </w:rPr>
+              <w:t>TC-119</w:t>
+            </w:r>
+          </w:p>
+        </w:tc>
+        <w:tc>
+          <w:tcPr>
+            <w:tcW w:w="0" w:type="auto"/>
+            <w:tcBorders>
+              <w:top w:val="single" w:sz="6" w:space="0" w:color="C9D3CF"/>
+              <w:left w:val="single" w:sz="6" w:space="0" w:color="C9D3CF"/>
+              <w:bottom w:val="single" w:sz="6" w:space="0" w:color="C9D3CF"/>
+              <w:right w:val="single" w:sz="6" w:space="0" w:color="C9D3CF"/>
+            </w:tcBorders>
+            <w:tcMar>
+              <w:top w:w="60" w:type="dxa"/>
+              <w:left w:w="100" w:type="dxa"/>
+              <w:bottom w:w="60" w:type="dxa"/>
+              <w:right w:w="100" w:type="dxa"/>
+            </w:tcMar>
+            <w:hideMark/>
+          </w:tcPr>
+          <w:p>
+            <w:pPr>
+              <w:spacing w:before="80" w:after="160"/>
+              <w:rPr>
+                <w:rFonts w:ascii="Calibri" w:eastAsia="Times New Roman" w:hAnsi="Calibri" w:cs="Calibri"/>
+                <w:color w:val="1F2937"/>
+                <w:sz w:val="20"/>
+                <w:szCs w:val="20"/>
+              </w:rPr>
+            </w:pPr>
+            <w:r>
+              <w:rPr>
+                <w:rFonts w:ascii="Calibri" w:eastAsia="Times New Roman" w:hAnsi="Calibri" w:cs="Calibri"/>
+                <w:color w:val="1F2937"/>
+                <w:sz w:val="20"/>
+                <w:szCs w:val="20"/>
+              </w:rPr>
+              <w:t>FR-39</w:t>
+            </w:r>
+          </w:p>
+        </w:tc>
+        <w:tc>
+          <w:tcPr>
+            <w:tcW w:w="0" w:type="auto"/>
+            <w:tcBorders>
+              <w:top w:val="single" w:sz="6" w:space="0" w:color="C9D3CF"/>
+              <w:left w:val="single" w:sz="6" w:space="0" w:color="C9D3CF"/>
+              <w:bottom w:val="single" w:sz="6" w:space="0" w:color="C9D3CF"/>
+              <w:right w:val="single" w:sz="6" w:space="0" w:color="C9D3CF"/>
+            </w:tcBorders>
+            <w:tcMar>
+              <w:top w:w="60" w:type="dxa"/>
+              <w:left w:w="100" w:type="dxa"/>
+              <w:bottom w:w="60" w:type="dxa"/>
+              <w:right w:w="100" w:type="dxa"/>
+            </w:tcMar>
+            <w:hideMark/>
+          </w:tcPr>
+          <w:p>
+            <w:pPr>
+              <w:spacing w:before="80" w:after="160"/>
+              <w:rPr>
+                <w:rFonts w:ascii="Calibri" w:eastAsia="Times New Roman" w:hAnsi="Calibri" w:cs="Calibri"/>
+                <w:color w:val="1F2937"/>
+                <w:sz w:val="20"/>
+                <w:szCs w:val="20"/>
+              </w:rPr>
+            </w:pPr>
+            <w:r>
+              <w:rPr>
+                <w:rFonts w:ascii="Calibri" w:eastAsia="Times New Roman" w:hAnsi="Calibri" w:cs="Calibri"/>
+                <w:color w:val="1F2937"/>
+                <w:sz w:val="20"/>
+                <w:szCs w:val="20"/>
+              </w:rPr>
+              <w:t>Collapse / expand by click</w:t>
+            </w:r>
+          </w:p>
+        </w:tc>
+        <w:tc>
+          <w:tcPr>
+            <w:tcW w:w="0" w:type="auto"/>
+            <w:tcBorders>
+              <w:top w:val="single" w:sz="6" w:space="0" w:color="C9D3CF"/>
+              <w:left w:val="single" w:sz="6" w:space="0" w:color="C9D3CF"/>
+              <w:bottom w:val="single" w:sz="6" w:space="0" w:color="C9D3CF"/>
+              <w:right w:val="single" w:sz="6" w:space="0" w:color="C9D3CF"/>
+            </w:tcBorders>
+            <w:tcMar>
+              <w:top w:w="60" w:type="dxa"/>
+              <w:left w:w="100" w:type="dxa"/>
+              <w:bottom w:w="60" w:type="dxa"/>
+              <w:right w:w="100" w:type="dxa"/>
+            </w:tcMar>
+            <w:hideMark/>
+          </w:tcPr>
+          <w:p>
+            <w:pPr>
+              <w:spacing w:before="80" w:after="160"/>
+              <w:rPr>
+                <w:rFonts w:ascii="Calibri" w:eastAsia="Times New Roman" w:hAnsi="Calibri" w:cs="Calibri"/>
+                <w:color w:val="1F2937"/>
+                <w:sz w:val="20"/>
+                <w:szCs w:val="20"/>
+              </w:rPr>
+            </w:pPr>
+            <w:r>
+              <w:rPr>
+                <w:rFonts w:ascii="Calibri" w:eastAsia="Times New Roman" w:hAnsi="Calibri" w:cs="Calibri"/>
+                <w:color w:val="1F2937"/>
+                <w:sz w:val="20"/>
+                <w:szCs w:val="20"/>
+              </w:rPr>
+              <w:t>Sidebar expanded.</w:t>
+            </w:r>
+          </w:p>
+        </w:tc>
+        <w:tc>
+          <w:tcPr>
+            <w:tcW w:w="0" w:type="auto"/>
+            <w:tcBorders>
+              <w:top w:val="single" w:sz="6" w:space="0" w:color="C9D3CF"/>
+              <w:left w:val="single" w:sz="6" w:space="0" w:color="C9D3CF"/>
+              <w:bottom w:val="single" w:sz="6" w:space="0" w:color="C9D3CF"/>
+              <w:right w:val="single" w:sz="6" w:space="0" w:color="C9D3CF"/>
+            </w:tcBorders>
+            <w:tcMar>
+              <w:top w:w="60" w:type="dxa"/>
+              <w:left w:w="100" w:type="dxa"/>
+              <w:bottom w:w="60" w:type="dxa"/>
+              <w:right w:w="100" w:type="dxa"/>
+            </w:tcMar>
+            <w:hideMark/>
+          </w:tcPr>
+          <w:p>
+            <w:pPr>
+              <w:spacing w:before="80" w:after="160"/>
+              <w:rPr>
+                <w:rFonts w:ascii="Calibri" w:eastAsia="Times New Roman" w:hAnsi="Calibri" w:cs="Calibri"/>
+                <w:color w:val="1F2937"/>
+                <w:sz w:val="20"/>
+                <w:szCs w:val="20"/>
+              </w:rPr>
+            </w:pPr>
+            <w:r>
+              <w:rPr>
+                <w:rFonts w:ascii="Calibri" w:eastAsia="Times New Roman" w:hAnsi="Calibri" w:cs="Calibri"/>
+                <w:color w:val="1F2937"/>
+                <w:sz w:val="20"/>
+                <w:szCs w:val="20"/>
+              </w:rPr>
+              <w:t>Click « Collapse, then », restart.</w:t>
+            </w:r>
+          </w:p>
+        </w:tc>
+        <w:tc>
+          <w:tcPr>
+            <w:tcW w:w="0" w:type="auto"/>
+            <w:tcBorders>
+              <w:top w:val="single" w:sz="6" w:space="0" w:color="C9D3CF"/>
+              <w:left w:val="single" w:sz="6" w:space="0" w:color="C9D3CF"/>
+              <w:bottom w:val="single" w:sz="6" w:space="0" w:color="C9D3CF"/>
+              <w:right w:val="single" w:sz="6" w:space="0" w:color="C9D3CF"/>
+            </w:tcBorders>
+            <w:tcMar>
+              <w:top w:w="60" w:type="dxa"/>
+              <w:left w:w="100" w:type="dxa"/>
+              <w:bottom w:w="60" w:type="dxa"/>
+              <w:right w:w="100" w:type="dxa"/>
+            </w:tcMar>
+            <w:hideMark/>
+          </w:tcPr>
+          <w:p>
+            <w:pPr>
+              <w:spacing w:before="80" w:after="160"/>
+              <w:rPr>
+                <w:rFonts w:ascii="Calibri" w:eastAsia="Times New Roman" w:hAnsi="Calibri" w:cs="Calibri"/>
+                <w:color w:val="1F2937"/>
+                <w:sz w:val="20"/>
+                <w:szCs w:val="20"/>
+              </w:rPr>
+            </w:pPr>
+            <w:r>
+              <w:rPr>
+                <w:rFonts w:ascii="Calibri" w:eastAsia="Times New Roman" w:hAnsi="Calibri" w:cs="Calibri"/>
+                <w:color w:val="1F2937"/>
+                <w:sz w:val="20"/>
+                <w:szCs w:val="20"/>
+              </w:rPr>
+              <w:t>Sidebar collapses and expands; last state restored after restart; tooltips show page names when collapsed.</w:t>
+            </w:r>
+          </w:p>
+        </w:tc>
+        <w:tc>
+          <w:tcPr>
+            <w:tcW w:w="0" w:type="auto"/>
+            <w:tcBorders>
+              <w:top w:val="single" w:sz="6" w:space="0" w:color="C9D3CF"/>
+              <w:left w:val="single" w:sz="6" w:space="0" w:color="C9D3CF"/>
+              <w:bottom w:val="single" w:sz="6" w:space="0" w:color="C9D3CF"/>
+              <w:right w:val="single" w:sz="6" w:space="0" w:color="C9D3CF"/>
+            </w:tcBorders>
+            <w:tcMar>
+              <w:top w:w="60" w:type="dxa"/>
+              <w:left w:w="100" w:type="dxa"/>
+              <w:bottom w:w="60" w:type="dxa"/>
+              <w:right w:w="100" w:type="dxa"/>
+            </w:tcMar>
+            <w:hideMark/>
+          </w:tcPr>
+          <w:p>
+            <w:pPr>
+              <w:spacing w:before="80" w:after="160"/>
+              <w:rPr>
+                <w:rFonts w:ascii="Calibri" w:eastAsia="Times New Roman" w:hAnsi="Calibri" w:cs="Calibri"/>
+                <w:color w:val="1F2937"/>
+                <w:sz w:val="20"/>
+                <w:szCs w:val="20"/>
+              </w:rPr>
+            </w:pPr>
+            <w:r>
+              <w:rPr>
+                <w:rStyle w:val="notrun1"/>
+                <w:rFonts w:ascii="Calibri" w:eastAsia="Times New Roman" w:hAnsi="Calibri" w:cs="Calibri"/>
+                <w:sz w:val="20"/>
+                <w:szCs w:val="20"/>
+              </w:rPr>
+              <w:t>Not run</w:t>
+            </w:r>
+          </w:p>
+        </w:tc>
+      </w:tr>
+      <w:tr>
+        <w:trPr>
+          <w:cantSplit/>
+        </w:trPr>
+        <w:tc>
+          <w:tcPr>
+            <w:tcW w:w="0" w:type="auto"/>
+            <w:tcBorders>
+              <w:top w:val="single" w:sz="6" w:space="0" w:color="C9D3CF"/>
+              <w:left w:val="single" w:sz="6" w:space="0" w:color="C9D3CF"/>
+              <w:bottom w:val="single" w:sz="6" w:space="0" w:color="C9D3CF"/>
+              <w:right w:val="single" w:sz="6" w:space="0" w:color="C9D3CF"/>
+            </w:tcBorders>
+            <w:tcMar>
+              <w:top w:w="60" w:type="dxa"/>
+              <w:left w:w="100" w:type="dxa"/>
+              <w:bottom w:w="60" w:type="dxa"/>
+              <w:right w:w="100" w:type="dxa"/>
+            </w:tcMar>
+            <w:hideMark/>
+          </w:tcPr>
+          <w:p>
+            <w:pPr>
+              <w:spacing w:before="80" w:after="160"/>
+              <w:rPr>
+                <w:rFonts w:ascii="Calibri" w:eastAsia="Times New Roman" w:hAnsi="Calibri" w:cs="Calibri"/>
+                <w:color w:val="1F2937"/>
+                <w:sz w:val="20"/>
+                <w:szCs w:val="20"/>
+              </w:rPr>
+            </w:pPr>
+            <w:r>
+              <w:rPr>
+                <w:rFonts w:ascii="Calibri" w:eastAsia="Times New Roman" w:hAnsi="Calibri" w:cs="Calibri"/>
+                <w:color w:val="1F2937"/>
+                <w:sz w:val="20"/>
+                <w:szCs w:val="20"/>
+              </w:rPr>
+              <w:t>TC-120</w:t>
+            </w:r>
+          </w:p>
+        </w:tc>
+        <w:tc>
+          <w:tcPr>
+            <w:tcW w:w="0" w:type="auto"/>
+            <w:tcBorders>
+              <w:top w:val="single" w:sz="6" w:space="0" w:color="C9D3CF"/>
+              <w:left w:val="single" w:sz="6" w:space="0" w:color="C9D3CF"/>
+              <w:bottom w:val="single" w:sz="6" w:space="0" w:color="C9D3CF"/>
+              <w:right w:val="single" w:sz="6" w:space="0" w:color="C9D3CF"/>
+            </w:tcBorders>
+            <w:tcMar>
+              <w:top w:w="60" w:type="dxa"/>
+              <w:left w:w="100" w:type="dxa"/>
+              <w:bottom w:w="60" w:type="dxa"/>
+              <w:right w:w="100" w:type="dxa"/>
+            </w:tcMar>
+            <w:hideMark/>
+          </w:tcPr>
+          <w:p>
+            <w:pPr>
+              <w:spacing w:before="80" w:after="160"/>
+              <w:rPr>
+                <w:rFonts w:ascii="Calibri" w:eastAsia="Times New Roman" w:hAnsi="Calibri" w:cs="Calibri"/>
+                <w:color w:val="1F2937"/>
+                <w:sz w:val="20"/>
+                <w:szCs w:val="20"/>
+              </w:rPr>
+            </w:pPr>
+            <w:r>
+              <w:rPr>
+                <w:rFonts w:ascii="Calibri" w:eastAsia="Times New Roman" w:hAnsi="Calibri" w:cs="Calibri"/>
+                <w:color w:val="1F2937"/>
+                <w:sz w:val="20"/>
+                <w:szCs w:val="20"/>
+              </w:rPr>
+              <w:t>FR-40</w:t>
+            </w:r>
+          </w:p>
+        </w:tc>
+        <w:tc>
+          <w:tcPr>
+            <w:tcW w:w="0" w:type="auto"/>
+            <w:tcBorders>
+              <w:top w:val="single" w:sz="6" w:space="0" w:color="C9D3CF"/>
+              <w:left w:val="single" w:sz="6" w:space="0" w:color="C9D3CF"/>
+              <w:bottom w:val="single" w:sz="6" w:space="0" w:color="C9D3CF"/>
+              <w:right w:val="single" w:sz="6" w:space="0" w:color="C9D3CF"/>
+            </w:tcBorders>
+            <w:tcMar>
+              <w:top w:w="60" w:type="dxa"/>
+              <w:left w:w="100" w:type="dxa"/>
+              <w:bottom w:w="60" w:type="dxa"/>
+              <w:right w:w="100" w:type="dxa"/>
+            </w:tcMar>
+            <w:hideMark/>
+          </w:tcPr>
+          <w:p>
+            <w:pPr>
+              <w:spacing w:before="80" w:after="160"/>
+              <w:rPr>
+                <w:rFonts w:ascii="Calibri" w:eastAsia="Times New Roman" w:hAnsi="Calibri" w:cs="Calibri"/>
+                <w:color w:val="1F2937"/>
+                <w:sz w:val="20"/>
+                <w:szCs w:val="20"/>
+              </w:rPr>
+            </w:pPr>
+            <w:r>
+              <w:rPr>
+                <w:rFonts w:ascii="Calibri" w:eastAsia="Times New Roman" w:hAnsi="Calibri" w:cs="Calibri"/>
+                <w:color w:val="1F2937"/>
+                <w:sz w:val="20"/>
+                <w:szCs w:val="20"/>
+              </w:rPr>
+              <w:t>Stored panel width applied</w:t>
+            </w:r>
+          </w:p>
+        </w:tc>
+        <w:tc>
+          <w:tcPr>
+            <w:tcW w:w="0" w:type="auto"/>
+            <w:tcBorders>
+              <w:top w:val="single" w:sz="6" w:space="0" w:color="C9D3CF"/>
+              <w:left w:val="single" w:sz="6" w:space="0" w:color="C9D3CF"/>
+              <w:bottom w:val="single" w:sz="6" w:space="0" w:color="C9D3CF"/>
+              <w:right w:val="single" w:sz="6" w:space="0" w:color="C9D3CF"/>
+            </w:tcBorders>
+            <w:tcMar>
+              <w:top w:w="60" w:type="dxa"/>
+              <w:left w:w="100" w:type="dxa"/>
+              <w:bottom w:w="60" w:type="dxa"/>
+              <w:right w:w="100" w:type="dxa"/>
+            </w:tcMar>
+            <w:hideMark/>
+          </w:tcPr>
+          <w:p>
+            <w:pPr>
+              <w:spacing w:before="80" w:after="160"/>
+              <w:rPr>
+                <w:rFonts w:ascii="Calibri" w:eastAsia="Times New Roman" w:hAnsi="Calibri" w:cs="Calibri"/>
+                <w:color w:val="1F2937"/>
+                <w:sz w:val="20"/>
+                <w:szCs w:val="20"/>
+              </w:rPr>
+            </w:pPr>
+            <w:r>
+              <w:rPr>
+                <w:rFonts w:ascii="Calibri" w:eastAsia="Times New Roman" w:hAnsi="Calibri" w:cs="Calibri"/>
+                <w:color w:val="1F2937"/>
+                <w:sz w:val="20"/>
+                <w:szCs w:val="20"/>
+              </w:rPr>
+              <w:t>RightPanelWidth = 420 in settings.</w:t>
+            </w:r>
+          </w:p>
+        </w:tc>
+        <w:tc>
+          <w:tcPr>
+            <w:tcW w:w="0" w:type="auto"/>
+            <w:tcBorders>
+              <w:top w:val="single" w:sz="6" w:space="0" w:color="C9D3CF"/>
+              <w:left w:val="single" w:sz="6" w:space="0" w:color="C9D3CF"/>
+              <w:bottom w:val="single" w:sz="6" w:space="0" w:color="C9D3CF"/>
+              <w:right w:val="single" w:sz="6" w:space="0" w:color="C9D3CF"/>
+            </w:tcBorders>
+            <w:tcMar>
+              <w:top w:w="60" w:type="dxa"/>
+              <w:left w:w="100" w:type="dxa"/>
+              <w:bottom w:w="60" w:type="dxa"/>
+              <w:right w:w="100" w:type="dxa"/>
+            </w:tcMar>
+            <w:hideMark/>
+          </w:tcPr>
+          <w:p>
+            <w:pPr>
+              <w:spacing w:before="80" w:after="160"/>
+              <w:rPr>
+                <w:rFonts w:ascii="Calibri" w:eastAsia="Times New Roman" w:hAnsi="Calibri" w:cs="Calibri"/>
+                <w:color w:val="1F2937"/>
+                <w:sz w:val="20"/>
+                <w:szCs w:val="20"/>
+              </w:rPr>
+            </w:pPr>
+            <w:r>
+              <w:rPr>
+                <w:rFonts w:ascii="Calibri" w:eastAsia="Times New Roman" w:hAnsi="Calibri" w:cs="Calibri"/>
+                <w:color w:val="1F2937"/>
+                <w:sz w:val="20"/>
+                <w:szCs w:val="20"/>
+              </w:rPr>
+              <w:t>Start the ap</w:t>
+            </w:r>
+            <w:r>
+              <w:rPr>
+                <w:rFonts w:ascii="Calibri" w:eastAsia="Times New Roman" w:hAnsi="Calibri" w:cs="Calibri"/>
+                <w:color w:val="1F2937"/>
+                <w:sz w:val="20"/>
+                <w:szCs w:val="20"/>
+              </w:rPr>
+              <w:t>plication.</w:t>
+            </w:r>
+          </w:p>
+        </w:tc>
+        <w:tc>
+          <w:tcPr>
+            <w:tcW w:w="0" w:type="auto"/>
+            <w:tcBorders>
+              <w:top w:val="single" w:sz="6" w:space="0" w:color="C9D3CF"/>
+              <w:left w:val="single" w:sz="6" w:space="0" w:color="C9D3CF"/>
+              <w:bottom w:val="single" w:sz="6" w:space="0" w:color="C9D3CF"/>
+              <w:right w:val="single" w:sz="6" w:space="0" w:color="C9D3CF"/>
+            </w:tcBorders>
+            <w:tcMar>
+              <w:top w:w="60" w:type="dxa"/>
+              <w:left w:w="100" w:type="dxa"/>
+              <w:bottom w:w="60" w:type="dxa"/>
+              <w:right w:w="100" w:type="dxa"/>
+            </w:tcMar>
+            <w:hideMark/>
+          </w:tcPr>
+          <w:p>
+            <w:pPr>
+              <w:spacing w:before="80" w:after="160"/>
+              <w:rPr>
+                <w:rFonts w:ascii="Calibri" w:eastAsia="Times New Roman" w:hAnsi="Calibri" w:cs="Calibri"/>
+                <w:color w:val="1F2937"/>
+                <w:sz w:val="20"/>
+                <w:szCs w:val="20"/>
+              </w:rPr>
+            </w:pPr>
+            <w:r>
+              <w:rPr>
+                <w:rFonts w:ascii="Calibri" w:eastAsia="Times New Roman" w:hAnsi="Calibri" w:cs="Calibri"/>
+                <w:color w:val="1F2937"/>
+                <w:sz w:val="20"/>
+                <w:szCs w:val="20"/>
+              </w:rPr>
+              <w:t>Settings column is 420 px wide; centre area shrinks accordingly.</w:t>
+            </w:r>
+          </w:p>
+        </w:tc>
+        <w:tc>
+          <w:tcPr>
+            <w:tcW w:w="0" w:type="auto"/>
+            <w:tcBorders>
+              <w:top w:val="single" w:sz="6" w:space="0" w:color="C9D3CF"/>
+              <w:left w:val="single" w:sz="6" w:space="0" w:color="C9D3CF"/>
+              <w:bottom w:val="single" w:sz="6" w:space="0" w:color="C9D3CF"/>
+              <w:right w:val="single" w:sz="6" w:space="0" w:color="C9D3CF"/>
+            </w:tcBorders>
+            <w:tcMar>
+              <w:top w:w="60" w:type="dxa"/>
+              <w:left w:w="100" w:type="dxa"/>
+              <w:bottom w:w="60" w:type="dxa"/>
+              <w:right w:w="100" w:type="dxa"/>
+            </w:tcMar>
+            <w:hideMark/>
+          </w:tcPr>
+          <w:p>
+            <w:pPr>
+              <w:spacing w:before="80" w:after="160"/>
+              <w:rPr>
+                <w:rFonts w:ascii="Calibri" w:eastAsia="Times New Roman" w:hAnsi="Calibri" w:cs="Calibri"/>
+                <w:color w:val="1F2937"/>
+                <w:sz w:val="20"/>
+                <w:szCs w:val="20"/>
+              </w:rPr>
+            </w:pPr>
+            <w:r>
+              <w:rPr>
+                <w:rStyle w:val="pass1"/>
+                <w:rFonts w:ascii="Calibri" w:eastAsia="Times New Roman" w:hAnsi="Calibri" w:cs="Calibri"/>
+                <w:sz w:val="20"/>
+                <w:szCs w:val="20"/>
+              </w:rPr>
+              <w:t>Pass</w:t>
+            </w:r>
+          </w:p>
+        </w:tc>
+      </w:tr>
+      <w:tr>
+        <w:trPr>
+          <w:cantSplit/>
+        </w:trPr>
+        <w:tc>
+          <w:tcPr>
+            <w:tcW w:w="0" w:type="auto"/>
+            <w:tcBorders>
+              <w:top w:val="single" w:sz="6" w:space="0" w:color="C9D3CF"/>
+              <w:left w:val="single" w:sz="6" w:space="0" w:color="C9D3CF"/>
+              <w:bottom w:val="single" w:sz="6" w:space="0" w:color="C9D3CF"/>
+              <w:right w:val="single" w:sz="6" w:space="0" w:color="C9D3CF"/>
+            </w:tcBorders>
+            <w:tcMar>
+              <w:top w:w="60" w:type="dxa"/>
+              <w:left w:w="100" w:type="dxa"/>
+              <w:bottom w:w="60" w:type="dxa"/>
+              <w:right w:w="100" w:type="dxa"/>
+            </w:tcMar>
+            <w:hideMark/>
+          </w:tcPr>
+          <w:p>
+            <w:pPr>
+              <w:spacing w:before="80" w:after="160"/>
+              <w:rPr>
+                <w:rFonts w:ascii="Calibri" w:eastAsia="Times New Roman" w:hAnsi="Calibri" w:cs="Calibri"/>
+                <w:color w:val="1F2937"/>
+                <w:sz w:val="20"/>
+                <w:szCs w:val="20"/>
+              </w:rPr>
+            </w:pPr>
+            <w:r>
+              <w:rPr>
+                <w:rFonts w:ascii="Calibri" w:eastAsia="Times New Roman" w:hAnsi="Calibri" w:cs="Calibri"/>
+                <w:color w:val="1F2937"/>
+                <w:sz w:val="20"/>
+                <w:szCs w:val="20"/>
+              </w:rPr>
+              <w:t>TC-121</w:t>
+            </w:r>
+          </w:p>
+        </w:tc>
+        <w:tc>
+          <w:tcPr>
+            <w:tcW w:w="0" w:type="auto"/>
+            <w:tcBorders>
+              <w:top w:val="single" w:sz="6" w:space="0" w:color="C9D3CF"/>
+              <w:left w:val="single" w:sz="6" w:space="0" w:color="C9D3CF"/>
+              <w:bottom w:val="single" w:sz="6" w:space="0" w:color="C9D3CF"/>
+              <w:right w:val="single" w:sz="6" w:space="0" w:color="C9D3CF"/>
+            </w:tcBorders>
+            <w:tcMar>
+              <w:top w:w="60" w:type="dxa"/>
+              <w:left w:w="100" w:type="dxa"/>
+              <w:bottom w:w="60" w:type="dxa"/>
+              <w:right w:w="100" w:type="dxa"/>
+            </w:tcMar>
+            <w:hideMark/>
+          </w:tcPr>
+          <w:p>
+            <w:pPr>
+              <w:spacing w:before="80" w:after="160"/>
+              <w:rPr>
+                <w:rFonts w:ascii="Calibri" w:eastAsia="Times New Roman" w:hAnsi="Calibri" w:cs="Calibri"/>
+                <w:color w:val="1F2937"/>
+                <w:sz w:val="20"/>
+                <w:szCs w:val="20"/>
+              </w:rPr>
+            </w:pPr>
+            <w:r>
+              <w:rPr>
+                <w:rFonts w:ascii="Calibri" w:eastAsia="Times New Roman" w:hAnsi="Calibri" w:cs="Calibri"/>
+                <w:color w:val="1F2937"/>
+                <w:sz w:val="20"/>
+                <w:szCs w:val="20"/>
+              </w:rPr>
+              <w:t>FR-40</w:t>
+            </w:r>
+          </w:p>
+        </w:tc>
+        <w:tc>
+          <w:tcPr>
+            <w:tcW w:w="0" w:type="auto"/>
+            <w:tcBorders>
+              <w:top w:val="single" w:sz="6" w:space="0" w:color="C9D3CF"/>
+              <w:left w:val="single" w:sz="6" w:space="0" w:color="C9D3CF"/>
+              <w:bottom w:val="single" w:sz="6" w:space="0" w:color="C9D3CF"/>
+              <w:right w:val="single" w:sz="6" w:space="0" w:color="C9D3CF"/>
+            </w:tcBorders>
+            <w:tcMar>
+              <w:top w:w="60" w:type="dxa"/>
+              <w:left w:w="100" w:type="dxa"/>
+              <w:bottom w:w="60" w:type="dxa"/>
+              <w:right w:w="100" w:type="dxa"/>
+            </w:tcMar>
+            <w:hideMark/>
+          </w:tcPr>
+          <w:p>
+            <w:pPr>
+              <w:spacing w:before="80" w:after="160"/>
+              <w:rPr>
+                <w:rFonts w:ascii="Calibri" w:eastAsia="Times New Roman" w:hAnsi="Calibri" w:cs="Calibri"/>
+                <w:color w:val="1F2937"/>
+                <w:sz w:val="20"/>
+                <w:szCs w:val="20"/>
+              </w:rPr>
+            </w:pPr>
+            <w:r>
+              <w:rPr>
+                <w:rFonts w:ascii="Calibri" w:eastAsia="Times New Roman" w:hAnsi="Calibri" w:cs="Calibri"/>
+                <w:color w:val="1F2937"/>
+                <w:sz w:val="20"/>
+                <w:szCs w:val="20"/>
+              </w:rPr>
+              <w:t>Resize by dragging</w:t>
+            </w:r>
+          </w:p>
+        </w:tc>
+        <w:tc>
+          <w:tcPr>
+            <w:tcW w:w="0" w:type="auto"/>
+            <w:tcBorders>
+              <w:top w:val="single" w:sz="6" w:space="0" w:color="C9D3CF"/>
+              <w:left w:val="single" w:sz="6" w:space="0" w:color="C9D3CF"/>
+              <w:bottom w:val="single" w:sz="6" w:space="0" w:color="C9D3CF"/>
+              <w:right w:val="single" w:sz="6" w:space="0" w:color="C9D3CF"/>
+            </w:tcBorders>
+            <w:tcMar>
+              <w:top w:w="60" w:type="dxa"/>
+              <w:left w:w="100" w:type="dxa"/>
+              <w:bottom w:w="60" w:type="dxa"/>
+              <w:right w:w="100" w:type="dxa"/>
+            </w:tcMar>
+            <w:hideMark/>
+          </w:tcPr>
+          <w:p>
+            <w:pPr>
+              <w:spacing w:before="80" w:after="160"/>
+              <w:rPr>
+                <w:rFonts w:ascii="Calibri" w:eastAsia="Times New Roman" w:hAnsi="Calibri" w:cs="Calibri"/>
+                <w:color w:val="1F2937"/>
+                <w:sz w:val="20"/>
+                <w:szCs w:val="20"/>
+              </w:rPr>
+            </w:pPr>
+            <w:r>
+              <w:rPr>
+                <w:rFonts w:ascii="Calibri" w:eastAsia="Times New Roman" w:hAnsi="Calibri" w:cs="Calibri"/>
+                <w:color w:val="1F2937"/>
+                <w:sz w:val="20"/>
+                <w:szCs w:val="20"/>
+              </w:rPr>
+              <w:t>Workspace open.</w:t>
+            </w:r>
+          </w:p>
+        </w:tc>
+        <w:tc>
+          <w:tcPr>
+            <w:tcW w:w="0" w:type="auto"/>
+            <w:tcBorders>
+              <w:top w:val="single" w:sz="6" w:space="0" w:color="C9D3CF"/>
+              <w:left w:val="single" w:sz="6" w:space="0" w:color="C9D3CF"/>
+              <w:bottom w:val="single" w:sz="6" w:space="0" w:color="C9D3CF"/>
+              <w:right w:val="single" w:sz="6" w:space="0" w:color="C9D3CF"/>
+            </w:tcBorders>
+            <w:tcMar>
+              <w:top w:w="60" w:type="dxa"/>
+              <w:left w:w="100" w:type="dxa"/>
+              <w:bottom w:w="60" w:type="dxa"/>
+              <w:right w:w="100" w:type="dxa"/>
+            </w:tcMar>
+            <w:hideMark/>
+          </w:tcPr>
+          <w:p>
+            <w:pPr>
+              <w:spacing w:before="80" w:after="160"/>
+              <w:rPr>
+                <w:rFonts w:ascii="Calibri" w:eastAsia="Times New Roman" w:hAnsi="Calibri" w:cs="Calibri"/>
+                <w:color w:val="1F2937"/>
+                <w:sz w:val="20"/>
+                <w:szCs w:val="20"/>
+              </w:rPr>
+            </w:pPr>
+            <w:r>
+              <w:rPr>
+                <w:rFonts w:ascii="Calibri" w:eastAsia="Times New Roman" w:hAnsi="Calibri" w:cs="Calibri"/>
+                <w:color w:val="1F2937"/>
+                <w:sz w:val="20"/>
+                <w:szCs w:val="20"/>
+              </w:rPr>
+              <w:t>Drag the grip at the left edge of the settings column; restart.</w:t>
+            </w:r>
+          </w:p>
+        </w:tc>
+        <w:tc>
+          <w:tcPr>
+            <w:tcW w:w="0" w:type="auto"/>
+            <w:tcBorders>
+              <w:top w:val="single" w:sz="6" w:space="0" w:color="C9D3CF"/>
+              <w:left w:val="single" w:sz="6" w:space="0" w:color="C9D3CF"/>
+              <w:bottom w:val="single" w:sz="6" w:space="0" w:color="C9D3CF"/>
+              <w:right w:val="single" w:sz="6" w:space="0" w:color="C9D3CF"/>
+            </w:tcBorders>
+            <w:tcMar>
+              <w:top w:w="60" w:type="dxa"/>
+              <w:left w:w="100" w:type="dxa"/>
+              <w:bottom w:w="60" w:type="dxa"/>
+              <w:right w:w="100" w:type="dxa"/>
+            </w:tcMar>
+            <w:hideMark/>
+          </w:tcPr>
+          <w:p>
+            <w:pPr>
+              <w:spacing w:before="80" w:after="160"/>
+              <w:rPr>
+                <w:rFonts w:ascii="Calibri" w:eastAsia="Times New Roman" w:hAnsi="Calibri" w:cs="Calibri"/>
+                <w:color w:val="1F2937"/>
+                <w:sz w:val="20"/>
+                <w:szCs w:val="20"/>
+              </w:rPr>
+            </w:pPr>
+            <w:r>
+              <w:rPr>
+                <w:rFonts w:ascii="Calibri" w:eastAsia="Times New Roman" w:hAnsi="Calibri" w:cs="Calibri"/>
+                <w:color w:val="1F2937"/>
+                <w:sz w:val="20"/>
+                <w:szCs w:val="20"/>
+              </w:rPr>
+              <w:t>Width follows the mouse within 280–640 px (centre ≥ 560 px); width restored after restart.</w:t>
+            </w:r>
+          </w:p>
+        </w:tc>
+        <w:tc>
+          <w:tcPr>
+            <w:tcW w:w="0" w:type="auto"/>
+            <w:tcBorders>
+              <w:top w:val="single" w:sz="6" w:space="0" w:color="C9D3CF"/>
+              <w:left w:val="single" w:sz="6" w:space="0" w:color="C9D3CF"/>
+              <w:bottom w:val="single" w:sz="6" w:space="0" w:color="C9D3CF"/>
+              <w:right w:val="single" w:sz="6" w:space="0" w:color="C9D3CF"/>
+            </w:tcBorders>
+            <w:tcMar>
+              <w:top w:w="60" w:type="dxa"/>
+              <w:left w:w="100" w:type="dxa"/>
+              <w:bottom w:w="60" w:type="dxa"/>
+              <w:right w:w="100" w:type="dxa"/>
+            </w:tcMar>
+            <w:hideMark/>
+          </w:tcPr>
+          <w:p>
+            <w:pPr>
+              <w:spacing w:before="80" w:after="160"/>
+              <w:rPr>
+                <w:rFonts w:ascii="Calibri" w:eastAsia="Times New Roman" w:hAnsi="Calibri" w:cs="Calibri"/>
+                <w:color w:val="1F2937"/>
+                <w:sz w:val="20"/>
+                <w:szCs w:val="20"/>
+              </w:rPr>
+            </w:pPr>
+            <w:r>
+              <w:rPr>
+                <w:rStyle w:val="notrun1"/>
+                <w:rFonts w:ascii="Calibri" w:eastAsia="Times New Roman" w:hAnsi="Calibri" w:cs="Calibri"/>
+                <w:sz w:val="20"/>
+                <w:szCs w:val="20"/>
+              </w:rPr>
+              <w:t>Not run</w:t>
+            </w:r>
+          </w:p>
+        </w:tc>
+      </w:tr>
+      <w:tr>
+        <w:trPr>
+          <w:cantSplit/>
+        </w:trPr>
+        <w:tc>
+          <w:tcPr>
+            <w:tcW w:w="0" w:type="auto"/>
+            <w:tcBorders>
+              <w:top w:val="single" w:sz="6" w:space="0" w:color="C9D3CF"/>
+              <w:left w:val="single" w:sz="6" w:space="0" w:color="C9D3CF"/>
+              <w:bottom w:val="single" w:sz="6" w:space="0" w:color="C9D3CF"/>
+              <w:right w:val="single" w:sz="6" w:space="0" w:color="C9D3CF"/>
+            </w:tcBorders>
+            <w:tcMar>
+              <w:top w:w="60" w:type="dxa"/>
+              <w:left w:w="100" w:type="dxa"/>
+              <w:bottom w:w="60" w:type="dxa"/>
+              <w:right w:w="100" w:type="dxa"/>
+            </w:tcMar>
+            <w:hideMark/>
+          </w:tcPr>
+          <w:p>
+            <w:pPr>
+              <w:spacing w:before="80" w:after="160"/>
+              <w:rPr>
+                <w:rFonts w:ascii="Calibri" w:eastAsia="Times New Roman" w:hAnsi="Calibri" w:cs="Calibri"/>
+                <w:color w:val="1F2937"/>
+                <w:sz w:val="20"/>
+                <w:szCs w:val="20"/>
+              </w:rPr>
+            </w:pPr>
+            <w:r>
+              <w:rPr>
+                <w:rFonts w:ascii="Calibri" w:eastAsia="Times New Roman" w:hAnsi="Calibri" w:cs="Calibri"/>
+                <w:color w:val="1F2937"/>
+                <w:sz w:val="20"/>
+                <w:szCs w:val="20"/>
+              </w:rPr>
+              <w:t>TC-122</w:t>
+            </w:r>
+          </w:p>
+        </w:tc>
+        <w:tc>
+          <w:tcPr>
+            <w:tcW w:w="0" w:type="auto"/>
+            <w:tcBorders>
+              <w:top w:val="single" w:sz="6" w:space="0" w:color="C9D3CF"/>
+              <w:left w:val="single" w:sz="6" w:space="0" w:color="C9D3CF"/>
+              <w:bottom w:val="single" w:sz="6" w:space="0" w:color="C9D3CF"/>
+              <w:right w:val="single" w:sz="6" w:space="0" w:color="C9D3CF"/>
+            </w:tcBorders>
+            <w:tcMar>
+              <w:top w:w="60" w:type="dxa"/>
+              <w:left w:w="100" w:type="dxa"/>
+              <w:bottom w:w="60" w:type="dxa"/>
+              <w:right w:w="100" w:type="dxa"/>
+            </w:tcMar>
+            <w:hideMark/>
+          </w:tcPr>
+          <w:p>
+            <w:pPr>
+              <w:spacing w:before="80" w:after="160"/>
+              <w:rPr>
+                <w:rFonts w:ascii="Calibri" w:eastAsia="Times New Roman" w:hAnsi="Calibri" w:cs="Calibri"/>
+                <w:color w:val="1F2937"/>
+                <w:sz w:val="20"/>
+                <w:szCs w:val="20"/>
+              </w:rPr>
+            </w:pPr>
+            <w:r>
+              <w:rPr>
+                <w:rFonts w:ascii="Calibri" w:eastAsia="Times New Roman" w:hAnsi="Calibri" w:cs="Calibri"/>
+                <w:color w:val="1F2937"/>
+                <w:sz w:val="20"/>
+                <w:szCs w:val="20"/>
+              </w:rPr>
+              <w:t>FR-41</w:t>
+            </w:r>
+          </w:p>
+        </w:tc>
+        <w:tc>
+          <w:tcPr>
+            <w:tcW w:w="0" w:type="auto"/>
+            <w:tcBorders>
+              <w:top w:val="single" w:sz="6" w:space="0" w:color="C9D3CF"/>
+              <w:left w:val="single" w:sz="6" w:space="0" w:color="C9D3CF"/>
+              <w:bottom w:val="single" w:sz="6" w:space="0" w:color="C9D3CF"/>
+              <w:right w:val="single" w:sz="6" w:space="0" w:color="C9D3CF"/>
+            </w:tcBorders>
+            <w:tcMar>
+              <w:top w:w="60" w:type="dxa"/>
+              <w:left w:w="100" w:type="dxa"/>
+              <w:bottom w:w="60" w:type="dxa"/>
+              <w:right w:w="100" w:type="dxa"/>
+            </w:tcMar>
+            <w:hideMark/>
+          </w:tcPr>
+          <w:p>
+            <w:pPr>
+              <w:spacing w:before="80" w:after="160"/>
+              <w:rPr>
+                <w:rFonts w:ascii="Calibri" w:eastAsia="Times New Roman" w:hAnsi="Calibri" w:cs="Calibri"/>
+                <w:color w:val="1F2937"/>
+                <w:sz w:val="20"/>
+                <w:szCs w:val="20"/>
+              </w:rPr>
+            </w:pPr>
+            <w:r>
+              <w:rPr>
+                <w:rFonts w:ascii="Calibri" w:eastAsia="Times New Roman" w:hAnsi="Calibri" w:cs="Calibri"/>
+                <w:color w:val="1F2937"/>
+                <w:sz w:val="20"/>
+                <w:szCs w:val="20"/>
+              </w:rPr>
+              <w:t>Trial notification</w:t>
+            </w:r>
+          </w:p>
+        </w:tc>
+        <w:tc>
+          <w:tcPr>
+            <w:tcW w:w="0" w:type="auto"/>
+            <w:tcBorders>
+              <w:top w:val="single" w:sz="6" w:space="0" w:color="C9D3CF"/>
+              <w:left w:val="single" w:sz="6" w:space="0" w:color="C9D3CF"/>
+              <w:bottom w:val="single" w:sz="6" w:space="0" w:color="C9D3CF"/>
+              <w:right w:val="single" w:sz="6" w:space="0" w:color="C9D3CF"/>
+            </w:tcBorders>
+            <w:tcMar>
+              <w:top w:w="60" w:type="dxa"/>
+              <w:left w:w="100" w:type="dxa"/>
+              <w:bottom w:w="60" w:type="dxa"/>
+              <w:right w:w="100" w:type="dxa"/>
+            </w:tcMar>
+            <w:hideMark/>
+          </w:tcPr>
+          <w:p>
+            <w:pPr>
+              <w:spacing w:before="80" w:after="160"/>
+              <w:rPr>
+                <w:rFonts w:ascii="Calibri" w:eastAsia="Times New Roman" w:hAnsi="Calibri" w:cs="Calibri"/>
+                <w:color w:val="1F2937"/>
+                <w:sz w:val="20"/>
+                <w:szCs w:val="20"/>
+              </w:rPr>
+            </w:pPr>
+            <w:r>
+              <w:rPr>
+                <w:rFonts w:ascii="Calibri" w:eastAsia="Times New Roman" w:hAnsi="Calibri" w:cs="Calibri"/>
+                <w:color w:val="1F2937"/>
+                <w:sz w:val="20"/>
+                <w:szCs w:val="20"/>
+              </w:rPr>
+              <w:t>Trial running.</w:t>
+            </w:r>
+          </w:p>
+        </w:tc>
+        <w:tc>
+          <w:tcPr>
+            <w:tcW w:w="0" w:type="auto"/>
+            <w:tcBorders>
+              <w:top w:val="single" w:sz="6" w:space="0" w:color="C9D3CF"/>
+              <w:left w:val="single" w:sz="6" w:space="0" w:color="C9D3CF"/>
+              <w:bottom w:val="single" w:sz="6" w:space="0" w:color="C9D3CF"/>
+              <w:right w:val="single" w:sz="6" w:space="0" w:color="C9D3CF"/>
+            </w:tcBorders>
+            <w:tcMar>
+              <w:top w:w="60" w:type="dxa"/>
+              <w:left w:w="100" w:type="dxa"/>
+              <w:bottom w:w="60" w:type="dxa"/>
+              <w:right w:w="100" w:type="dxa"/>
+            </w:tcMar>
+            <w:hideMark/>
+          </w:tcPr>
+          <w:p>
+            <w:pPr>
+              <w:spacing w:before="80" w:after="160"/>
+              <w:rPr>
+                <w:rFonts w:ascii="Calibri" w:eastAsia="Times New Roman" w:hAnsi="Calibri" w:cs="Calibri"/>
+                <w:color w:val="1F2937"/>
+                <w:sz w:val="20"/>
+                <w:szCs w:val="20"/>
+              </w:rPr>
+            </w:pPr>
+            <w:r>
+              <w:rPr>
+                <w:rFonts w:ascii="Calibri" w:eastAsia="Times New Roman" w:hAnsi="Calibri" w:cs="Calibri"/>
+                <w:color w:val="1F2937"/>
+                <w:sz w:val="20"/>
+                <w:szCs w:val="20"/>
+              </w:rPr>
+              <w:t>Start → Continue Trial.</w:t>
+            </w:r>
+          </w:p>
+        </w:tc>
+        <w:tc>
+          <w:tcPr>
+            <w:tcW w:w="0" w:type="auto"/>
+            <w:tcBorders>
+              <w:top w:val="single" w:sz="6" w:space="0" w:color="C9D3CF"/>
+              <w:left w:val="single" w:sz="6" w:space="0" w:color="C9D3CF"/>
+              <w:bottom w:val="single" w:sz="6" w:space="0" w:color="C9D3CF"/>
+              <w:right w:val="single" w:sz="6" w:space="0" w:color="C9D3CF"/>
+            </w:tcBorders>
+            <w:tcMar>
+              <w:top w:w="60" w:type="dxa"/>
+              <w:left w:w="100" w:type="dxa"/>
+              <w:bottom w:w="60" w:type="dxa"/>
+              <w:right w:w="100" w:type="dxa"/>
+            </w:tcMar>
+            <w:hideMark/>
+          </w:tcPr>
+          <w:p>
+            <w:pPr>
+              <w:spacing w:before="80" w:after="160"/>
+              <w:rPr>
+                <w:rFonts w:ascii="Calibri" w:eastAsia="Times New Roman" w:hAnsi="Calibri" w:cs="Calibri"/>
+                <w:color w:val="1F2937"/>
+                <w:sz w:val="20"/>
+                <w:szCs w:val="20"/>
+              </w:rPr>
+            </w:pPr>
+            <w:r>
+              <w:rPr>
+                <w:rFonts w:ascii="Calibri" w:eastAsia="Times New Roman" w:hAnsi="Calibri" w:cs="Calibri"/>
+                <w:color w:val="1F2937"/>
+                <w:sz w:val="20"/>
+                <w:szCs w:val="20"/>
+              </w:rPr>
+              <w:t>Amber banner below the toolbar: '</w:t>
+            </w:r>
+            <w:r>
+              <w:rPr>
+                <w:rFonts w:ascii="Calibri" w:eastAsia="Times New Roman" w:hAnsi="Calibri" w:cs="Calibri"/>
+                <w:color w:val="1F2937"/>
+                <w:sz w:val="20"/>
+                <w:szCs w:val="20"/>
+              </w:rPr>
+              <w:t xml:space="preserve">You are using the trial version of Falcon OCR — 7 of 7 days left…', Activate now, </w:t>
+            </w:r>
+            <w:r>
+              <w:rPr>
+                <w:rFonts w:ascii="Segoe UI Symbol" w:eastAsia="Times New Roman" w:hAnsi="Segoe UI Symbol" w:cs="Segoe UI Symbol"/>
+                <w:color w:val="1F2937"/>
+                <w:sz w:val="20"/>
+                <w:szCs w:val="20"/>
+              </w:rPr>
+              <w:t>✕</w:t>
+            </w:r>
+            <w:r>
+              <w:rPr>
+                <w:rFonts w:ascii="Calibri" w:eastAsia="Times New Roman" w:hAnsi="Calibri" w:cs="Calibri"/>
+                <w:color w:val="1F2937"/>
+                <w:sz w:val="20"/>
+                <w:szCs w:val="20"/>
+              </w:rPr>
+              <w:t>.</w:t>
+            </w:r>
+          </w:p>
+        </w:tc>
+        <w:tc>
+          <w:tcPr>
+            <w:tcW w:w="0" w:type="auto"/>
+            <w:tcBorders>
+              <w:top w:val="single" w:sz="6" w:space="0" w:color="C9D3CF"/>
+              <w:left w:val="single" w:sz="6" w:space="0" w:color="C9D3CF"/>
+              <w:bottom w:val="single" w:sz="6" w:space="0" w:color="C9D3CF"/>
+              <w:right w:val="single" w:sz="6" w:space="0" w:color="C9D3CF"/>
+            </w:tcBorders>
+            <w:tcMar>
+              <w:top w:w="60" w:type="dxa"/>
+              <w:left w:w="100" w:type="dxa"/>
+              <w:bottom w:w="60" w:type="dxa"/>
+              <w:right w:w="100" w:type="dxa"/>
+            </w:tcMar>
+            <w:hideMark/>
+          </w:tcPr>
+          <w:p>
+            <w:pPr>
+              <w:spacing w:before="80" w:after="160"/>
+              <w:rPr>
+                <w:rFonts w:ascii="Calibri" w:eastAsia="Times New Roman" w:hAnsi="Calibri" w:cs="Calibri"/>
+                <w:color w:val="1F2937"/>
+                <w:sz w:val="20"/>
+                <w:szCs w:val="20"/>
+              </w:rPr>
+            </w:pPr>
+            <w:r>
+              <w:rPr>
+                <w:rStyle w:val="pass1"/>
+                <w:rFonts w:ascii="Calibri" w:eastAsia="Times New Roman" w:hAnsi="Calibri" w:cs="Calibri"/>
+                <w:sz w:val="20"/>
+                <w:szCs w:val="20"/>
+              </w:rPr>
+              <w:t>Pass</w:t>
+            </w:r>
+          </w:p>
+        </w:tc>
+      </w:tr>
+      <w:tr>
+        <w:trPr>
+          <w:cantSplit/>
+        </w:trPr>
+        <w:tc>
+          <w:tcPr>
+            <w:tcW w:w="0" w:type="auto"/>
+            <w:tcBorders>
+              <w:top w:val="single" w:sz="6" w:space="0" w:color="C9D3CF"/>
+              <w:left w:val="single" w:sz="6" w:space="0" w:color="C9D3CF"/>
+              <w:bottom w:val="single" w:sz="6" w:space="0" w:color="C9D3CF"/>
+              <w:right w:val="single" w:sz="6" w:space="0" w:color="C9D3CF"/>
+            </w:tcBorders>
+            <w:tcMar>
+              <w:top w:w="60" w:type="dxa"/>
+              <w:left w:w="100" w:type="dxa"/>
+              <w:bottom w:w="60" w:type="dxa"/>
+              <w:right w:w="100" w:type="dxa"/>
+            </w:tcMar>
+            <w:hideMark/>
+          </w:tcPr>
+          <w:p>
+            <w:pPr>
+              <w:spacing w:before="80" w:after="160"/>
+              <w:rPr>
+                <w:rFonts w:ascii="Calibri" w:eastAsia="Times New Roman" w:hAnsi="Calibri" w:cs="Calibri"/>
+                <w:color w:val="1F2937"/>
+                <w:sz w:val="20"/>
+                <w:szCs w:val="20"/>
+              </w:rPr>
+            </w:pPr>
+            <w:r>
+              <w:rPr>
+                <w:rFonts w:ascii="Calibri" w:eastAsia="Times New Roman" w:hAnsi="Calibri" w:cs="Calibri"/>
+                <w:color w:val="1F2937"/>
+                <w:sz w:val="20"/>
+                <w:szCs w:val="20"/>
+              </w:rPr>
+              <w:t>TC-123</w:t>
+            </w:r>
+          </w:p>
+        </w:tc>
+        <w:tc>
+          <w:tcPr>
+            <w:tcW w:w="0" w:type="auto"/>
+            <w:tcBorders>
+              <w:top w:val="single" w:sz="6" w:space="0" w:color="C9D3CF"/>
+              <w:left w:val="single" w:sz="6" w:space="0" w:color="C9D3CF"/>
+              <w:bottom w:val="single" w:sz="6" w:space="0" w:color="C9D3CF"/>
+              <w:right w:val="single" w:sz="6" w:space="0" w:color="C9D3CF"/>
+            </w:tcBorders>
+            <w:tcMar>
+              <w:top w:w="60" w:type="dxa"/>
+              <w:left w:w="100" w:type="dxa"/>
+              <w:bottom w:w="60" w:type="dxa"/>
+              <w:right w:w="100" w:type="dxa"/>
+            </w:tcMar>
+            <w:hideMark/>
+          </w:tcPr>
+          <w:p>
+            <w:pPr>
+              <w:spacing w:before="80" w:after="160"/>
+              <w:rPr>
+                <w:rFonts w:ascii="Calibri" w:eastAsia="Times New Roman" w:hAnsi="Calibri" w:cs="Calibri"/>
+                <w:color w:val="1F2937"/>
+                <w:sz w:val="20"/>
+                <w:szCs w:val="20"/>
+              </w:rPr>
+            </w:pPr>
+            <w:r>
+              <w:rPr>
+                <w:rFonts w:ascii="Calibri" w:eastAsia="Times New Roman" w:hAnsi="Calibri" w:cs="Calibri"/>
+                <w:color w:val="1F2937"/>
+                <w:sz w:val="20"/>
+                <w:szCs w:val="20"/>
+              </w:rPr>
+              <w:t>FR-41</w:t>
+            </w:r>
+          </w:p>
+        </w:tc>
+        <w:tc>
+          <w:tcPr>
+            <w:tcW w:w="0" w:type="auto"/>
+            <w:tcBorders>
+              <w:top w:val="single" w:sz="6" w:space="0" w:color="C9D3CF"/>
+              <w:left w:val="single" w:sz="6" w:space="0" w:color="C9D3CF"/>
+              <w:bottom w:val="single" w:sz="6" w:space="0" w:color="C9D3CF"/>
+              <w:right w:val="single" w:sz="6" w:space="0" w:color="C9D3CF"/>
+            </w:tcBorders>
+            <w:tcMar>
+              <w:top w:w="60" w:type="dxa"/>
+              <w:left w:w="100" w:type="dxa"/>
+              <w:bottom w:w="60" w:type="dxa"/>
+              <w:right w:w="100" w:type="dxa"/>
+            </w:tcMar>
+            <w:hideMark/>
+          </w:tcPr>
+          <w:p>
+            <w:pPr>
+              <w:spacing w:before="80" w:after="160"/>
+              <w:rPr>
+                <w:rFonts w:ascii="Calibri" w:eastAsia="Times New Roman" w:hAnsi="Calibri" w:cs="Calibri"/>
+                <w:color w:val="1F2937"/>
+                <w:sz w:val="20"/>
+                <w:szCs w:val="20"/>
+              </w:rPr>
+            </w:pPr>
+            <w:r>
+              <w:rPr>
+                <w:rFonts w:ascii="Calibri" w:eastAsia="Times New Roman" w:hAnsi="Calibri" w:cs="Calibri"/>
+                <w:color w:val="1F2937"/>
+                <w:sz w:val="20"/>
+                <w:szCs w:val="20"/>
+              </w:rPr>
+              <w:t>Hide / activate from the notification</w:t>
+            </w:r>
+          </w:p>
+        </w:tc>
+        <w:tc>
+          <w:tcPr>
+            <w:tcW w:w="0" w:type="auto"/>
+            <w:tcBorders>
+              <w:top w:val="single" w:sz="6" w:space="0" w:color="C9D3CF"/>
+              <w:left w:val="single" w:sz="6" w:space="0" w:color="C9D3CF"/>
+              <w:bottom w:val="single" w:sz="6" w:space="0" w:color="C9D3CF"/>
+              <w:right w:val="single" w:sz="6" w:space="0" w:color="C9D3CF"/>
+            </w:tcBorders>
+            <w:tcMar>
+              <w:top w:w="60" w:type="dxa"/>
+              <w:left w:w="100" w:type="dxa"/>
+              <w:bottom w:w="60" w:type="dxa"/>
+              <w:right w:w="100" w:type="dxa"/>
+            </w:tcMar>
+            <w:hideMark/>
+          </w:tcPr>
+          <w:p>
+            <w:pPr>
+              <w:spacing w:before="80" w:after="160"/>
+              <w:rPr>
+                <w:rFonts w:ascii="Calibri" w:eastAsia="Times New Roman" w:hAnsi="Calibri" w:cs="Calibri"/>
+                <w:color w:val="1F2937"/>
+                <w:sz w:val="20"/>
+                <w:szCs w:val="20"/>
+              </w:rPr>
+            </w:pPr>
+            <w:r>
+              <w:rPr>
+                <w:rFonts w:ascii="Calibri" w:eastAsia="Times New Roman" w:hAnsi="Calibri" w:cs="Calibri"/>
+                <w:color w:val="1F2937"/>
+                <w:sz w:val="20"/>
+                <w:szCs w:val="20"/>
+              </w:rPr>
+              <w:t>Trial running.</w:t>
+            </w:r>
+          </w:p>
+        </w:tc>
+        <w:tc>
+          <w:tcPr>
+            <w:tcW w:w="0" w:type="auto"/>
+            <w:tcBorders>
+              <w:top w:val="single" w:sz="6" w:space="0" w:color="C9D3CF"/>
+              <w:left w:val="single" w:sz="6" w:space="0" w:color="C9D3CF"/>
+              <w:bottom w:val="single" w:sz="6" w:space="0" w:color="C9D3CF"/>
+              <w:right w:val="single" w:sz="6" w:space="0" w:color="C9D3CF"/>
+            </w:tcBorders>
+            <w:tcMar>
+              <w:top w:w="60" w:type="dxa"/>
+              <w:left w:w="100" w:type="dxa"/>
+              <w:bottom w:w="60" w:type="dxa"/>
+              <w:right w:w="100" w:type="dxa"/>
+            </w:tcMar>
+            <w:hideMark/>
+          </w:tcPr>
+          <w:p>
+            <w:pPr>
+              <w:spacing w:before="80" w:after="160"/>
+              <w:rPr>
+                <w:rFonts w:ascii="Calibri" w:eastAsia="Times New Roman" w:hAnsi="Calibri" w:cs="Calibri"/>
+                <w:color w:val="1F2937"/>
+                <w:sz w:val="20"/>
+                <w:szCs w:val="20"/>
+              </w:rPr>
+            </w:pPr>
+            <w:r>
+              <w:rPr>
+                <w:rFonts w:ascii="Calibri" w:eastAsia="Times New Roman" w:hAnsi="Calibri" w:cs="Calibri"/>
+                <w:color w:val="1F2937"/>
+                <w:sz w:val="20"/>
+                <w:szCs w:val="20"/>
+              </w:rPr>
+              <w:t xml:space="preserve">Click </w:t>
+            </w:r>
+            <w:r>
+              <w:rPr>
+                <w:rFonts w:ascii="Segoe UI Symbol" w:eastAsia="Times New Roman" w:hAnsi="Segoe UI Symbol" w:cs="Segoe UI Symbol"/>
+                <w:color w:val="1F2937"/>
+                <w:sz w:val="20"/>
+                <w:szCs w:val="20"/>
+              </w:rPr>
+              <w:t>✕</w:t>
+            </w:r>
+            <w:r>
+              <w:rPr>
+                <w:rFonts w:ascii="Calibri" w:eastAsia="Times New Roman" w:hAnsi="Calibri" w:cs="Calibri"/>
+                <w:color w:val="1F2937"/>
+                <w:sz w:val="20"/>
+                <w:szCs w:val="20"/>
+              </w:rPr>
+              <w:t>; restart; click Activate now and enter a valid key.</w:t>
+            </w:r>
+          </w:p>
+        </w:tc>
+        <w:tc>
+          <w:tcPr>
+            <w:tcW w:w="0" w:type="auto"/>
+            <w:tcBorders>
+              <w:top w:val="single" w:sz="6" w:space="0" w:color="C9D3CF"/>
+              <w:left w:val="single" w:sz="6" w:space="0" w:color="C9D3CF"/>
+              <w:bottom w:val="single" w:sz="6" w:space="0" w:color="C9D3CF"/>
+              <w:right w:val="single" w:sz="6" w:space="0" w:color="C9D3CF"/>
+            </w:tcBorders>
+            <w:tcMar>
+              <w:top w:w="60" w:type="dxa"/>
+              <w:left w:w="100" w:type="dxa"/>
+              <w:bottom w:w="60" w:type="dxa"/>
+              <w:right w:w="100" w:type="dxa"/>
+            </w:tcMar>
+            <w:hideMark/>
+          </w:tcPr>
+          <w:p>
+            <w:pPr>
+              <w:spacing w:before="80" w:after="160"/>
+              <w:rPr>
+                <w:rFonts w:ascii="Calibri" w:eastAsia="Times New Roman" w:hAnsi="Calibri" w:cs="Calibri"/>
+                <w:color w:val="1F2937"/>
+                <w:sz w:val="20"/>
+                <w:szCs w:val="20"/>
+              </w:rPr>
+            </w:pPr>
+            <w:r>
+              <w:rPr>
+                <w:rFonts w:ascii="Segoe UI Symbol" w:eastAsia="Times New Roman" w:hAnsi="Segoe UI Symbol" w:cs="Segoe UI Symbol"/>
+                <w:color w:val="1F2937"/>
+                <w:sz w:val="20"/>
+                <w:szCs w:val="20"/>
+              </w:rPr>
+              <w:t>✕</w:t>
+            </w:r>
+            <w:r>
+              <w:rPr>
+                <w:rFonts w:ascii="Calibri" w:eastAsia="Times New Roman" w:hAnsi="Calibri" w:cs="Calibri"/>
+                <w:color w:val="1F2937"/>
+                <w:sz w:val="20"/>
+                <w:szCs w:val="20"/>
+              </w:rPr>
+              <w:t xml:space="preserve"> hides the banner until the next start</w:t>
+            </w:r>
+            <w:r>
+              <w:rPr>
+                <w:rFonts w:ascii="Calibri" w:eastAsia="Times New Roman" w:hAnsi="Calibri" w:cs="Calibri"/>
+                <w:color w:val="1F2937"/>
+                <w:sz w:val="20"/>
+                <w:szCs w:val="20"/>
+              </w:rPr>
+              <w:t>; after activation banner and title-bar badge disappear.</w:t>
+            </w:r>
+          </w:p>
+        </w:tc>
+        <w:tc>
+          <w:tcPr>
+            <w:tcW w:w="0" w:type="auto"/>
+            <w:tcBorders>
+              <w:top w:val="single" w:sz="6" w:space="0" w:color="C9D3CF"/>
+              <w:left w:val="single" w:sz="6" w:space="0" w:color="C9D3CF"/>
+              <w:bottom w:val="single" w:sz="6" w:space="0" w:color="C9D3CF"/>
+              <w:right w:val="single" w:sz="6" w:space="0" w:color="C9D3CF"/>
+            </w:tcBorders>
+            <w:tcMar>
+              <w:top w:w="60" w:type="dxa"/>
+              <w:left w:w="100" w:type="dxa"/>
+              <w:bottom w:w="60" w:type="dxa"/>
+              <w:right w:w="100" w:type="dxa"/>
+            </w:tcMar>
+            <w:hideMark/>
+          </w:tcPr>
+          <w:p>
+            <w:pPr>
+              <w:spacing w:before="80" w:after="160"/>
+              <w:rPr>
+                <w:rFonts w:ascii="Calibri" w:eastAsia="Times New Roman" w:hAnsi="Calibri" w:cs="Calibri"/>
+                <w:color w:val="1F2937"/>
+                <w:sz w:val="20"/>
+                <w:szCs w:val="20"/>
+              </w:rPr>
+            </w:pPr>
+            <w:r>
+              <w:rPr>
+                <w:rStyle w:val="notrun1"/>
+                <w:rFonts w:ascii="Calibri" w:eastAsia="Times New Roman" w:hAnsi="Calibri" w:cs="Calibri"/>
+                <w:sz w:val="20"/>
+                <w:szCs w:val="20"/>
+              </w:rPr>
+              <w:t>Not run</w:t>
+            </w:r>
+          </w:p>
+        </w:tc>
+      </w:tr>
+      <w:tr>
+        <w:trPr>
+          <w:cantSplit/>
+        </w:trPr>
+        <w:tc>
+          <w:tcPr>
+            <w:tcW w:w="0" w:type="auto"/>
+            <w:tcBorders>
+              <w:top w:val="single" w:sz="6" w:space="0" w:color="C9D3CF"/>
+              <w:left w:val="single" w:sz="6" w:space="0" w:color="C9D3CF"/>
+              <w:bottom w:val="single" w:sz="6" w:space="0" w:color="C9D3CF"/>
+              <w:right w:val="single" w:sz="6" w:space="0" w:color="C9D3CF"/>
+            </w:tcBorders>
+            <w:tcMar>
+              <w:top w:w="60" w:type="dxa"/>
+              <w:left w:w="100" w:type="dxa"/>
+              <w:bottom w:w="60" w:type="dxa"/>
+              <w:right w:w="100" w:type="dxa"/>
+            </w:tcMar>
+            <w:hideMark/>
+          </w:tcPr>
+          <w:p>
+            <w:pPr>
+              <w:spacing w:before="80" w:after="160"/>
+              <w:rPr>
+                <w:rFonts w:ascii="Calibri" w:eastAsia="Times New Roman" w:hAnsi="Calibri" w:cs="Calibri"/>
+                <w:color w:val="1F2937"/>
+                <w:sz w:val="20"/>
+                <w:szCs w:val="20"/>
+              </w:rPr>
+            </w:pPr>
+            <w:r>
+              <w:rPr>
+                <w:rFonts w:ascii="Calibri" w:eastAsia="Times New Roman" w:hAnsi="Calibri" w:cs="Calibri"/>
+                <w:color w:val="1F2937"/>
+                <w:sz w:val="20"/>
+                <w:szCs w:val="20"/>
+              </w:rPr>
+              <w:t>TC-124</w:t>
+            </w:r>
+          </w:p>
+        </w:tc>
+        <w:tc>
+          <w:tcPr>
+            <w:tcW w:w="0" w:type="auto"/>
+            <w:tcBorders>
+              <w:top w:val="single" w:sz="6" w:space="0" w:color="C9D3CF"/>
+              <w:left w:val="single" w:sz="6" w:space="0" w:color="C9D3CF"/>
+              <w:bottom w:val="single" w:sz="6" w:space="0" w:color="C9D3CF"/>
+              <w:right w:val="single" w:sz="6" w:space="0" w:color="C9D3CF"/>
+            </w:tcBorders>
+            <w:tcMar>
+              <w:top w:w="60" w:type="dxa"/>
+              <w:left w:w="100" w:type="dxa"/>
+              <w:bottom w:w="60" w:type="dxa"/>
+              <w:right w:w="100" w:type="dxa"/>
+            </w:tcMar>
+            <w:hideMark/>
+          </w:tcPr>
+          <w:p>
+            <w:pPr>
+              <w:spacing w:before="80" w:after="160"/>
+              <w:rPr>
+                <w:rFonts w:ascii="Calibri" w:eastAsia="Times New Roman" w:hAnsi="Calibri" w:cs="Calibri"/>
+                <w:color w:val="1F2937"/>
+                <w:sz w:val="20"/>
+                <w:szCs w:val="20"/>
+              </w:rPr>
+            </w:pPr>
+            <w:r>
+              <w:rPr>
+                <w:rFonts w:ascii="Calibri" w:eastAsia="Times New Roman" w:hAnsi="Calibri" w:cs="Calibri"/>
+                <w:color w:val="1F2937"/>
+                <w:sz w:val="20"/>
+                <w:szCs w:val="20"/>
+              </w:rPr>
+              <w:t>FR-41</w:t>
+            </w:r>
+          </w:p>
+        </w:tc>
+        <w:tc>
+          <w:tcPr>
+            <w:tcW w:w="0" w:type="auto"/>
+            <w:tcBorders>
+              <w:top w:val="single" w:sz="6" w:space="0" w:color="C9D3CF"/>
+              <w:left w:val="single" w:sz="6" w:space="0" w:color="C9D3CF"/>
+              <w:bottom w:val="single" w:sz="6" w:space="0" w:color="C9D3CF"/>
+              <w:right w:val="single" w:sz="6" w:space="0" w:color="C9D3CF"/>
+            </w:tcBorders>
+            <w:tcMar>
+              <w:top w:w="60" w:type="dxa"/>
+              <w:left w:w="100" w:type="dxa"/>
+              <w:bottom w:w="60" w:type="dxa"/>
+              <w:right w:w="100" w:type="dxa"/>
+            </w:tcMar>
+            <w:hideMark/>
+          </w:tcPr>
+          <w:p>
+            <w:pPr>
+              <w:spacing w:before="80" w:after="160"/>
+              <w:rPr>
+                <w:rFonts w:ascii="Calibri" w:eastAsia="Times New Roman" w:hAnsi="Calibri" w:cs="Calibri"/>
+                <w:color w:val="1F2937"/>
+                <w:sz w:val="20"/>
+                <w:szCs w:val="20"/>
+              </w:rPr>
+            </w:pPr>
+            <w:r>
+              <w:rPr>
+                <w:rFonts w:ascii="Calibri" w:eastAsia="Times New Roman" w:hAnsi="Calibri" w:cs="Calibri"/>
+                <w:color w:val="1F2937"/>
+                <w:sz w:val="20"/>
+                <w:szCs w:val="20"/>
+              </w:rPr>
+              <w:t>No notification when licensed</w:t>
+            </w:r>
+          </w:p>
+        </w:tc>
+        <w:tc>
+          <w:tcPr>
+            <w:tcW w:w="0" w:type="auto"/>
+            <w:tcBorders>
+              <w:top w:val="single" w:sz="6" w:space="0" w:color="C9D3CF"/>
+              <w:left w:val="single" w:sz="6" w:space="0" w:color="C9D3CF"/>
+              <w:bottom w:val="single" w:sz="6" w:space="0" w:color="C9D3CF"/>
+              <w:right w:val="single" w:sz="6" w:space="0" w:color="C9D3CF"/>
+            </w:tcBorders>
+            <w:tcMar>
+              <w:top w:w="60" w:type="dxa"/>
+              <w:left w:w="100" w:type="dxa"/>
+              <w:bottom w:w="60" w:type="dxa"/>
+              <w:right w:w="100" w:type="dxa"/>
+            </w:tcMar>
+            <w:hideMark/>
+          </w:tcPr>
+          <w:p>
+            <w:pPr>
+              <w:spacing w:before="80" w:after="160"/>
+              <w:rPr>
+                <w:rFonts w:ascii="Calibri" w:eastAsia="Times New Roman" w:hAnsi="Calibri" w:cs="Calibri"/>
+                <w:color w:val="1F2937"/>
+                <w:sz w:val="20"/>
+                <w:szCs w:val="20"/>
+              </w:rPr>
+            </w:pPr>
+            <w:r>
+              <w:rPr>
+                <w:rFonts w:ascii="Calibri" w:eastAsia="Times New Roman" w:hAnsi="Calibri" w:cs="Calibri"/>
+                <w:color w:val="1F2937"/>
+                <w:sz w:val="20"/>
+                <w:szCs w:val="20"/>
+              </w:rPr>
+              <w:t>Valid license installed.</w:t>
+            </w:r>
+          </w:p>
+        </w:tc>
+        <w:tc>
+          <w:tcPr>
+            <w:tcW w:w="0" w:type="auto"/>
+            <w:tcBorders>
+              <w:top w:val="single" w:sz="6" w:space="0" w:color="C9D3CF"/>
+              <w:left w:val="single" w:sz="6" w:space="0" w:color="C9D3CF"/>
+              <w:bottom w:val="single" w:sz="6" w:space="0" w:color="C9D3CF"/>
+              <w:right w:val="single" w:sz="6" w:space="0" w:color="C9D3CF"/>
+            </w:tcBorders>
+            <w:tcMar>
+              <w:top w:w="60" w:type="dxa"/>
+              <w:left w:w="100" w:type="dxa"/>
+              <w:bottom w:w="60" w:type="dxa"/>
+              <w:right w:w="100" w:type="dxa"/>
+            </w:tcMar>
+            <w:hideMark/>
+          </w:tcPr>
+          <w:p>
+            <w:pPr>
+              <w:spacing w:before="80" w:after="160"/>
+              <w:rPr>
+                <w:rFonts w:ascii="Calibri" w:eastAsia="Times New Roman" w:hAnsi="Calibri" w:cs="Calibri"/>
+                <w:color w:val="1F2937"/>
+                <w:sz w:val="20"/>
+                <w:szCs w:val="20"/>
+              </w:rPr>
+            </w:pPr>
+            <w:r>
+              <w:rPr>
+                <w:rFonts w:ascii="Calibri" w:eastAsia="Times New Roman" w:hAnsi="Calibri" w:cs="Calibri"/>
+                <w:color w:val="1F2937"/>
+                <w:sz w:val="20"/>
+                <w:szCs w:val="20"/>
+              </w:rPr>
+              <w:t>Start the application.</w:t>
+            </w:r>
+          </w:p>
+        </w:tc>
+        <w:tc>
+          <w:tcPr>
+            <w:tcW w:w="0" w:type="auto"/>
+            <w:tcBorders>
+              <w:top w:val="single" w:sz="6" w:space="0" w:color="C9D3CF"/>
+              <w:left w:val="single" w:sz="6" w:space="0" w:color="C9D3CF"/>
+              <w:bottom w:val="single" w:sz="6" w:space="0" w:color="C9D3CF"/>
+              <w:right w:val="single" w:sz="6" w:space="0" w:color="C9D3CF"/>
+            </w:tcBorders>
+            <w:tcMar>
+              <w:top w:w="60" w:type="dxa"/>
+              <w:left w:w="100" w:type="dxa"/>
+              <w:bottom w:w="60" w:type="dxa"/>
+              <w:right w:w="100" w:type="dxa"/>
+            </w:tcMar>
+            <w:hideMark/>
+          </w:tcPr>
+          <w:p>
+            <w:pPr>
+              <w:spacing w:before="80" w:after="160"/>
+              <w:rPr>
+                <w:rFonts w:ascii="Calibri" w:eastAsia="Times New Roman" w:hAnsi="Calibri" w:cs="Calibri"/>
+                <w:color w:val="1F2937"/>
+                <w:sz w:val="20"/>
+                <w:szCs w:val="20"/>
+              </w:rPr>
+            </w:pPr>
+            <w:r>
+              <w:rPr>
+                <w:rFonts w:ascii="Calibri" w:eastAsia="Times New Roman" w:hAnsi="Calibri" w:cs="Calibri"/>
+                <w:color w:val="1F2937"/>
+                <w:sz w:val="20"/>
+                <w:szCs w:val="20"/>
+              </w:rPr>
+              <w:t>No banner below the toolbar, no trial badge.</w:t>
+            </w:r>
+          </w:p>
+        </w:tc>
+        <w:tc>
+          <w:tcPr>
+            <w:tcW w:w="0" w:type="auto"/>
+            <w:tcBorders>
+              <w:top w:val="single" w:sz="6" w:space="0" w:color="C9D3CF"/>
+              <w:left w:val="single" w:sz="6" w:space="0" w:color="C9D3CF"/>
+              <w:bottom w:val="single" w:sz="6" w:space="0" w:color="C9D3CF"/>
+              <w:right w:val="single" w:sz="6" w:space="0" w:color="C9D3CF"/>
+            </w:tcBorders>
+            <w:tcMar>
+              <w:top w:w="60" w:type="dxa"/>
+              <w:left w:w="100" w:type="dxa"/>
+              <w:bottom w:w="60" w:type="dxa"/>
+              <w:right w:w="100" w:type="dxa"/>
+            </w:tcMar>
+            <w:hideMark/>
+          </w:tcPr>
+          <w:p>
+            <w:pPr>
+              <w:spacing w:before="80" w:after="160"/>
+              <w:rPr>
+                <w:rFonts w:ascii="Calibri" w:eastAsia="Times New Roman" w:hAnsi="Calibri" w:cs="Calibri"/>
+                <w:color w:val="1F2937"/>
+                <w:sz w:val="20"/>
+                <w:szCs w:val="20"/>
+              </w:rPr>
+            </w:pPr>
+            <w:r>
+              <w:rPr>
+                <w:rStyle w:val="notrun1"/>
+                <w:rFonts w:ascii="Calibri" w:eastAsia="Times New Roman" w:hAnsi="Calibri" w:cs="Calibri"/>
+                <w:sz w:val="20"/>
+                <w:szCs w:val="20"/>
+              </w:rPr>
+              <w:t>Not run</w:t>
+            </w:r>
+          </w:p>
+        </w:tc>
+      </w:tr>
+    </w:tbl>
+    <w:p>
+      <w:pPr>
         <w:pStyle w:val="Heading1"/>
         <w:rPr>
           <w:rFonts w:eastAsia="Times New Roman"/>
         </w:rPr>
       </w:pPr>
-      <w:bookmarkStart w:id="17" w:name="_Toc241118666"/>
+      <w:bookmarkStart w:id="18" w:name="_Toc241126011"/>
       <w:r>
         <w:rPr>
           <w:rFonts w:eastAsia="Times New Roman"/>
         </w:rPr>
         <w:t>5. Test results summary</w:t>
       </w:r>
-      <w:bookmarkEnd w:id="17"/>
+      <w:bookmarkEnd w:id="18"/>
     </w:p>
     <w:p>
       <w:pPr>
@@ -28353,13 +33251,7 @@
         <w:rPr>
           <w:rFonts w:ascii="Calibri" w:hAnsi="Calibri" w:cs="Calibri"/>
         </w:rPr>
-        <w:t>Table 4 – Result summary (2026-09-</w:t>
-      </w:r>
-      <w:r>
-        <w:rPr>
-          <w:rFonts w:ascii="Calibri" w:hAnsi="Calibri" w:cs="Calibri"/>
-        </w:rPr>
-        <w:t>24)</w:t>
+        <w:t>Table 4 – Result summary (2026-09-24)</w:t>
       </w:r>
     </w:p>
     <w:tbl>
@@ -28595,45 +33487,45 @@
                 <w:sz w:val="20"/>
                 <w:szCs w:val="20"/>
               </w:rPr>
-              <w:t>72</w:t>
-            </w:r>
-          </w:p>
-        </w:tc>
-        <w:tc>
-          <w:tcPr>
-            <w:tcW w:w="0" w:type="auto"/>
-            <w:tcBorders>
-              <w:top w:val="single" w:sz="6" w:space="0" w:color="C9D3CF"/>
-              <w:left w:val="single" w:sz="6" w:space="0" w:color="C9D3CF"/>
-              <w:bottom w:val="single" w:sz="6" w:space="0" w:color="C9D3CF"/>
-              <w:right w:val="single" w:sz="6" w:space="0" w:color="C9D3CF"/>
-            </w:tcBorders>
-            <w:tcMar>
-              <w:top w:w="60" w:type="dxa"/>
-              <w:left w:w="100" w:type="dxa"/>
-              <w:bottom w:w="60" w:type="dxa"/>
-              <w:right w:w="100" w:type="dxa"/>
-            </w:tcMar>
-            <w:hideMark/>
-          </w:tcPr>
-          <w:p>
-            <w:pPr>
-              <w:spacing w:before="80" w:after="160"/>
-              <w:rPr>
-                <w:rFonts w:ascii="Calibri" w:eastAsia="Times New Roman" w:hAnsi="Calibri" w:cs="Calibri"/>
-                <w:color w:val="1F2937"/>
-                <w:sz w:val="20"/>
-                <w:szCs w:val="20"/>
-              </w:rPr>
-            </w:pPr>
-            <w:r>
-              <w:rPr>
-                <w:rFonts w:ascii="Calibri" w:eastAsia="Times New Roman" w:hAnsi="Calibri" w:cs="Calibri"/>
-                <w:color w:val="1F2937"/>
-                <w:sz w:val="20"/>
-                <w:szCs w:val="20"/>
-              </w:rPr>
-              <w:t>51</w:t>
+              <w:t>87</w:t>
+            </w:r>
+          </w:p>
+        </w:tc>
+        <w:tc>
+          <w:tcPr>
+            <w:tcW w:w="0" w:type="auto"/>
+            <w:tcBorders>
+              <w:top w:val="single" w:sz="6" w:space="0" w:color="C9D3CF"/>
+              <w:left w:val="single" w:sz="6" w:space="0" w:color="C9D3CF"/>
+              <w:bottom w:val="single" w:sz="6" w:space="0" w:color="C9D3CF"/>
+              <w:right w:val="single" w:sz="6" w:space="0" w:color="C9D3CF"/>
+            </w:tcBorders>
+            <w:tcMar>
+              <w:top w:w="60" w:type="dxa"/>
+              <w:left w:w="100" w:type="dxa"/>
+              <w:bottom w:w="60" w:type="dxa"/>
+              <w:right w:w="100" w:type="dxa"/>
+            </w:tcMar>
+            <w:hideMark/>
+          </w:tcPr>
+          <w:p>
+            <w:pPr>
+              <w:spacing w:before="80" w:after="160"/>
+              <w:rPr>
+                <w:rFonts w:ascii="Calibri" w:eastAsia="Times New Roman" w:hAnsi="Calibri" w:cs="Calibri"/>
+                <w:color w:val="1F2937"/>
+                <w:sz w:val="20"/>
+                <w:szCs w:val="20"/>
+              </w:rPr>
+            </w:pPr>
+            <w:r>
+              <w:rPr>
+                <w:rFonts w:ascii="Calibri" w:eastAsia="Times New Roman" w:hAnsi="Calibri" w:cs="Calibri"/>
+                <w:color w:val="1F2937"/>
+                <w:sz w:val="20"/>
+                <w:szCs w:val="20"/>
+              </w:rPr>
+              <w:t>60</w:t>
             </w:r>
           </w:p>
         </w:tc>
@@ -28709,7 +33601,7 @@
                 <w:sz w:val="20"/>
                 <w:szCs w:val="20"/>
               </w:rPr>
-              <w:t>21</w:t>
+              <w:t>27</w:t>
             </w:r>
           </w:p>
         </w:tc>
@@ -28742,14 +33634,14 @@
           <w:rFonts w:eastAsia="Times New Roman"/>
         </w:rPr>
       </w:pPr>
-      <w:bookmarkStart w:id="18" w:name="_Toc241118667"/>
+      <w:bookmarkStart w:id="19" w:name="_Toc241126012"/>
       <w:r>
         <w:rPr>
           <w:rFonts w:eastAsia="Times New Roman"/>
         </w:rPr>
         <w:t>5.1 Execution log</w:t>
       </w:r>
-      <w:bookmarkEnd w:id="18"/>
+      <w:bookmarkEnd w:id="19"/>
     </w:p>
     <w:tbl>
       <w:tblPr>
@@ -36394,16 +41286,7 @@
                 <w:sz w:val="20"/>
                 <w:szCs w:val="20"/>
               </w:rPr>
-              <w:t>Unit test</w:t>
-            </w:r>
-            <w:r>
-              <w:rPr>
-                <w:rFonts w:ascii="Calibri" w:eastAsia="Times New Roman" w:hAnsi="Calibri" w:cs="Calibri"/>
-                <w:color w:val="1F2937"/>
-                <w:sz w:val="20"/>
-                <w:szCs w:val="20"/>
-              </w:rPr>
-              <w:t xml:space="preserve"> + UI render, 2026-09-24</w:t>
+              <w:t>Unit test + UI render, 2026-09-24</w:t>
             </w:r>
           </w:p>
         </w:tc>
@@ -37475,6 +42358,1791 @@
                 <w:szCs w:val="20"/>
               </w:rPr>
               <w:t>Manual</w:t>
+            </w:r>
+          </w:p>
+        </w:tc>
+      </w:tr>
+      <w:tr>
+        <w:trPr>
+          <w:cantSplit/>
+        </w:trPr>
+        <w:tc>
+          <w:tcPr>
+            <w:tcW w:w="0" w:type="auto"/>
+            <w:tcBorders>
+              <w:top w:val="single" w:sz="6" w:space="0" w:color="C9D3CF"/>
+              <w:left w:val="single" w:sz="6" w:space="0" w:color="C9D3CF"/>
+              <w:bottom w:val="single" w:sz="6" w:space="0" w:color="C9D3CF"/>
+              <w:right w:val="single" w:sz="6" w:space="0" w:color="C9D3CF"/>
+            </w:tcBorders>
+            <w:tcMar>
+              <w:top w:w="60" w:type="dxa"/>
+              <w:left w:w="100" w:type="dxa"/>
+              <w:bottom w:w="60" w:type="dxa"/>
+              <w:right w:w="100" w:type="dxa"/>
+            </w:tcMar>
+            <w:hideMark/>
+          </w:tcPr>
+          <w:p>
+            <w:pPr>
+              <w:spacing w:before="80" w:after="160"/>
+              <w:rPr>
+                <w:rFonts w:ascii="Calibri" w:eastAsia="Times New Roman" w:hAnsi="Calibri" w:cs="Calibri"/>
+                <w:color w:val="1F2937"/>
+                <w:sz w:val="20"/>
+                <w:szCs w:val="20"/>
+              </w:rPr>
+            </w:pPr>
+            <w:r>
+              <w:rPr>
+                <w:rFonts w:ascii="Calibri" w:eastAsia="Times New Roman" w:hAnsi="Calibri" w:cs="Calibri"/>
+                <w:color w:val="1F2937"/>
+                <w:sz w:val="20"/>
+                <w:szCs w:val="20"/>
+              </w:rPr>
+              <w:t>TC-110</w:t>
+            </w:r>
+          </w:p>
+        </w:tc>
+        <w:tc>
+          <w:tcPr>
+            <w:tcW w:w="0" w:type="auto"/>
+            <w:tcBorders>
+              <w:top w:val="single" w:sz="6" w:space="0" w:color="C9D3CF"/>
+              <w:left w:val="single" w:sz="6" w:space="0" w:color="C9D3CF"/>
+              <w:bottom w:val="single" w:sz="6" w:space="0" w:color="C9D3CF"/>
+              <w:right w:val="single" w:sz="6" w:space="0" w:color="C9D3CF"/>
+            </w:tcBorders>
+            <w:tcMar>
+              <w:top w:w="60" w:type="dxa"/>
+              <w:left w:w="100" w:type="dxa"/>
+              <w:bottom w:w="60" w:type="dxa"/>
+              <w:right w:w="100" w:type="dxa"/>
+            </w:tcMar>
+            <w:hideMark/>
+          </w:tcPr>
+          <w:p>
+            <w:pPr>
+              <w:spacing w:before="80" w:after="160"/>
+              <w:rPr>
+                <w:rFonts w:ascii="Calibri" w:eastAsia="Times New Roman" w:hAnsi="Calibri" w:cs="Calibri"/>
+                <w:color w:val="1F2937"/>
+                <w:sz w:val="20"/>
+                <w:szCs w:val="20"/>
+              </w:rPr>
+            </w:pPr>
+            <w:r>
+              <w:rPr>
+                <w:rStyle w:val="pass1"/>
+                <w:rFonts w:ascii="Calibri" w:eastAsia="Times New Roman" w:hAnsi="Calibri" w:cs="Calibri"/>
+                <w:sz w:val="20"/>
+                <w:szCs w:val="20"/>
+              </w:rPr>
+              <w:t>Pass</w:t>
+            </w:r>
+          </w:p>
+        </w:tc>
+        <w:tc>
+          <w:tcPr>
+            <w:tcW w:w="0" w:type="auto"/>
+            <w:tcBorders>
+              <w:top w:val="single" w:sz="6" w:space="0" w:color="C9D3CF"/>
+              <w:left w:val="single" w:sz="6" w:space="0" w:color="C9D3CF"/>
+              <w:bottom w:val="single" w:sz="6" w:space="0" w:color="C9D3CF"/>
+              <w:right w:val="single" w:sz="6" w:space="0" w:color="C9D3CF"/>
+            </w:tcBorders>
+            <w:tcMar>
+              <w:top w:w="60" w:type="dxa"/>
+              <w:left w:w="100" w:type="dxa"/>
+              <w:bottom w:w="60" w:type="dxa"/>
+              <w:right w:w="100" w:type="dxa"/>
+            </w:tcMar>
+            <w:hideMark/>
+          </w:tcPr>
+          <w:p>
+            <w:pPr>
+              <w:spacing w:before="80" w:after="160"/>
+              <w:rPr>
+                <w:rFonts w:ascii="Calibri" w:eastAsia="Times New Roman" w:hAnsi="Calibri" w:cs="Calibri"/>
+                <w:color w:val="1F2937"/>
+                <w:sz w:val="20"/>
+                <w:szCs w:val="20"/>
+              </w:rPr>
+            </w:pPr>
+            <w:r>
+              <w:rPr>
+                <w:rFonts w:ascii="Calibri" w:eastAsia="Times New Roman" w:hAnsi="Calibri" w:cs="Calibri"/>
+                <w:color w:val="1F2937"/>
+                <w:sz w:val="20"/>
+                <w:szCs w:val="20"/>
+              </w:rPr>
+              <w:t>Snapshot tour (en, ja), 2026-09-24</w:t>
+            </w:r>
+          </w:p>
+        </w:tc>
+      </w:tr>
+      <w:tr>
+        <w:trPr>
+          <w:cantSplit/>
+        </w:trPr>
+        <w:tc>
+          <w:tcPr>
+            <w:tcW w:w="0" w:type="auto"/>
+            <w:tcBorders>
+              <w:top w:val="single" w:sz="6" w:space="0" w:color="C9D3CF"/>
+              <w:left w:val="single" w:sz="6" w:space="0" w:color="C9D3CF"/>
+              <w:bottom w:val="single" w:sz="6" w:space="0" w:color="C9D3CF"/>
+              <w:right w:val="single" w:sz="6" w:space="0" w:color="C9D3CF"/>
+            </w:tcBorders>
+            <w:tcMar>
+              <w:top w:w="60" w:type="dxa"/>
+              <w:left w:w="100" w:type="dxa"/>
+              <w:bottom w:w="60" w:type="dxa"/>
+              <w:right w:w="100" w:type="dxa"/>
+            </w:tcMar>
+            <w:hideMark/>
+          </w:tcPr>
+          <w:p>
+            <w:pPr>
+              <w:spacing w:before="80" w:after="160"/>
+              <w:rPr>
+                <w:rFonts w:ascii="Calibri" w:eastAsia="Times New Roman" w:hAnsi="Calibri" w:cs="Calibri"/>
+                <w:color w:val="1F2937"/>
+                <w:sz w:val="20"/>
+                <w:szCs w:val="20"/>
+              </w:rPr>
+            </w:pPr>
+            <w:r>
+              <w:rPr>
+                <w:rFonts w:ascii="Calibri" w:eastAsia="Times New Roman" w:hAnsi="Calibri" w:cs="Calibri"/>
+                <w:color w:val="1F2937"/>
+                <w:sz w:val="20"/>
+                <w:szCs w:val="20"/>
+              </w:rPr>
+              <w:t>TC-111</w:t>
+            </w:r>
+          </w:p>
+        </w:tc>
+        <w:tc>
+          <w:tcPr>
+            <w:tcW w:w="0" w:type="auto"/>
+            <w:tcBorders>
+              <w:top w:val="single" w:sz="6" w:space="0" w:color="C9D3CF"/>
+              <w:left w:val="single" w:sz="6" w:space="0" w:color="C9D3CF"/>
+              <w:bottom w:val="single" w:sz="6" w:space="0" w:color="C9D3CF"/>
+              <w:right w:val="single" w:sz="6" w:space="0" w:color="C9D3CF"/>
+            </w:tcBorders>
+            <w:tcMar>
+              <w:top w:w="60" w:type="dxa"/>
+              <w:left w:w="100" w:type="dxa"/>
+              <w:bottom w:w="60" w:type="dxa"/>
+              <w:right w:w="100" w:type="dxa"/>
+            </w:tcMar>
+            <w:hideMark/>
+          </w:tcPr>
+          <w:p>
+            <w:pPr>
+              <w:spacing w:before="80" w:after="160"/>
+              <w:rPr>
+                <w:rFonts w:ascii="Calibri" w:eastAsia="Times New Roman" w:hAnsi="Calibri" w:cs="Calibri"/>
+                <w:color w:val="1F2937"/>
+                <w:sz w:val="20"/>
+                <w:szCs w:val="20"/>
+              </w:rPr>
+            </w:pPr>
+            <w:r>
+              <w:rPr>
+                <w:rStyle w:val="pass1"/>
+                <w:rFonts w:ascii="Calibri" w:eastAsia="Times New Roman" w:hAnsi="Calibri" w:cs="Calibri"/>
+                <w:sz w:val="20"/>
+                <w:szCs w:val="20"/>
+              </w:rPr>
+              <w:t>Pass</w:t>
+            </w:r>
+          </w:p>
+        </w:tc>
+        <w:tc>
+          <w:tcPr>
+            <w:tcW w:w="0" w:type="auto"/>
+            <w:tcBorders>
+              <w:top w:val="single" w:sz="6" w:space="0" w:color="C9D3CF"/>
+              <w:left w:val="single" w:sz="6" w:space="0" w:color="C9D3CF"/>
+              <w:bottom w:val="single" w:sz="6" w:space="0" w:color="C9D3CF"/>
+              <w:right w:val="single" w:sz="6" w:space="0" w:color="C9D3CF"/>
+            </w:tcBorders>
+            <w:tcMar>
+              <w:top w:w="60" w:type="dxa"/>
+              <w:left w:w="100" w:type="dxa"/>
+              <w:bottom w:w="60" w:type="dxa"/>
+              <w:right w:w="100" w:type="dxa"/>
+            </w:tcMar>
+            <w:hideMark/>
+          </w:tcPr>
+          <w:p>
+            <w:pPr>
+              <w:spacing w:before="80" w:after="160"/>
+              <w:rPr>
+                <w:rFonts w:ascii="Calibri" w:eastAsia="Times New Roman" w:hAnsi="Calibri" w:cs="Calibri"/>
+                <w:color w:val="1F2937"/>
+                <w:sz w:val="20"/>
+                <w:szCs w:val="20"/>
+              </w:rPr>
+            </w:pPr>
+            <w:r>
+              <w:rPr>
+                <w:rFonts w:ascii="Calibri" w:eastAsia="Times New Roman" w:hAnsi="Calibri" w:cs="Calibri"/>
+                <w:color w:val="1F2937"/>
+                <w:sz w:val="20"/>
+                <w:szCs w:val="20"/>
+              </w:rPr>
+              <w:t>API script, 2026-09-24</w:t>
+            </w:r>
+          </w:p>
+        </w:tc>
+      </w:tr>
+      <w:tr>
+        <w:trPr>
+          <w:cantSplit/>
+        </w:trPr>
+        <w:tc>
+          <w:tcPr>
+            <w:tcW w:w="0" w:type="auto"/>
+            <w:tcBorders>
+              <w:top w:val="single" w:sz="6" w:space="0" w:color="C9D3CF"/>
+              <w:left w:val="single" w:sz="6" w:space="0" w:color="C9D3CF"/>
+              <w:bottom w:val="single" w:sz="6" w:space="0" w:color="C9D3CF"/>
+              <w:right w:val="single" w:sz="6" w:space="0" w:color="C9D3CF"/>
+            </w:tcBorders>
+            <w:tcMar>
+              <w:top w:w="60" w:type="dxa"/>
+              <w:left w:w="100" w:type="dxa"/>
+              <w:bottom w:w="60" w:type="dxa"/>
+              <w:right w:w="100" w:type="dxa"/>
+            </w:tcMar>
+            <w:hideMark/>
+          </w:tcPr>
+          <w:p>
+            <w:pPr>
+              <w:spacing w:before="80" w:after="160"/>
+              <w:rPr>
+                <w:rFonts w:ascii="Calibri" w:eastAsia="Times New Roman" w:hAnsi="Calibri" w:cs="Calibri"/>
+                <w:color w:val="1F2937"/>
+                <w:sz w:val="20"/>
+                <w:szCs w:val="20"/>
+              </w:rPr>
+            </w:pPr>
+            <w:r>
+              <w:rPr>
+                <w:rFonts w:ascii="Calibri" w:eastAsia="Times New Roman" w:hAnsi="Calibri" w:cs="Calibri"/>
+                <w:color w:val="1F2937"/>
+                <w:sz w:val="20"/>
+                <w:szCs w:val="20"/>
+              </w:rPr>
+              <w:t>TC-112</w:t>
+            </w:r>
+          </w:p>
+        </w:tc>
+        <w:tc>
+          <w:tcPr>
+            <w:tcW w:w="0" w:type="auto"/>
+            <w:tcBorders>
+              <w:top w:val="single" w:sz="6" w:space="0" w:color="C9D3CF"/>
+              <w:left w:val="single" w:sz="6" w:space="0" w:color="C9D3CF"/>
+              <w:bottom w:val="single" w:sz="6" w:space="0" w:color="C9D3CF"/>
+              <w:right w:val="single" w:sz="6" w:space="0" w:color="C9D3CF"/>
+            </w:tcBorders>
+            <w:tcMar>
+              <w:top w:w="60" w:type="dxa"/>
+              <w:left w:w="100" w:type="dxa"/>
+              <w:bottom w:w="60" w:type="dxa"/>
+              <w:right w:w="100" w:type="dxa"/>
+            </w:tcMar>
+            <w:hideMark/>
+          </w:tcPr>
+          <w:p>
+            <w:pPr>
+              <w:spacing w:before="80" w:after="160"/>
+              <w:rPr>
+                <w:rFonts w:ascii="Calibri" w:eastAsia="Times New Roman" w:hAnsi="Calibri" w:cs="Calibri"/>
+                <w:color w:val="1F2937"/>
+                <w:sz w:val="20"/>
+                <w:szCs w:val="20"/>
+              </w:rPr>
+            </w:pPr>
+            <w:r>
+              <w:rPr>
+                <w:rStyle w:val="notrun1"/>
+                <w:rFonts w:ascii="Calibri" w:eastAsia="Times New Roman" w:hAnsi="Calibri" w:cs="Calibri"/>
+                <w:sz w:val="20"/>
+                <w:szCs w:val="20"/>
+              </w:rPr>
+              <w:t>Not run</w:t>
+            </w:r>
+          </w:p>
+        </w:tc>
+        <w:tc>
+          <w:tcPr>
+            <w:tcW w:w="0" w:type="auto"/>
+            <w:tcBorders>
+              <w:top w:val="single" w:sz="6" w:space="0" w:color="C9D3CF"/>
+              <w:left w:val="single" w:sz="6" w:space="0" w:color="C9D3CF"/>
+              <w:bottom w:val="single" w:sz="6" w:space="0" w:color="C9D3CF"/>
+              <w:right w:val="single" w:sz="6" w:space="0" w:color="C9D3CF"/>
+            </w:tcBorders>
+            <w:tcMar>
+              <w:top w:w="60" w:type="dxa"/>
+              <w:left w:w="100" w:type="dxa"/>
+              <w:bottom w:w="60" w:type="dxa"/>
+              <w:right w:w="100" w:type="dxa"/>
+            </w:tcMar>
+            <w:hideMark/>
+          </w:tcPr>
+          <w:p>
+            <w:pPr>
+              <w:spacing w:before="80" w:after="160"/>
+              <w:rPr>
+                <w:rFonts w:ascii="Calibri" w:eastAsia="Times New Roman" w:hAnsi="Calibri" w:cs="Calibri"/>
+                <w:color w:val="1F2937"/>
+                <w:sz w:val="20"/>
+                <w:szCs w:val="20"/>
+              </w:rPr>
+            </w:pPr>
+            <w:r>
+              <w:rPr>
+                <w:rFonts w:ascii="Calibri" w:eastAsia="Times New Roman" w:hAnsi="Calibri" w:cs="Calibri"/>
+                <w:color w:val="1F2937"/>
+                <w:sz w:val="20"/>
+                <w:szCs w:val="20"/>
+              </w:rPr>
+              <w:t>Manual</w:t>
+            </w:r>
+          </w:p>
+        </w:tc>
+      </w:tr>
+      <w:tr>
+        <w:trPr>
+          <w:cantSplit/>
+        </w:trPr>
+        <w:tc>
+          <w:tcPr>
+            <w:tcW w:w="0" w:type="auto"/>
+            <w:tcBorders>
+              <w:top w:val="single" w:sz="6" w:space="0" w:color="C9D3CF"/>
+              <w:left w:val="single" w:sz="6" w:space="0" w:color="C9D3CF"/>
+              <w:bottom w:val="single" w:sz="6" w:space="0" w:color="C9D3CF"/>
+              <w:right w:val="single" w:sz="6" w:space="0" w:color="C9D3CF"/>
+            </w:tcBorders>
+            <w:tcMar>
+              <w:top w:w="60" w:type="dxa"/>
+              <w:left w:w="100" w:type="dxa"/>
+              <w:bottom w:w="60" w:type="dxa"/>
+              <w:right w:w="100" w:type="dxa"/>
+            </w:tcMar>
+            <w:hideMark/>
+          </w:tcPr>
+          <w:p>
+            <w:pPr>
+              <w:spacing w:before="80" w:after="160"/>
+              <w:rPr>
+                <w:rFonts w:ascii="Calibri" w:eastAsia="Times New Roman" w:hAnsi="Calibri" w:cs="Calibri"/>
+                <w:color w:val="1F2937"/>
+                <w:sz w:val="20"/>
+                <w:szCs w:val="20"/>
+              </w:rPr>
+            </w:pPr>
+            <w:r>
+              <w:rPr>
+                <w:rFonts w:ascii="Calibri" w:eastAsia="Times New Roman" w:hAnsi="Calibri" w:cs="Calibri"/>
+                <w:color w:val="1F2937"/>
+                <w:sz w:val="20"/>
+                <w:szCs w:val="20"/>
+              </w:rPr>
+              <w:t>TC-113</w:t>
+            </w:r>
+          </w:p>
+        </w:tc>
+        <w:tc>
+          <w:tcPr>
+            <w:tcW w:w="0" w:type="auto"/>
+            <w:tcBorders>
+              <w:top w:val="single" w:sz="6" w:space="0" w:color="C9D3CF"/>
+              <w:left w:val="single" w:sz="6" w:space="0" w:color="C9D3CF"/>
+              <w:bottom w:val="single" w:sz="6" w:space="0" w:color="C9D3CF"/>
+              <w:right w:val="single" w:sz="6" w:space="0" w:color="C9D3CF"/>
+            </w:tcBorders>
+            <w:tcMar>
+              <w:top w:w="60" w:type="dxa"/>
+              <w:left w:w="100" w:type="dxa"/>
+              <w:bottom w:w="60" w:type="dxa"/>
+              <w:right w:w="100" w:type="dxa"/>
+            </w:tcMar>
+            <w:hideMark/>
+          </w:tcPr>
+          <w:p>
+            <w:pPr>
+              <w:spacing w:before="80" w:after="160"/>
+              <w:rPr>
+                <w:rFonts w:ascii="Calibri" w:eastAsia="Times New Roman" w:hAnsi="Calibri" w:cs="Calibri"/>
+                <w:color w:val="1F2937"/>
+                <w:sz w:val="20"/>
+                <w:szCs w:val="20"/>
+              </w:rPr>
+            </w:pPr>
+            <w:r>
+              <w:rPr>
+                <w:rStyle w:val="pass1"/>
+                <w:rFonts w:ascii="Calibri" w:eastAsia="Times New Roman" w:hAnsi="Calibri" w:cs="Calibri"/>
+                <w:sz w:val="20"/>
+                <w:szCs w:val="20"/>
+              </w:rPr>
+              <w:t>Pass</w:t>
+            </w:r>
+          </w:p>
+        </w:tc>
+        <w:tc>
+          <w:tcPr>
+            <w:tcW w:w="0" w:type="auto"/>
+            <w:tcBorders>
+              <w:top w:val="single" w:sz="6" w:space="0" w:color="C9D3CF"/>
+              <w:left w:val="single" w:sz="6" w:space="0" w:color="C9D3CF"/>
+              <w:bottom w:val="single" w:sz="6" w:space="0" w:color="C9D3CF"/>
+              <w:right w:val="single" w:sz="6" w:space="0" w:color="C9D3CF"/>
+            </w:tcBorders>
+            <w:tcMar>
+              <w:top w:w="60" w:type="dxa"/>
+              <w:left w:w="100" w:type="dxa"/>
+              <w:bottom w:w="60" w:type="dxa"/>
+              <w:right w:w="100" w:type="dxa"/>
+            </w:tcMar>
+            <w:hideMark/>
+          </w:tcPr>
+          <w:p>
+            <w:pPr>
+              <w:spacing w:before="80" w:after="160"/>
+              <w:rPr>
+                <w:rFonts w:ascii="Calibri" w:eastAsia="Times New Roman" w:hAnsi="Calibri" w:cs="Calibri"/>
+                <w:color w:val="1F2937"/>
+                <w:sz w:val="20"/>
+                <w:szCs w:val="20"/>
+              </w:rPr>
+            </w:pPr>
+            <w:r>
+              <w:rPr>
+                <w:rFonts w:ascii="Calibri" w:eastAsia="Times New Roman" w:hAnsi="Calibri" w:cs="Calibri"/>
+                <w:color w:val="1F2937"/>
+                <w:sz w:val="20"/>
+                <w:szCs w:val="20"/>
+              </w:rPr>
+              <w:t>Snapshot tour (ja), 2026-09-24</w:t>
+            </w:r>
+          </w:p>
+        </w:tc>
+      </w:tr>
+      <w:tr>
+        <w:trPr>
+          <w:cantSplit/>
+        </w:trPr>
+        <w:tc>
+          <w:tcPr>
+            <w:tcW w:w="0" w:type="auto"/>
+            <w:tcBorders>
+              <w:top w:val="single" w:sz="6" w:space="0" w:color="C9D3CF"/>
+              <w:left w:val="single" w:sz="6" w:space="0" w:color="C9D3CF"/>
+              <w:bottom w:val="single" w:sz="6" w:space="0" w:color="C9D3CF"/>
+              <w:right w:val="single" w:sz="6" w:space="0" w:color="C9D3CF"/>
+            </w:tcBorders>
+            <w:tcMar>
+              <w:top w:w="60" w:type="dxa"/>
+              <w:left w:w="100" w:type="dxa"/>
+              <w:bottom w:w="60" w:type="dxa"/>
+              <w:right w:w="100" w:type="dxa"/>
+            </w:tcMar>
+            <w:hideMark/>
+          </w:tcPr>
+          <w:p>
+            <w:pPr>
+              <w:spacing w:before="80" w:after="160"/>
+              <w:rPr>
+                <w:rFonts w:ascii="Calibri" w:eastAsia="Times New Roman" w:hAnsi="Calibri" w:cs="Calibri"/>
+                <w:color w:val="1F2937"/>
+                <w:sz w:val="20"/>
+                <w:szCs w:val="20"/>
+              </w:rPr>
+            </w:pPr>
+            <w:r>
+              <w:rPr>
+                <w:rFonts w:ascii="Calibri" w:eastAsia="Times New Roman" w:hAnsi="Calibri" w:cs="Calibri"/>
+                <w:color w:val="1F2937"/>
+                <w:sz w:val="20"/>
+                <w:szCs w:val="20"/>
+              </w:rPr>
+              <w:t>TC-114</w:t>
+            </w:r>
+          </w:p>
+        </w:tc>
+        <w:tc>
+          <w:tcPr>
+            <w:tcW w:w="0" w:type="auto"/>
+            <w:tcBorders>
+              <w:top w:val="single" w:sz="6" w:space="0" w:color="C9D3CF"/>
+              <w:left w:val="single" w:sz="6" w:space="0" w:color="C9D3CF"/>
+              <w:bottom w:val="single" w:sz="6" w:space="0" w:color="C9D3CF"/>
+              <w:right w:val="single" w:sz="6" w:space="0" w:color="C9D3CF"/>
+            </w:tcBorders>
+            <w:tcMar>
+              <w:top w:w="60" w:type="dxa"/>
+              <w:left w:w="100" w:type="dxa"/>
+              <w:bottom w:w="60" w:type="dxa"/>
+              <w:right w:w="100" w:type="dxa"/>
+            </w:tcMar>
+            <w:hideMark/>
+          </w:tcPr>
+          <w:p>
+            <w:pPr>
+              <w:spacing w:before="80" w:after="160"/>
+              <w:rPr>
+                <w:rFonts w:ascii="Calibri" w:eastAsia="Times New Roman" w:hAnsi="Calibri" w:cs="Calibri"/>
+                <w:color w:val="1F2937"/>
+                <w:sz w:val="20"/>
+                <w:szCs w:val="20"/>
+              </w:rPr>
+            </w:pPr>
+            <w:r>
+              <w:rPr>
+                <w:rStyle w:val="pass1"/>
+                <w:rFonts w:ascii="Calibri" w:eastAsia="Times New Roman" w:hAnsi="Calibri" w:cs="Calibri"/>
+                <w:sz w:val="20"/>
+                <w:szCs w:val="20"/>
+              </w:rPr>
+              <w:t>Pass</w:t>
+            </w:r>
+          </w:p>
+        </w:tc>
+        <w:tc>
+          <w:tcPr>
+            <w:tcW w:w="0" w:type="auto"/>
+            <w:tcBorders>
+              <w:top w:val="single" w:sz="6" w:space="0" w:color="C9D3CF"/>
+              <w:left w:val="single" w:sz="6" w:space="0" w:color="C9D3CF"/>
+              <w:bottom w:val="single" w:sz="6" w:space="0" w:color="C9D3CF"/>
+              <w:right w:val="single" w:sz="6" w:space="0" w:color="C9D3CF"/>
+            </w:tcBorders>
+            <w:tcMar>
+              <w:top w:w="60" w:type="dxa"/>
+              <w:left w:w="100" w:type="dxa"/>
+              <w:bottom w:w="60" w:type="dxa"/>
+              <w:right w:w="100" w:type="dxa"/>
+            </w:tcMar>
+            <w:hideMark/>
+          </w:tcPr>
+          <w:p>
+            <w:pPr>
+              <w:spacing w:before="80" w:after="160"/>
+              <w:rPr>
+                <w:rFonts w:ascii="Calibri" w:eastAsia="Times New Roman" w:hAnsi="Calibri" w:cs="Calibri"/>
+                <w:color w:val="1F2937"/>
+                <w:sz w:val="20"/>
+                <w:szCs w:val="20"/>
+              </w:rPr>
+            </w:pPr>
+            <w:r>
+              <w:rPr>
+                <w:rFonts w:ascii="Calibri" w:eastAsia="Times New Roman" w:hAnsi="Calibri" w:cs="Calibri"/>
+                <w:color w:val="1F2937"/>
+                <w:sz w:val="20"/>
+                <w:szCs w:val="20"/>
+              </w:rPr>
+              <w:t>Snapshot tour (zh_CN), 2026-09-24</w:t>
+            </w:r>
+          </w:p>
+        </w:tc>
+      </w:tr>
+      <w:tr>
+        <w:trPr>
+          <w:cantSplit/>
+        </w:trPr>
+        <w:tc>
+          <w:tcPr>
+            <w:tcW w:w="0" w:type="auto"/>
+            <w:tcBorders>
+              <w:top w:val="single" w:sz="6" w:space="0" w:color="C9D3CF"/>
+              <w:left w:val="single" w:sz="6" w:space="0" w:color="C9D3CF"/>
+              <w:bottom w:val="single" w:sz="6" w:space="0" w:color="C9D3CF"/>
+              <w:right w:val="single" w:sz="6" w:space="0" w:color="C9D3CF"/>
+            </w:tcBorders>
+            <w:tcMar>
+              <w:top w:w="60" w:type="dxa"/>
+              <w:left w:w="100" w:type="dxa"/>
+              <w:bottom w:w="60" w:type="dxa"/>
+              <w:right w:w="100" w:type="dxa"/>
+            </w:tcMar>
+            <w:hideMark/>
+          </w:tcPr>
+          <w:p>
+            <w:pPr>
+              <w:spacing w:before="80" w:after="160"/>
+              <w:rPr>
+                <w:rFonts w:ascii="Calibri" w:eastAsia="Times New Roman" w:hAnsi="Calibri" w:cs="Calibri"/>
+                <w:color w:val="1F2937"/>
+                <w:sz w:val="20"/>
+                <w:szCs w:val="20"/>
+              </w:rPr>
+            </w:pPr>
+            <w:r>
+              <w:rPr>
+                <w:rFonts w:ascii="Calibri" w:eastAsia="Times New Roman" w:hAnsi="Calibri" w:cs="Calibri"/>
+                <w:color w:val="1F2937"/>
+                <w:sz w:val="20"/>
+                <w:szCs w:val="20"/>
+              </w:rPr>
+              <w:t>TC-115</w:t>
+            </w:r>
+          </w:p>
+        </w:tc>
+        <w:tc>
+          <w:tcPr>
+            <w:tcW w:w="0" w:type="auto"/>
+            <w:tcBorders>
+              <w:top w:val="single" w:sz="6" w:space="0" w:color="C9D3CF"/>
+              <w:left w:val="single" w:sz="6" w:space="0" w:color="C9D3CF"/>
+              <w:bottom w:val="single" w:sz="6" w:space="0" w:color="C9D3CF"/>
+              <w:right w:val="single" w:sz="6" w:space="0" w:color="C9D3CF"/>
+            </w:tcBorders>
+            <w:tcMar>
+              <w:top w:w="60" w:type="dxa"/>
+              <w:left w:w="100" w:type="dxa"/>
+              <w:bottom w:w="60" w:type="dxa"/>
+              <w:right w:w="100" w:type="dxa"/>
+            </w:tcMar>
+            <w:hideMark/>
+          </w:tcPr>
+          <w:p>
+            <w:pPr>
+              <w:spacing w:before="80" w:after="160"/>
+              <w:rPr>
+                <w:rFonts w:ascii="Calibri" w:eastAsia="Times New Roman" w:hAnsi="Calibri" w:cs="Calibri"/>
+                <w:color w:val="1F2937"/>
+                <w:sz w:val="20"/>
+                <w:szCs w:val="20"/>
+              </w:rPr>
+            </w:pPr>
+            <w:r>
+              <w:rPr>
+                <w:rStyle w:val="pass1"/>
+                <w:rFonts w:ascii="Calibri" w:eastAsia="Times New Roman" w:hAnsi="Calibri" w:cs="Calibri"/>
+                <w:sz w:val="20"/>
+                <w:szCs w:val="20"/>
+              </w:rPr>
+              <w:t>Pass</w:t>
+            </w:r>
+          </w:p>
+        </w:tc>
+        <w:tc>
+          <w:tcPr>
+            <w:tcW w:w="0" w:type="auto"/>
+            <w:tcBorders>
+              <w:top w:val="single" w:sz="6" w:space="0" w:color="C9D3CF"/>
+              <w:left w:val="single" w:sz="6" w:space="0" w:color="C9D3CF"/>
+              <w:bottom w:val="single" w:sz="6" w:space="0" w:color="C9D3CF"/>
+              <w:right w:val="single" w:sz="6" w:space="0" w:color="C9D3CF"/>
+            </w:tcBorders>
+            <w:tcMar>
+              <w:top w:w="60" w:type="dxa"/>
+              <w:left w:w="100" w:type="dxa"/>
+              <w:bottom w:w="60" w:type="dxa"/>
+              <w:right w:w="100" w:type="dxa"/>
+            </w:tcMar>
+            <w:hideMark/>
+          </w:tcPr>
+          <w:p>
+            <w:pPr>
+              <w:spacing w:before="80" w:after="160"/>
+              <w:rPr>
+                <w:rFonts w:ascii="Calibri" w:eastAsia="Times New Roman" w:hAnsi="Calibri" w:cs="Calibri"/>
+                <w:color w:val="1F2937"/>
+                <w:sz w:val="20"/>
+                <w:szCs w:val="20"/>
+              </w:rPr>
+            </w:pPr>
+            <w:r>
+              <w:rPr>
+                <w:rFonts w:ascii="Calibri" w:eastAsia="Times New Roman" w:hAnsi="Calibri" w:cs="Calibri"/>
+                <w:color w:val="1F2937"/>
+                <w:sz w:val="20"/>
+                <w:szCs w:val="20"/>
+              </w:rPr>
+              <w:t>po_tool, 2026-09-24</w:t>
+            </w:r>
+          </w:p>
+        </w:tc>
+      </w:tr>
+      <w:tr>
+        <w:trPr>
+          <w:cantSplit/>
+        </w:trPr>
+        <w:tc>
+          <w:tcPr>
+            <w:tcW w:w="0" w:type="auto"/>
+            <w:tcBorders>
+              <w:top w:val="single" w:sz="6" w:space="0" w:color="C9D3CF"/>
+              <w:left w:val="single" w:sz="6" w:space="0" w:color="C9D3CF"/>
+              <w:bottom w:val="single" w:sz="6" w:space="0" w:color="C9D3CF"/>
+              <w:right w:val="single" w:sz="6" w:space="0" w:color="C9D3CF"/>
+            </w:tcBorders>
+            <w:tcMar>
+              <w:top w:w="60" w:type="dxa"/>
+              <w:left w:w="100" w:type="dxa"/>
+              <w:bottom w:w="60" w:type="dxa"/>
+              <w:right w:w="100" w:type="dxa"/>
+            </w:tcMar>
+            <w:hideMark/>
+          </w:tcPr>
+          <w:p>
+            <w:pPr>
+              <w:spacing w:before="80" w:after="160"/>
+              <w:rPr>
+                <w:rFonts w:ascii="Calibri" w:eastAsia="Times New Roman" w:hAnsi="Calibri" w:cs="Calibri"/>
+                <w:color w:val="1F2937"/>
+                <w:sz w:val="20"/>
+                <w:szCs w:val="20"/>
+              </w:rPr>
+            </w:pPr>
+            <w:r>
+              <w:rPr>
+                <w:rFonts w:ascii="Calibri" w:eastAsia="Times New Roman" w:hAnsi="Calibri" w:cs="Calibri"/>
+                <w:color w:val="1F2937"/>
+                <w:sz w:val="20"/>
+                <w:szCs w:val="20"/>
+              </w:rPr>
+              <w:t>TC-116</w:t>
+            </w:r>
+          </w:p>
+        </w:tc>
+        <w:tc>
+          <w:tcPr>
+            <w:tcW w:w="0" w:type="auto"/>
+            <w:tcBorders>
+              <w:top w:val="single" w:sz="6" w:space="0" w:color="C9D3CF"/>
+              <w:left w:val="single" w:sz="6" w:space="0" w:color="C9D3CF"/>
+              <w:bottom w:val="single" w:sz="6" w:space="0" w:color="C9D3CF"/>
+              <w:right w:val="single" w:sz="6" w:space="0" w:color="C9D3CF"/>
+            </w:tcBorders>
+            <w:tcMar>
+              <w:top w:w="60" w:type="dxa"/>
+              <w:left w:w="100" w:type="dxa"/>
+              <w:bottom w:w="60" w:type="dxa"/>
+              <w:right w:w="100" w:type="dxa"/>
+            </w:tcMar>
+            <w:hideMark/>
+          </w:tcPr>
+          <w:p>
+            <w:pPr>
+              <w:spacing w:before="80" w:after="160"/>
+              <w:rPr>
+                <w:rFonts w:ascii="Calibri" w:eastAsia="Times New Roman" w:hAnsi="Calibri" w:cs="Calibri"/>
+                <w:color w:val="1F2937"/>
+                <w:sz w:val="20"/>
+                <w:szCs w:val="20"/>
+              </w:rPr>
+            </w:pPr>
+            <w:r>
+              <w:rPr>
+                <w:rStyle w:val="pass1"/>
+                <w:rFonts w:ascii="Calibri" w:eastAsia="Times New Roman" w:hAnsi="Calibri" w:cs="Calibri"/>
+                <w:sz w:val="20"/>
+                <w:szCs w:val="20"/>
+              </w:rPr>
+              <w:t>Pass</w:t>
+            </w:r>
+          </w:p>
+        </w:tc>
+        <w:tc>
+          <w:tcPr>
+            <w:tcW w:w="0" w:type="auto"/>
+            <w:tcBorders>
+              <w:top w:val="single" w:sz="6" w:space="0" w:color="C9D3CF"/>
+              <w:left w:val="single" w:sz="6" w:space="0" w:color="C9D3CF"/>
+              <w:bottom w:val="single" w:sz="6" w:space="0" w:color="C9D3CF"/>
+              <w:right w:val="single" w:sz="6" w:space="0" w:color="C9D3CF"/>
+            </w:tcBorders>
+            <w:tcMar>
+              <w:top w:w="60" w:type="dxa"/>
+              <w:left w:w="100" w:type="dxa"/>
+              <w:bottom w:w="60" w:type="dxa"/>
+              <w:right w:w="100" w:type="dxa"/>
+            </w:tcMar>
+            <w:hideMark/>
+          </w:tcPr>
+          <w:p>
+            <w:pPr>
+              <w:spacing w:before="80" w:after="160"/>
+              <w:rPr>
+                <w:rFonts w:ascii="Calibri" w:eastAsia="Times New Roman" w:hAnsi="Calibri" w:cs="Calibri"/>
+                <w:color w:val="1F2937"/>
+                <w:sz w:val="20"/>
+                <w:szCs w:val="20"/>
+              </w:rPr>
+            </w:pPr>
+            <w:r>
+              <w:rPr>
+                <w:rFonts w:ascii="Calibri" w:eastAsia="Times New Roman" w:hAnsi="Calibri" w:cs="Calibri"/>
+                <w:color w:val="1F2937"/>
+                <w:sz w:val="20"/>
+                <w:szCs w:val="20"/>
+              </w:rPr>
+              <w:t>API script, 2026-09-24</w:t>
+            </w:r>
+          </w:p>
+        </w:tc>
+      </w:tr>
+      <w:tr>
+        <w:trPr>
+          <w:cantSplit/>
+        </w:trPr>
+        <w:tc>
+          <w:tcPr>
+            <w:tcW w:w="0" w:type="auto"/>
+            <w:tcBorders>
+              <w:top w:val="single" w:sz="6" w:space="0" w:color="C9D3CF"/>
+              <w:left w:val="single" w:sz="6" w:space="0" w:color="C9D3CF"/>
+              <w:bottom w:val="single" w:sz="6" w:space="0" w:color="C9D3CF"/>
+              <w:right w:val="single" w:sz="6" w:space="0" w:color="C9D3CF"/>
+            </w:tcBorders>
+            <w:tcMar>
+              <w:top w:w="60" w:type="dxa"/>
+              <w:left w:w="100" w:type="dxa"/>
+              <w:bottom w:w="60" w:type="dxa"/>
+              <w:right w:w="100" w:type="dxa"/>
+            </w:tcMar>
+            <w:hideMark/>
+          </w:tcPr>
+          <w:p>
+            <w:pPr>
+              <w:spacing w:before="80" w:after="160"/>
+              <w:rPr>
+                <w:rFonts w:ascii="Calibri" w:eastAsia="Times New Roman" w:hAnsi="Calibri" w:cs="Calibri"/>
+                <w:color w:val="1F2937"/>
+                <w:sz w:val="20"/>
+                <w:szCs w:val="20"/>
+              </w:rPr>
+            </w:pPr>
+            <w:r>
+              <w:rPr>
+                <w:rFonts w:ascii="Calibri" w:eastAsia="Times New Roman" w:hAnsi="Calibri" w:cs="Calibri"/>
+                <w:color w:val="1F2937"/>
+                <w:sz w:val="20"/>
+                <w:szCs w:val="20"/>
+              </w:rPr>
+              <w:t>TC-117</w:t>
+            </w:r>
+          </w:p>
+        </w:tc>
+        <w:tc>
+          <w:tcPr>
+            <w:tcW w:w="0" w:type="auto"/>
+            <w:tcBorders>
+              <w:top w:val="single" w:sz="6" w:space="0" w:color="C9D3CF"/>
+              <w:left w:val="single" w:sz="6" w:space="0" w:color="C9D3CF"/>
+              <w:bottom w:val="single" w:sz="6" w:space="0" w:color="C9D3CF"/>
+              <w:right w:val="single" w:sz="6" w:space="0" w:color="C9D3CF"/>
+            </w:tcBorders>
+            <w:tcMar>
+              <w:top w:w="60" w:type="dxa"/>
+              <w:left w:w="100" w:type="dxa"/>
+              <w:bottom w:w="60" w:type="dxa"/>
+              <w:right w:w="100" w:type="dxa"/>
+            </w:tcMar>
+            <w:hideMark/>
+          </w:tcPr>
+          <w:p>
+            <w:pPr>
+              <w:spacing w:before="80" w:after="160"/>
+              <w:rPr>
+                <w:rFonts w:ascii="Calibri" w:eastAsia="Times New Roman" w:hAnsi="Calibri" w:cs="Calibri"/>
+                <w:color w:val="1F2937"/>
+                <w:sz w:val="20"/>
+                <w:szCs w:val="20"/>
+              </w:rPr>
+            </w:pPr>
+            <w:r>
+              <w:rPr>
+                <w:rStyle w:val="notrun1"/>
+                <w:rFonts w:ascii="Calibri" w:eastAsia="Times New Roman" w:hAnsi="Calibri" w:cs="Calibri"/>
+                <w:sz w:val="20"/>
+                <w:szCs w:val="20"/>
+              </w:rPr>
+              <w:t>Not run</w:t>
+            </w:r>
+          </w:p>
+        </w:tc>
+        <w:tc>
+          <w:tcPr>
+            <w:tcW w:w="0" w:type="auto"/>
+            <w:tcBorders>
+              <w:top w:val="single" w:sz="6" w:space="0" w:color="C9D3CF"/>
+              <w:left w:val="single" w:sz="6" w:space="0" w:color="C9D3CF"/>
+              <w:bottom w:val="single" w:sz="6" w:space="0" w:color="C9D3CF"/>
+              <w:right w:val="single" w:sz="6" w:space="0" w:color="C9D3CF"/>
+            </w:tcBorders>
+            <w:tcMar>
+              <w:top w:w="60" w:type="dxa"/>
+              <w:left w:w="100" w:type="dxa"/>
+              <w:bottom w:w="60" w:type="dxa"/>
+              <w:right w:w="100" w:type="dxa"/>
+            </w:tcMar>
+            <w:hideMark/>
+          </w:tcPr>
+          <w:p>
+            <w:pPr>
+              <w:spacing w:before="80" w:after="160"/>
+              <w:rPr>
+                <w:rFonts w:ascii="Calibri" w:eastAsia="Times New Roman" w:hAnsi="Calibri" w:cs="Calibri"/>
+                <w:color w:val="1F2937"/>
+                <w:sz w:val="20"/>
+                <w:szCs w:val="20"/>
+              </w:rPr>
+            </w:pPr>
+            <w:r>
+              <w:rPr>
+                <w:rFonts w:ascii="Calibri" w:eastAsia="Times New Roman" w:hAnsi="Calibri" w:cs="Calibri"/>
+                <w:color w:val="1F2937"/>
+                <w:sz w:val="20"/>
+                <w:szCs w:val="20"/>
+              </w:rPr>
+              <w:t>Manual</w:t>
+            </w:r>
+          </w:p>
+        </w:tc>
+      </w:tr>
+      <w:tr>
+        <w:trPr>
+          <w:cantSplit/>
+        </w:trPr>
+        <w:tc>
+          <w:tcPr>
+            <w:tcW w:w="0" w:type="auto"/>
+            <w:tcBorders>
+              <w:top w:val="single" w:sz="6" w:space="0" w:color="C9D3CF"/>
+              <w:left w:val="single" w:sz="6" w:space="0" w:color="C9D3CF"/>
+              <w:bottom w:val="single" w:sz="6" w:space="0" w:color="C9D3CF"/>
+              <w:right w:val="single" w:sz="6" w:space="0" w:color="C9D3CF"/>
+            </w:tcBorders>
+            <w:tcMar>
+              <w:top w:w="60" w:type="dxa"/>
+              <w:left w:w="100" w:type="dxa"/>
+              <w:bottom w:w="60" w:type="dxa"/>
+              <w:right w:w="100" w:type="dxa"/>
+            </w:tcMar>
+            <w:hideMark/>
+          </w:tcPr>
+          <w:p>
+            <w:pPr>
+              <w:spacing w:before="80" w:after="160"/>
+              <w:rPr>
+                <w:rFonts w:ascii="Calibri" w:eastAsia="Times New Roman" w:hAnsi="Calibri" w:cs="Calibri"/>
+                <w:color w:val="1F2937"/>
+                <w:sz w:val="20"/>
+                <w:szCs w:val="20"/>
+              </w:rPr>
+            </w:pPr>
+            <w:r>
+              <w:rPr>
+                <w:rFonts w:ascii="Calibri" w:eastAsia="Times New Roman" w:hAnsi="Calibri" w:cs="Calibri"/>
+                <w:color w:val="1F2937"/>
+                <w:sz w:val="20"/>
+                <w:szCs w:val="20"/>
+              </w:rPr>
+              <w:t>TC-118</w:t>
+            </w:r>
+          </w:p>
+        </w:tc>
+        <w:tc>
+          <w:tcPr>
+            <w:tcW w:w="0" w:type="auto"/>
+            <w:tcBorders>
+              <w:top w:val="single" w:sz="6" w:space="0" w:color="C9D3CF"/>
+              <w:left w:val="single" w:sz="6" w:space="0" w:color="C9D3CF"/>
+              <w:bottom w:val="single" w:sz="6" w:space="0" w:color="C9D3CF"/>
+              <w:right w:val="single" w:sz="6" w:space="0" w:color="C9D3CF"/>
+            </w:tcBorders>
+            <w:tcMar>
+              <w:top w:w="60" w:type="dxa"/>
+              <w:left w:w="100" w:type="dxa"/>
+              <w:bottom w:w="60" w:type="dxa"/>
+              <w:right w:w="100" w:type="dxa"/>
+            </w:tcMar>
+            <w:hideMark/>
+          </w:tcPr>
+          <w:p>
+            <w:pPr>
+              <w:spacing w:before="80" w:after="160"/>
+              <w:rPr>
+                <w:rFonts w:ascii="Calibri" w:eastAsia="Times New Roman" w:hAnsi="Calibri" w:cs="Calibri"/>
+                <w:color w:val="1F2937"/>
+                <w:sz w:val="20"/>
+                <w:szCs w:val="20"/>
+              </w:rPr>
+            </w:pPr>
+            <w:r>
+              <w:rPr>
+                <w:rStyle w:val="pass1"/>
+                <w:rFonts w:ascii="Calibri" w:eastAsia="Times New Roman" w:hAnsi="Calibri" w:cs="Calibri"/>
+                <w:sz w:val="20"/>
+                <w:szCs w:val="20"/>
+              </w:rPr>
+              <w:t>Pass</w:t>
+            </w:r>
+          </w:p>
+        </w:tc>
+        <w:tc>
+          <w:tcPr>
+            <w:tcW w:w="0" w:type="auto"/>
+            <w:tcBorders>
+              <w:top w:val="single" w:sz="6" w:space="0" w:color="C9D3CF"/>
+              <w:left w:val="single" w:sz="6" w:space="0" w:color="C9D3CF"/>
+              <w:bottom w:val="single" w:sz="6" w:space="0" w:color="C9D3CF"/>
+              <w:right w:val="single" w:sz="6" w:space="0" w:color="C9D3CF"/>
+            </w:tcBorders>
+            <w:tcMar>
+              <w:top w:w="60" w:type="dxa"/>
+              <w:left w:w="100" w:type="dxa"/>
+              <w:bottom w:w="60" w:type="dxa"/>
+              <w:right w:w="100" w:type="dxa"/>
+            </w:tcMar>
+            <w:hideMark/>
+          </w:tcPr>
+          <w:p>
+            <w:pPr>
+              <w:spacing w:before="80" w:after="160"/>
+              <w:rPr>
+                <w:rFonts w:ascii="Calibri" w:eastAsia="Times New Roman" w:hAnsi="Calibri" w:cs="Calibri"/>
+                <w:color w:val="1F2937"/>
+                <w:sz w:val="20"/>
+                <w:szCs w:val="20"/>
+              </w:rPr>
+            </w:pPr>
+            <w:r>
+              <w:rPr>
+                <w:rFonts w:ascii="Calibri" w:eastAsia="Times New Roman" w:hAnsi="Calibri" w:cs="Calibri"/>
+                <w:color w:val="1F2937"/>
+                <w:sz w:val="20"/>
+                <w:szCs w:val="20"/>
+              </w:rPr>
+              <w:t>Snapshot tour, 2026-09-24</w:t>
+            </w:r>
+          </w:p>
+        </w:tc>
+      </w:tr>
+      <w:tr>
+        <w:trPr>
+          <w:cantSplit/>
+        </w:trPr>
+        <w:tc>
+          <w:tcPr>
+            <w:tcW w:w="0" w:type="auto"/>
+            <w:tcBorders>
+              <w:top w:val="single" w:sz="6" w:space="0" w:color="C9D3CF"/>
+              <w:left w:val="single" w:sz="6" w:space="0" w:color="C9D3CF"/>
+              <w:bottom w:val="single" w:sz="6" w:space="0" w:color="C9D3CF"/>
+              <w:right w:val="single" w:sz="6" w:space="0" w:color="C9D3CF"/>
+            </w:tcBorders>
+            <w:tcMar>
+              <w:top w:w="60" w:type="dxa"/>
+              <w:left w:w="100" w:type="dxa"/>
+              <w:bottom w:w="60" w:type="dxa"/>
+              <w:right w:w="100" w:type="dxa"/>
+            </w:tcMar>
+            <w:hideMark/>
+          </w:tcPr>
+          <w:p>
+            <w:pPr>
+              <w:spacing w:before="80" w:after="160"/>
+              <w:rPr>
+                <w:rFonts w:ascii="Calibri" w:eastAsia="Times New Roman" w:hAnsi="Calibri" w:cs="Calibri"/>
+                <w:color w:val="1F2937"/>
+                <w:sz w:val="20"/>
+                <w:szCs w:val="20"/>
+              </w:rPr>
+            </w:pPr>
+            <w:r>
+              <w:rPr>
+                <w:rFonts w:ascii="Calibri" w:eastAsia="Times New Roman" w:hAnsi="Calibri" w:cs="Calibri"/>
+                <w:color w:val="1F2937"/>
+                <w:sz w:val="20"/>
+                <w:szCs w:val="20"/>
+              </w:rPr>
+              <w:t>TC-119</w:t>
+            </w:r>
+          </w:p>
+        </w:tc>
+        <w:tc>
+          <w:tcPr>
+            <w:tcW w:w="0" w:type="auto"/>
+            <w:tcBorders>
+              <w:top w:val="single" w:sz="6" w:space="0" w:color="C9D3CF"/>
+              <w:left w:val="single" w:sz="6" w:space="0" w:color="C9D3CF"/>
+              <w:bottom w:val="single" w:sz="6" w:space="0" w:color="C9D3CF"/>
+              <w:right w:val="single" w:sz="6" w:space="0" w:color="C9D3CF"/>
+            </w:tcBorders>
+            <w:tcMar>
+              <w:top w:w="60" w:type="dxa"/>
+              <w:left w:w="100" w:type="dxa"/>
+              <w:bottom w:w="60" w:type="dxa"/>
+              <w:right w:w="100" w:type="dxa"/>
+            </w:tcMar>
+            <w:hideMark/>
+          </w:tcPr>
+          <w:p>
+            <w:pPr>
+              <w:spacing w:before="80" w:after="160"/>
+              <w:rPr>
+                <w:rFonts w:ascii="Calibri" w:eastAsia="Times New Roman" w:hAnsi="Calibri" w:cs="Calibri"/>
+                <w:color w:val="1F2937"/>
+                <w:sz w:val="20"/>
+                <w:szCs w:val="20"/>
+              </w:rPr>
+            </w:pPr>
+            <w:r>
+              <w:rPr>
+                <w:rStyle w:val="notrun1"/>
+                <w:rFonts w:ascii="Calibri" w:eastAsia="Times New Roman" w:hAnsi="Calibri" w:cs="Calibri"/>
+                <w:sz w:val="20"/>
+                <w:szCs w:val="20"/>
+              </w:rPr>
+              <w:t>Not run</w:t>
+            </w:r>
+          </w:p>
+        </w:tc>
+        <w:tc>
+          <w:tcPr>
+            <w:tcW w:w="0" w:type="auto"/>
+            <w:tcBorders>
+              <w:top w:val="single" w:sz="6" w:space="0" w:color="C9D3CF"/>
+              <w:left w:val="single" w:sz="6" w:space="0" w:color="C9D3CF"/>
+              <w:bottom w:val="single" w:sz="6" w:space="0" w:color="C9D3CF"/>
+              <w:right w:val="single" w:sz="6" w:space="0" w:color="C9D3CF"/>
+            </w:tcBorders>
+            <w:tcMar>
+              <w:top w:w="60" w:type="dxa"/>
+              <w:left w:w="100" w:type="dxa"/>
+              <w:bottom w:w="60" w:type="dxa"/>
+              <w:right w:w="100" w:type="dxa"/>
+            </w:tcMar>
+            <w:hideMark/>
+          </w:tcPr>
+          <w:p>
+            <w:pPr>
+              <w:spacing w:before="80" w:after="160"/>
+              <w:rPr>
+                <w:rFonts w:ascii="Calibri" w:eastAsia="Times New Roman" w:hAnsi="Calibri" w:cs="Calibri"/>
+                <w:color w:val="1F2937"/>
+                <w:sz w:val="20"/>
+                <w:szCs w:val="20"/>
+              </w:rPr>
+            </w:pPr>
+            <w:r>
+              <w:rPr>
+                <w:rFonts w:ascii="Calibri" w:eastAsia="Times New Roman" w:hAnsi="Calibri" w:cs="Calibri"/>
+                <w:color w:val="1F2937"/>
+                <w:sz w:val="20"/>
+                <w:szCs w:val="20"/>
+              </w:rPr>
+              <w:t>Manual</w:t>
+            </w:r>
+          </w:p>
+        </w:tc>
+      </w:tr>
+      <w:tr>
+        <w:trPr>
+          <w:cantSplit/>
+        </w:trPr>
+        <w:tc>
+          <w:tcPr>
+            <w:tcW w:w="0" w:type="auto"/>
+            <w:tcBorders>
+              <w:top w:val="single" w:sz="6" w:space="0" w:color="C9D3CF"/>
+              <w:left w:val="single" w:sz="6" w:space="0" w:color="C9D3CF"/>
+              <w:bottom w:val="single" w:sz="6" w:space="0" w:color="C9D3CF"/>
+              <w:right w:val="single" w:sz="6" w:space="0" w:color="C9D3CF"/>
+            </w:tcBorders>
+            <w:tcMar>
+              <w:top w:w="60" w:type="dxa"/>
+              <w:left w:w="100" w:type="dxa"/>
+              <w:bottom w:w="60" w:type="dxa"/>
+              <w:right w:w="100" w:type="dxa"/>
+            </w:tcMar>
+            <w:hideMark/>
+          </w:tcPr>
+          <w:p>
+            <w:pPr>
+              <w:spacing w:before="80" w:after="160"/>
+              <w:rPr>
+                <w:rFonts w:ascii="Calibri" w:eastAsia="Times New Roman" w:hAnsi="Calibri" w:cs="Calibri"/>
+                <w:color w:val="1F2937"/>
+                <w:sz w:val="20"/>
+                <w:szCs w:val="20"/>
+              </w:rPr>
+            </w:pPr>
+            <w:r>
+              <w:rPr>
+                <w:rFonts w:ascii="Calibri" w:eastAsia="Times New Roman" w:hAnsi="Calibri" w:cs="Calibri"/>
+                <w:color w:val="1F2937"/>
+                <w:sz w:val="20"/>
+                <w:szCs w:val="20"/>
+              </w:rPr>
+              <w:t>TC-120</w:t>
+            </w:r>
+          </w:p>
+        </w:tc>
+        <w:tc>
+          <w:tcPr>
+            <w:tcW w:w="0" w:type="auto"/>
+            <w:tcBorders>
+              <w:top w:val="single" w:sz="6" w:space="0" w:color="C9D3CF"/>
+              <w:left w:val="single" w:sz="6" w:space="0" w:color="C9D3CF"/>
+              <w:bottom w:val="single" w:sz="6" w:space="0" w:color="C9D3CF"/>
+              <w:right w:val="single" w:sz="6" w:space="0" w:color="C9D3CF"/>
+            </w:tcBorders>
+            <w:tcMar>
+              <w:top w:w="60" w:type="dxa"/>
+              <w:left w:w="100" w:type="dxa"/>
+              <w:bottom w:w="60" w:type="dxa"/>
+              <w:right w:w="100" w:type="dxa"/>
+            </w:tcMar>
+            <w:hideMark/>
+          </w:tcPr>
+          <w:p>
+            <w:pPr>
+              <w:spacing w:before="80" w:after="160"/>
+              <w:rPr>
+                <w:rFonts w:ascii="Calibri" w:eastAsia="Times New Roman" w:hAnsi="Calibri" w:cs="Calibri"/>
+                <w:color w:val="1F2937"/>
+                <w:sz w:val="20"/>
+                <w:szCs w:val="20"/>
+              </w:rPr>
+            </w:pPr>
+            <w:r>
+              <w:rPr>
+                <w:rStyle w:val="pass1"/>
+                <w:rFonts w:ascii="Calibri" w:eastAsia="Times New Roman" w:hAnsi="Calibri" w:cs="Calibri"/>
+                <w:sz w:val="20"/>
+                <w:szCs w:val="20"/>
+              </w:rPr>
+              <w:t>Pass</w:t>
+            </w:r>
+          </w:p>
+        </w:tc>
+        <w:tc>
+          <w:tcPr>
+            <w:tcW w:w="0" w:type="auto"/>
+            <w:tcBorders>
+              <w:top w:val="single" w:sz="6" w:space="0" w:color="C9D3CF"/>
+              <w:left w:val="single" w:sz="6" w:space="0" w:color="C9D3CF"/>
+              <w:bottom w:val="single" w:sz="6" w:space="0" w:color="C9D3CF"/>
+              <w:right w:val="single" w:sz="6" w:space="0" w:color="C9D3CF"/>
+            </w:tcBorders>
+            <w:tcMar>
+              <w:top w:w="60" w:type="dxa"/>
+              <w:left w:w="100" w:type="dxa"/>
+              <w:bottom w:w="60" w:type="dxa"/>
+              <w:right w:w="100" w:type="dxa"/>
+            </w:tcMar>
+            <w:hideMark/>
+          </w:tcPr>
+          <w:p>
+            <w:pPr>
+              <w:spacing w:before="80" w:after="160"/>
+              <w:rPr>
+                <w:rFonts w:ascii="Calibri" w:eastAsia="Times New Roman" w:hAnsi="Calibri" w:cs="Calibri"/>
+                <w:color w:val="1F2937"/>
+                <w:sz w:val="20"/>
+                <w:szCs w:val="20"/>
+              </w:rPr>
+            </w:pPr>
+            <w:r>
+              <w:rPr>
+                <w:rFonts w:ascii="Calibri" w:eastAsia="Times New Roman" w:hAnsi="Calibri" w:cs="Calibri"/>
+                <w:color w:val="1F2937"/>
+                <w:sz w:val="20"/>
+                <w:szCs w:val="20"/>
+              </w:rPr>
+              <w:t>Snapshot tour, 2026-09-24</w:t>
+            </w:r>
+          </w:p>
+        </w:tc>
+      </w:tr>
+      <w:tr>
+        <w:trPr>
+          <w:cantSplit/>
+        </w:trPr>
+        <w:tc>
+          <w:tcPr>
+            <w:tcW w:w="0" w:type="auto"/>
+            <w:tcBorders>
+              <w:top w:val="single" w:sz="6" w:space="0" w:color="C9D3CF"/>
+              <w:left w:val="single" w:sz="6" w:space="0" w:color="C9D3CF"/>
+              <w:bottom w:val="single" w:sz="6" w:space="0" w:color="C9D3CF"/>
+              <w:right w:val="single" w:sz="6" w:space="0" w:color="C9D3CF"/>
+            </w:tcBorders>
+            <w:tcMar>
+              <w:top w:w="60" w:type="dxa"/>
+              <w:left w:w="100" w:type="dxa"/>
+              <w:bottom w:w="60" w:type="dxa"/>
+              <w:right w:w="100" w:type="dxa"/>
+            </w:tcMar>
+            <w:hideMark/>
+          </w:tcPr>
+          <w:p>
+            <w:pPr>
+              <w:spacing w:before="80" w:after="160"/>
+              <w:rPr>
+                <w:rFonts w:ascii="Calibri" w:eastAsia="Times New Roman" w:hAnsi="Calibri" w:cs="Calibri"/>
+                <w:color w:val="1F2937"/>
+                <w:sz w:val="20"/>
+                <w:szCs w:val="20"/>
+              </w:rPr>
+            </w:pPr>
+            <w:r>
+              <w:rPr>
+                <w:rFonts w:ascii="Calibri" w:eastAsia="Times New Roman" w:hAnsi="Calibri" w:cs="Calibri"/>
+                <w:color w:val="1F2937"/>
+                <w:sz w:val="20"/>
+                <w:szCs w:val="20"/>
+              </w:rPr>
+              <w:t>TC-121</w:t>
+            </w:r>
+          </w:p>
+        </w:tc>
+        <w:tc>
+          <w:tcPr>
+            <w:tcW w:w="0" w:type="auto"/>
+            <w:tcBorders>
+              <w:top w:val="single" w:sz="6" w:space="0" w:color="C9D3CF"/>
+              <w:left w:val="single" w:sz="6" w:space="0" w:color="C9D3CF"/>
+              <w:bottom w:val="single" w:sz="6" w:space="0" w:color="C9D3CF"/>
+              <w:right w:val="single" w:sz="6" w:space="0" w:color="C9D3CF"/>
+            </w:tcBorders>
+            <w:tcMar>
+              <w:top w:w="60" w:type="dxa"/>
+              <w:left w:w="100" w:type="dxa"/>
+              <w:bottom w:w="60" w:type="dxa"/>
+              <w:right w:w="100" w:type="dxa"/>
+            </w:tcMar>
+            <w:hideMark/>
+          </w:tcPr>
+          <w:p>
+            <w:pPr>
+              <w:spacing w:before="80" w:after="160"/>
+              <w:rPr>
+                <w:rFonts w:ascii="Calibri" w:eastAsia="Times New Roman" w:hAnsi="Calibri" w:cs="Calibri"/>
+                <w:color w:val="1F2937"/>
+                <w:sz w:val="20"/>
+                <w:szCs w:val="20"/>
+              </w:rPr>
+            </w:pPr>
+            <w:r>
+              <w:rPr>
+                <w:rStyle w:val="notrun1"/>
+                <w:rFonts w:ascii="Calibri" w:eastAsia="Times New Roman" w:hAnsi="Calibri" w:cs="Calibri"/>
+                <w:sz w:val="20"/>
+                <w:szCs w:val="20"/>
+              </w:rPr>
+              <w:t>Not run</w:t>
+            </w:r>
+          </w:p>
+        </w:tc>
+        <w:tc>
+          <w:tcPr>
+            <w:tcW w:w="0" w:type="auto"/>
+            <w:tcBorders>
+              <w:top w:val="single" w:sz="6" w:space="0" w:color="C9D3CF"/>
+              <w:left w:val="single" w:sz="6" w:space="0" w:color="C9D3CF"/>
+              <w:bottom w:val="single" w:sz="6" w:space="0" w:color="C9D3CF"/>
+              <w:right w:val="single" w:sz="6" w:space="0" w:color="C9D3CF"/>
+            </w:tcBorders>
+            <w:tcMar>
+              <w:top w:w="60" w:type="dxa"/>
+              <w:left w:w="100" w:type="dxa"/>
+              <w:bottom w:w="60" w:type="dxa"/>
+              <w:right w:w="100" w:type="dxa"/>
+            </w:tcMar>
+            <w:hideMark/>
+          </w:tcPr>
+          <w:p>
+            <w:pPr>
+              <w:spacing w:before="80" w:after="160"/>
+              <w:rPr>
+                <w:rFonts w:ascii="Calibri" w:eastAsia="Times New Roman" w:hAnsi="Calibri" w:cs="Calibri"/>
+                <w:color w:val="1F2937"/>
+                <w:sz w:val="20"/>
+                <w:szCs w:val="20"/>
+              </w:rPr>
+            </w:pPr>
+            <w:r>
+              <w:rPr>
+                <w:rFonts w:ascii="Calibri" w:eastAsia="Times New Roman" w:hAnsi="Calibri" w:cs="Calibri"/>
+                <w:color w:val="1F2937"/>
+                <w:sz w:val="20"/>
+                <w:szCs w:val="20"/>
+              </w:rPr>
+              <w:t>Manual</w:t>
+            </w:r>
+          </w:p>
+        </w:tc>
+      </w:tr>
+      <w:tr>
+        <w:trPr>
+          <w:cantSplit/>
+        </w:trPr>
+        <w:tc>
+          <w:tcPr>
+            <w:tcW w:w="0" w:type="auto"/>
+            <w:tcBorders>
+              <w:top w:val="single" w:sz="6" w:space="0" w:color="C9D3CF"/>
+              <w:left w:val="single" w:sz="6" w:space="0" w:color="C9D3CF"/>
+              <w:bottom w:val="single" w:sz="6" w:space="0" w:color="C9D3CF"/>
+              <w:right w:val="single" w:sz="6" w:space="0" w:color="C9D3CF"/>
+            </w:tcBorders>
+            <w:tcMar>
+              <w:top w:w="60" w:type="dxa"/>
+              <w:left w:w="100" w:type="dxa"/>
+              <w:bottom w:w="60" w:type="dxa"/>
+              <w:right w:w="100" w:type="dxa"/>
+            </w:tcMar>
+            <w:hideMark/>
+          </w:tcPr>
+          <w:p>
+            <w:pPr>
+              <w:spacing w:before="80" w:after="160"/>
+              <w:rPr>
+                <w:rFonts w:ascii="Calibri" w:eastAsia="Times New Roman" w:hAnsi="Calibri" w:cs="Calibri"/>
+                <w:color w:val="1F2937"/>
+                <w:sz w:val="20"/>
+                <w:szCs w:val="20"/>
+              </w:rPr>
+            </w:pPr>
+            <w:r>
+              <w:rPr>
+                <w:rFonts w:ascii="Calibri" w:eastAsia="Times New Roman" w:hAnsi="Calibri" w:cs="Calibri"/>
+                <w:color w:val="1F2937"/>
+                <w:sz w:val="20"/>
+                <w:szCs w:val="20"/>
+              </w:rPr>
+              <w:t>TC-122</w:t>
+            </w:r>
+          </w:p>
+        </w:tc>
+        <w:tc>
+          <w:tcPr>
+            <w:tcW w:w="0" w:type="auto"/>
+            <w:tcBorders>
+              <w:top w:val="single" w:sz="6" w:space="0" w:color="C9D3CF"/>
+              <w:left w:val="single" w:sz="6" w:space="0" w:color="C9D3CF"/>
+              <w:bottom w:val="single" w:sz="6" w:space="0" w:color="C9D3CF"/>
+              <w:right w:val="single" w:sz="6" w:space="0" w:color="C9D3CF"/>
+            </w:tcBorders>
+            <w:tcMar>
+              <w:top w:w="60" w:type="dxa"/>
+              <w:left w:w="100" w:type="dxa"/>
+              <w:bottom w:w="60" w:type="dxa"/>
+              <w:right w:w="100" w:type="dxa"/>
+            </w:tcMar>
+            <w:hideMark/>
+          </w:tcPr>
+          <w:p>
+            <w:pPr>
+              <w:spacing w:before="80" w:after="160"/>
+              <w:rPr>
+                <w:rFonts w:ascii="Calibri" w:eastAsia="Times New Roman" w:hAnsi="Calibri" w:cs="Calibri"/>
+                <w:color w:val="1F2937"/>
+                <w:sz w:val="20"/>
+                <w:szCs w:val="20"/>
+              </w:rPr>
+            </w:pPr>
+            <w:r>
+              <w:rPr>
+                <w:rStyle w:val="pass1"/>
+                <w:rFonts w:ascii="Calibri" w:eastAsia="Times New Roman" w:hAnsi="Calibri" w:cs="Calibri"/>
+                <w:sz w:val="20"/>
+                <w:szCs w:val="20"/>
+              </w:rPr>
+              <w:t>Pass</w:t>
+            </w:r>
+          </w:p>
+        </w:tc>
+        <w:tc>
+          <w:tcPr>
+            <w:tcW w:w="0" w:type="auto"/>
+            <w:tcBorders>
+              <w:top w:val="single" w:sz="6" w:space="0" w:color="C9D3CF"/>
+              <w:left w:val="single" w:sz="6" w:space="0" w:color="C9D3CF"/>
+              <w:bottom w:val="single" w:sz="6" w:space="0" w:color="C9D3CF"/>
+              <w:right w:val="single" w:sz="6" w:space="0" w:color="C9D3CF"/>
+            </w:tcBorders>
+            <w:tcMar>
+              <w:top w:w="60" w:type="dxa"/>
+              <w:left w:w="100" w:type="dxa"/>
+              <w:bottom w:w="60" w:type="dxa"/>
+              <w:right w:w="100" w:type="dxa"/>
+            </w:tcMar>
+            <w:hideMark/>
+          </w:tcPr>
+          <w:p>
+            <w:pPr>
+              <w:spacing w:before="80" w:after="160"/>
+              <w:rPr>
+                <w:rFonts w:ascii="Calibri" w:eastAsia="Times New Roman" w:hAnsi="Calibri" w:cs="Calibri"/>
+                <w:color w:val="1F2937"/>
+                <w:sz w:val="20"/>
+                <w:szCs w:val="20"/>
+              </w:rPr>
+            </w:pPr>
+            <w:r>
+              <w:rPr>
+                <w:rFonts w:ascii="Calibri" w:eastAsia="Times New Roman" w:hAnsi="Calibri" w:cs="Calibri"/>
+                <w:color w:val="1F2937"/>
+                <w:sz w:val="20"/>
+                <w:szCs w:val="20"/>
+              </w:rPr>
+              <w:t>Snapshot tour (en, ja, zh), 2026-09-24</w:t>
+            </w:r>
+          </w:p>
+        </w:tc>
+      </w:tr>
+      <w:tr>
+        <w:trPr>
+          <w:cantSplit/>
+        </w:trPr>
+        <w:tc>
+          <w:tcPr>
+            <w:tcW w:w="0" w:type="auto"/>
+            <w:tcBorders>
+              <w:top w:val="single" w:sz="6" w:space="0" w:color="C9D3CF"/>
+              <w:left w:val="single" w:sz="6" w:space="0" w:color="C9D3CF"/>
+              <w:bottom w:val="single" w:sz="6" w:space="0" w:color="C9D3CF"/>
+              <w:right w:val="single" w:sz="6" w:space="0" w:color="C9D3CF"/>
+            </w:tcBorders>
+            <w:tcMar>
+              <w:top w:w="60" w:type="dxa"/>
+              <w:left w:w="100" w:type="dxa"/>
+              <w:bottom w:w="60" w:type="dxa"/>
+              <w:right w:w="100" w:type="dxa"/>
+            </w:tcMar>
+            <w:hideMark/>
+          </w:tcPr>
+          <w:p>
+            <w:pPr>
+              <w:spacing w:before="80" w:after="160"/>
+              <w:rPr>
+                <w:rFonts w:ascii="Calibri" w:eastAsia="Times New Roman" w:hAnsi="Calibri" w:cs="Calibri"/>
+                <w:color w:val="1F2937"/>
+                <w:sz w:val="20"/>
+                <w:szCs w:val="20"/>
+              </w:rPr>
+            </w:pPr>
+            <w:r>
+              <w:rPr>
+                <w:rFonts w:ascii="Calibri" w:eastAsia="Times New Roman" w:hAnsi="Calibri" w:cs="Calibri"/>
+                <w:color w:val="1F2937"/>
+                <w:sz w:val="20"/>
+                <w:szCs w:val="20"/>
+              </w:rPr>
+              <w:t>TC-123</w:t>
+            </w:r>
+          </w:p>
+        </w:tc>
+        <w:tc>
+          <w:tcPr>
+            <w:tcW w:w="0" w:type="auto"/>
+            <w:tcBorders>
+              <w:top w:val="single" w:sz="6" w:space="0" w:color="C9D3CF"/>
+              <w:left w:val="single" w:sz="6" w:space="0" w:color="C9D3CF"/>
+              <w:bottom w:val="single" w:sz="6" w:space="0" w:color="C9D3CF"/>
+              <w:right w:val="single" w:sz="6" w:space="0" w:color="C9D3CF"/>
+            </w:tcBorders>
+            <w:tcMar>
+              <w:top w:w="60" w:type="dxa"/>
+              <w:left w:w="100" w:type="dxa"/>
+              <w:bottom w:w="60" w:type="dxa"/>
+              <w:right w:w="100" w:type="dxa"/>
+            </w:tcMar>
+            <w:hideMark/>
+          </w:tcPr>
+          <w:p>
+            <w:pPr>
+              <w:spacing w:before="80" w:after="160"/>
+              <w:rPr>
+                <w:rFonts w:ascii="Calibri" w:eastAsia="Times New Roman" w:hAnsi="Calibri" w:cs="Calibri"/>
+                <w:color w:val="1F2937"/>
+                <w:sz w:val="20"/>
+                <w:szCs w:val="20"/>
+              </w:rPr>
+            </w:pPr>
+            <w:r>
+              <w:rPr>
+                <w:rStyle w:val="notrun1"/>
+                <w:rFonts w:ascii="Calibri" w:eastAsia="Times New Roman" w:hAnsi="Calibri" w:cs="Calibri"/>
+                <w:sz w:val="20"/>
+                <w:szCs w:val="20"/>
+              </w:rPr>
+              <w:t>Not run</w:t>
+            </w:r>
+          </w:p>
+        </w:tc>
+        <w:tc>
+          <w:tcPr>
+            <w:tcW w:w="0" w:type="auto"/>
+            <w:tcBorders>
+              <w:top w:val="single" w:sz="6" w:space="0" w:color="C9D3CF"/>
+              <w:left w:val="single" w:sz="6" w:space="0" w:color="C9D3CF"/>
+              <w:bottom w:val="single" w:sz="6" w:space="0" w:color="C9D3CF"/>
+              <w:right w:val="single" w:sz="6" w:space="0" w:color="C9D3CF"/>
+            </w:tcBorders>
+            <w:tcMar>
+              <w:top w:w="60" w:type="dxa"/>
+              <w:left w:w="100" w:type="dxa"/>
+              <w:bottom w:w="60" w:type="dxa"/>
+              <w:right w:w="100" w:type="dxa"/>
+            </w:tcMar>
+            <w:hideMark/>
+          </w:tcPr>
+          <w:p>
+            <w:pPr>
+              <w:spacing w:before="80" w:after="160"/>
+              <w:rPr>
+                <w:rFonts w:ascii="Calibri" w:eastAsia="Times New Roman" w:hAnsi="Calibri" w:cs="Calibri"/>
+                <w:color w:val="1F2937"/>
+                <w:sz w:val="20"/>
+                <w:szCs w:val="20"/>
+              </w:rPr>
+            </w:pPr>
+            <w:r>
+              <w:rPr>
+                <w:rFonts w:ascii="Calibri" w:eastAsia="Times New Roman" w:hAnsi="Calibri" w:cs="Calibri"/>
+                <w:color w:val="1F2937"/>
+                <w:sz w:val="20"/>
+                <w:szCs w:val="20"/>
+              </w:rPr>
+              <w:t>Manual</w:t>
+            </w:r>
+          </w:p>
+        </w:tc>
+      </w:tr>
+      <w:tr>
+        <w:trPr>
+          <w:cantSplit/>
+        </w:trPr>
+        <w:tc>
+          <w:tcPr>
+            <w:tcW w:w="0" w:type="auto"/>
+            <w:tcBorders>
+              <w:top w:val="single" w:sz="6" w:space="0" w:color="C9D3CF"/>
+              <w:left w:val="single" w:sz="6" w:space="0" w:color="C9D3CF"/>
+              <w:bottom w:val="single" w:sz="6" w:space="0" w:color="C9D3CF"/>
+              <w:right w:val="single" w:sz="6" w:space="0" w:color="C9D3CF"/>
+            </w:tcBorders>
+            <w:tcMar>
+              <w:top w:w="60" w:type="dxa"/>
+              <w:left w:w="100" w:type="dxa"/>
+              <w:bottom w:w="60" w:type="dxa"/>
+              <w:right w:w="100" w:type="dxa"/>
+            </w:tcMar>
+            <w:hideMark/>
+          </w:tcPr>
+          <w:p>
+            <w:pPr>
+              <w:spacing w:before="80" w:after="160"/>
+              <w:rPr>
+                <w:rFonts w:ascii="Calibri" w:eastAsia="Times New Roman" w:hAnsi="Calibri" w:cs="Calibri"/>
+                <w:color w:val="1F2937"/>
+                <w:sz w:val="20"/>
+                <w:szCs w:val="20"/>
+              </w:rPr>
+            </w:pPr>
+            <w:r>
+              <w:rPr>
+                <w:rFonts w:ascii="Calibri" w:eastAsia="Times New Roman" w:hAnsi="Calibri" w:cs="Calibri"/>
+                <w:color w:val="1F2937"/>
+                <w:sz w:val="20"/>
+                <w:szCs w:val="20"/>
+              </w:rPr>
+              <w:t>TC-124</w:t>
+            </w:r>
+          </w:p>
+        </w:tc>
+        <w:tc>
+          <w:tcPr>
+            <w:tcW w:w="0" w:type="auto"/>
+            <w:tcBorders>
+              <w:top w:val="single" w:sz="6" w:space="0" w:color="C9D3CF"/>
+              <w:left w:val="single" w:sz="6" w:space="0" w:color="C9D3CF"/>
+              <w:bottom w:val="single" w:sz="6" w:space="0" w:color="C9D3CF"/>
+              <w:right w:val="single" w:sz="6" w:space="0" w:color="C9D3CF"/>
+            </w:tcBorders>
+            <w:tcMar>
+              <w:top w:w="60" w:type="dxa"/>
+              <w:left w:w="100" w:type="dxa"/>
+              <w:bottom w:w="60" w:type="dxa"/>
+              <w:right w:w="100" w:type="dxa"/>
+            </w:tcMar>
+            <w:hideMark/>
+          </w:tcPr>
+          <w:p>
+            <w:pPr>
+              <w:spacing w:before="80" w:after="160"/>
+              <w:rPr>
+                <w:rFonts w:ascii="Calibri" w:eastAsia="Times New Roman" w:hAnsi="Calibri" w:cs="Calibri"/>
+                <w:color w:val="1F2937"/>
+                <w:sz w:val="20"/>
+                <w:szCs w:val="20"/>
+              </w:rPr>
+            </w:pPr>
+            <w:r>
+              <w:rPr>
+                <w:rStyle w:val="notrun1"/>
+                <w:rFonts w:ascii="Calibri" w:eastAsia="Times New Roman" w:hAnsi="Calibri" w:cs="Calibri"/>
+                <w:sz w:val="20"/>
+                <w:szCs w:val="20"/>
+              </w:rPr>
+              <w:t>Not run</w:t>
+            </w:r>
+          </w:p>
+        </w:tc>
+        <w:tc>
+          <w:tcPr>
+            <w:tcW w:w="0" w:type="auto"/>
+            <w:tcBorders>
+              <w:top w:val="single" w:sz="6" w:space="0" w:color="C9D3CF"/>
+              <w:left w:val="single" w:sz="6" w:space="0" w:color="C9D3CF"/>
+              <w:bottom w:val="single" w:sz="6" w:space="0" w:color="C9D3CF"/>
+              <w:right w:val="single" w:sz="6" w:space="0" w:color="C9D3CF"/>
+            </w:tcBorders>
+            <w:tcMar>
+              <w:top w:w="60" w:type="dxa"/>
+              <w:left w:w="100" w:type="dxa"/>
+              <w:bottom w:w="60" w:type="dxa"/>
+              <w:right w:w="100" w:type="dxa"/>
+            </w:tcMar>
+            <w:hideMark/>
+          </w:tcPr>
+          <w:p>
+            <w:pPr>
+              <w:spacing w:before="80" w:after="160"/>
+              <w:rPr>
+                <w:rFonts w:ascii="Calibri" w:eastAsia="Times New Roman" w:hAnsi="Calibri" w:cs="Calibri"/>
+                <w:color w:val="1F2937"/>
+                <w:sz w:val="20"/>
+                <w:szCs w:val="20"/>
+              </w:rPr>
+            </w:pPr>
+            <w:r>
+              <w:rPr>
+                <w:rFonts w:ascii="Calibri" w:eastAsia="Times New Roman" w:hAnsi="Calibri" w:cs="Calibri"/>
+                <w:color w:val="1F2937"/>
+                <w:sz w:val="20"/>
+                <w:szCs w:val="20"/>
+              </w:rPr>
+              <w:t>Manual (requires a key of the current signing key)</w:t>
             </w:r>
           </w:p>
         </w:tc>
@@ -37487,14 +44155,14 @@
           <w:rFonts w:eastAsia="Times New Roman"/>
         </w:rPr>
       </w:pPr>
-      <w:bookmarkStart w:id="19" w:name="_Toc241118668"/>
+      <w:bookmarkStart w:id="20" w:name="_Toc241126013"/>
       <w:r>
         <w:rPr>
           <w:rFonts w:eastAsia="Times New Roman"/>
         </w:rPr>
         <w:t>5.2 Defects found and fixed during testing</w:t>
       </w:r>
-      <w:bookmarkEnd w:id="19"/>
+      <w:bookmarkEnd w:id="20"/>
     </w:p>
     <w:p>
       <w:pPr>
@@ -38297,54 +44965,54 @@
                 <w:sz w:val="20"/>
                 <w:szCs w:val="20"/>
               </w:rPr>
-              <w:t>Table numbers with commas measured too small; single bold cell.</w:t>
-            </w:r>
-          </w:p>
-        </w:tc>
-        <w:tc>
-          <w:tcPr>
-            <w:tcW w:w="0" w:type="auto"/>
-            <w:tcBorders>
-              <w:top w:val="single" w:sz="6" w:space="0" w:color="C9D3CF"/>
-              <w:left w:val="single" w:sz="6" w:space="0" w:color="C9D3CF"/>
-              <w:bottom w:val="single" w:sz="6" w:space="0" w:color="C9D3CF"/>
-              <w:right w:val="single" w:sz="6" w:space="0" w:color="C9D3CF"/>
-            </w:tcBorders>
-            <w:tcMar>
-              <w:top w:w="60" w:type="dxa"/>
-              <w:left w:w="100" w:type="dxa"/>
-              <w:bottom w:w="60" w:type="dxa"/>
-              <w:right w:w="100" w:type="dxa"/>
-            </w:tcMar>
-            <w:hideMark/>
-          </w:tcPr>
-          <w:p>
-            <w:pPr>
-              <w:spacing w:before="80" w:after="160"/>
-              <w:rPr>
-                <w:rFonts w:ascii="Calibri" w:eastAsia="Times New Roman" w:hAnsi="Calibri" w:cs="Calibri"/>
-                <w:color w:val="1F2937"/>
-                <w:sz w:val="20"/>
-                <w:szCs w:val="20"/>
-              </w:rPr>
-            </w:pPr>
-            <w:r>
-              <w:rPr>
-                <w:rFonts w:ascii="Calibri" w:eastAsia="Times New Roman" w:hAnsi="Calibri" w:cs="Calibri"/>
-                <w:color w:val="1F2937"/>
-                <w:sz w:val="20"/>
-                <w:szCs w:val="20"/>
-              </w:rPr>
-              <w:t>Commas not tre</w:t>
-            </w:r>
-            <w:r>
-              <w:rPr>
-                <w:rFonts w:ascii="Calibri" w:eastAsia="Times New Roman" w:hAnsi="Calibri" w:cs="Calibri"/>
-                <w:color w:val="1F2937"/>
-                <w:sz w:val="20"/>
-                <w:szCs w:val="20"/>
-              </w:rPr>
-              <w:t>ated as descenders; table style normalisation.</w:t>
+              <w:t>Tab</w:t>
+            </w:r>
+            <w:r>
+              <w:rPr>
+                <w:rFonts w:ascii="Calibri" w:eastAsia="Times New Roman" w:hAnsi="Calibri" w:cs="Calibri"/>
+                <w:color w:val="1F2937"/>
+                <w:sz w:val="20"/>
+                <w:szCs w:val="20"/>
+              </w:rPr>
+              <w:t>le numbers with commas measured too small; single bold cell.</w:t>
+            </w:r>
+          </w:p>
+        </w:tc>
+        <w:tc>
+          <w:tcPr>
+            <w:tcW w:w="0" w:type="auto"/>
+            <w:tcBorders>
+              <w:top w:val="single" w:sz="6" w:space="0" w:color="C9D3CF"/>
+              <w:left w:val="single" w:sz="6" w:space="0" w:color="C9D3CF"/>
+              <w:bottom w:val="single" w:sz="6" w:space="0" w:color="C9D3CF"/>
+              <w:right w:val="single" w:sz="6" w:space="0" w:color="C9D3CF"/>
+            </w:tcBorders>
+            <w:tcMar>
+              <w:top w:w="60" w:type="dxa"/>
+              <w:left w:w="100" w:type="dxa"/>
+              <w:bottom w:w="60" w:type="dxa"/>
+              <w:right w:w="100" w:type="dxa"/>
+            </w:tcMar>
+            <w:hideMark/>
+          </w:tcPr>
+          <w:p>
+            <w:pPr>
+              <w:spacing w:before="80" w:after="160"/>
+              <w:rPr>
+                <w:rFonts w:ascii="Calibri" w:eastAsia="Times New Roman" w:hAnsi="Calibri" w:cs="Calibri"/>
+                <w:color w:val="1F2937"/>
+                <w:sz w:val="20"/>
+                <w:szCs w:val="20"/>
+              </w:rPr>
+            </w:pPr>
+            <w:r>
+              <w:rPr>
+                <w:rFonts w:ascii="Calibri" w:eastAsia="Times New Roman" w:hAnsi="Calibri" w:cs="Calibri"/>
+                <w:color w:val="1F2937"/>
+                <w:sz w:val="20"/>
+                <w:szCs w:val="20"/>
+              </w:rPr>
+              <w:t>Commas not treated as descenders; table style normalisation.</w:t>
             </w:r>
           </w:p>
         </w:tc>
@@ -38463,7 +45131,16 @@
                 <w:sz w:val="20"/>
                 <w:szCs w:val="20"/>
               </w:rPr>
-              <w:t>Rules need background on both sides; containers with text are not pictures.</w:t>
+              <w:t>Rules need background on both sides; containers with text a</w:t>
+            </w:r>
+            <w:r>
+              <w:rPr>
+                <w:rFonts w:ascii="Calibri" w:eastAsia="Times New Roman" w:hAnsi="Calibri" w:cs="Calibri"/>
+                <w:color w:val="1F2937"/>
+                <w:sz w:val="20"/>
+                <w:szCs w:val="20"/>
+              </w:rPr>
+              <w:t>re not pictures.</w:t>
             </w:r>
           </w:p>
         </w:tc>
@@ -38871,14 +45548,14 @@
           <w:rFonts w:eastAsia="Times New Roman"/>
         </w:rPr>
       </w:pPr>
-      <w:bookmarkStart w:id="20" w:name="_Toc241118669"/>
+      <w:bookmarkStart w:id="21" w:name="_Toc241126014"/>
       <w:r>
         <w:rPr>
           <w:rFonts w:eastAsia="Times New Roman"/>
         </w:rPr>
         <w:t>6. Traceability matrix</w:t>
       </w:r>
-      <w:bookmarkEnd w:id="20"/>
+      <w:bookmarkEnd w:id="21"/>
     </w:p>
     <w:p>
       <w:pPr>
@@ -43328,6 +50005,610 @@
                 <w:szCs w:val="20"/>
               </w:rPr>
               <w:t>TC-100, TC-101, TC-102, TC-103</w:t>
+            </w:r>
+          </w:p>
+        </w:tc>
+      </w:tr>
+      <w:tr>
+        <w:trPr>
+          <w:cantSplit/>
+        </w:trPr>
+        <w:tc>
+          <w:tcPr>
+            <w:tcW w:w="0" w:type="auto"/>
+            <w:tcBorders>
+              <w:top w:val="single" w:sz="6" w:space="0" w:color="C9D3CF"/>
+              <w:left w:val="single" w:sz="6" w:space="0" w:color="C9D3CF"/>
+              <w:bottom w:val="single" w:sz="6" w:space="0" w:color="C9D3CF"/>
+              <w:right w:val="single" w:sz="6" w:space="0" w:color="C9D3CF"/>
+            </w:tcBorders>
+            <w:tcMar>
+              <w:top w:w="60" w:type="dxa"/>
+              <w:left w:w="100" w:type="dxa"/>
+              <w:bottom w:w="60" w:type="dxa"/>
+              <w:right w:w="100" w:type="dxa"/>
+            </w:tcMar>
+            <w:hideMark/>
+          </w:tcPr>
+          <w:p>
+            <w:pPr>
+              <w:spacing w:before="80" w:after="160"/>
+              <w:rPr>
+                <w:rFonts w:ascii="Calibri" w:eastAsia="Times New Roman" w:hAnsi="Calibri" w:cs="Calibri"/>
+                <w:color w:val="1F2937"/>
+                <w:sz w:val="20"/>
+                <w:szCs w:val="20"/>
+              </w:rPr>
+            </w:pPr>
+            <w:r>
+              <w:rPr>
+                <w:rFonts w:ascii="Calibri" w:eastAsia="Times New Roman" w:hAnsi="Calibri" w:cs="Calibri"/>
+                <w:color w:val="1F2937"/>
+                <w:sz w:val="20"/>
+                <w:szCs w:val="20"/>
+              </w:rPr>
+              <w:t>FR-37</w:t>
+            </w:r>
+          </w:p>
+        </w:tc>
+        <w:tc>
+          <w:tcPr>
+            <w:tcW w:w="0" w:type="auto"/>
+            <w:tcBorders>
+              <w:top w:val="single" w:sz="6" w:space="0" w:color="C9D3CF"/>
+              <w:left w:val="single" w:sz="6" w:space="0" w:color="C9D3CF"/>
+              <w:bottom w:val="single" w:sz="6" w:space="0" w:color="C9D3CF"/>
+              <w:right w:val="single" w:sz="6" w:space="0" w:color="C9D3CF"/>
+            </w:tcBorders>
+            <w:tcMar>
+              <w:top w:w="60" w:type="dxa"/>
+              <w:left w:w="100" w:type="dxa"/>
+              <w:bottom w:w="60" w:type="dxa"/>
+              <w:right w:w="100" w:type="dxa"/>
+            </w:tcMar>
+            <w:hideMark/>
+          </w:tcPr>
+          <w:p>
+            <w:pPr>
+              <w:spacing w:before="80" w:after="160"/>
+              <w:rPr>
+                <w:rFonts w:ascii="Calibri" w:eastAsia="Times New Roman" w:hAnsi="Calibri" w:cs="Calibri"/>
+                <w:color w:val="1F2937"/>
+                <w:sz w:val="20"/>
+                <w:szCs w:val="20"/>
+              </w:rPr>
+            </w:pPr>
+            <w:r>
+              <w:rPr>
+                <w:rFonts w:ascii="Calibri" w:eastAsia="Times New Roman" w:hAnsi="Calibri" w:cs="Calibri"/>
+                <w:color w:val="1F2937"/>
+                <w:sz w:val="20"/>
+                <w:szCs w:val="20"/>
+              </w:rPr>
+              <w:t>Font selection</w:t>
+            </w:r>
+          </w:p>
+        </w:tc>
+        <w:tc>
+          <w:tcPr>
+            <w:tcW w:w="0" w:type="auto"/>
+            <w:tcBorders>
+              <w:top w:val="single" w:sz="6" w:space="0" w:color="C9D3CF"/>
+              <w:left w:val="single" w:sz="6" w:space="0" w:color="C9D3CF"/>
+              <w:bottom w:val="single" w:sz="6" w:space="0" w:color="C9D3CF"/>
+              <w:right w:val="single" w:sz="6" w:space="0" w:color="C9D3CF"/>
+            </w:tcBorders>
+            <w:tcMar>
+              <w:top w:w="60" w:type="dxa"/>
+              <w:left w:w="100" w:type="dxa"/>
+              <w:bottom w:w="60" w:type="dxa"/>
+              <w:right w:w="100" w:type="dxa"/>
+            </w:tcMar>
+            <w:hideMark/>
+          </w:tcPr>
+          <w:p>
+            <w:pPr>
+              <w:spacing w:before="80" w:after="160"/>
+              <w:rPr>
+                <w:rFonts w:ascii="Calibri" w:eastAsia="Times New Roman" w:hAnsi="Calibri" w:cs="Calibri"/>
+                <w:color w:val="1F2937"/>
+                <w:sz w:val="20"/>
+                <w:szCs w:val="20"/>
+              </w:rPr>
+            </w:pPr>
+            <w:r>
+              <w:rPr>
+                <w:rFonts w:ascii="Calibri" w:eastAsia="Times New Roman" w:hAnsi="Calibri" w:cs="Calibri"/>
+                <w:color w:val="1F2937"/>
+                <w:sz w:val="20"/>
+                <w:szCs w:val="20"/>
+              </w:rPr>
+              <w:t>TC-110, TC-111, TC-112</w:t>
+            </w:r>
+          </w:p>
+        </w:tc>
+      </w:tr>
+      <w:tr>
+        <w:trPr>
+          <w:cantSplit/>
+        </w:trPr>
+        <w:tc>
+          <w:tcPr>
+            <w:tcW w:w="0" w:type="auto"/>
+            <w:tcBorders>
+              <w:top w:val="single" w:sz="6" w:space="0" w:color="C9D3CF"/>
+              <w:left w:val="single" w:sz="6" w:space="0" w:color="C9D3CF"/>
+              <w:bottom w:val="single" w:sz="6" w:space="0" w:color="C9D3CF"/>
+              <w:right w:val="single" w:sz="6" w:space="0" w:color="C9D3CF"/>
+            </w:tcBorders>
+            <w:tcMar>
+              <w:top w:w="60" w:type="dxa"/>
+              <w:left w:w="100" w:type="dxa"/>
+              <w:bottom w:w="60" w:type="dxa"/>
+              <w:right w:w="100" w:type="dxa"/>
+            </w:tcMar>
+            <w:hideMark/>
+          </w:tcPr>
+          <w:p>
+            <w:pPr>
+              <w:spacing w:before="80" w:after="160"/>
+              <w:rPr>
+                <w:rFonts w:ascii="Calibri" w:eastAsia="Times New Roman" w:hAnsi="Calibri" w:cs="Calibri"/>
+                <w:color w:val="1F2937"/>
+                <w:sz w:val="20"/>
+                <w:szCs w:val="20"/>
+              </w:rPr>
+            </w:pPr>
+            <w:r>
+              <w:rPr>
+                <w:rFonts w:ascii="Calibri" w:eastAsia="Times New Roman" w:hAnsi="Calibri" w:cs="Calibri"/>
+                <w:color w:val="1F2937"/>
+                <w:sz w:val="20"/>
+                <w:szCs w:val="20"/>
+              </w:rPr>
+              <w:t>FR-38</w:t>
+            </w:r>
+          </w:p>
+        </w:tc>
+        <w:tc>
+          <w:tcPr>
+            <w:tcW w:w="0" w:type="auto"/>
+            <w:tcBorders>
+              <w:top w:val="single" w:sz="6" w:space="0" w:color="C9D3CF"/>
+              <w:left w:val="single" w:sz="6" w:space="0" w:color="C9D3CF"/>
+              <w:bottom w:val="single" w:sz="6" w:space="0" w:color="C9D3CF"/>
+              <w:right w:val="single" w:sz="6" w:space="0" w:color="C9D3CF"/>
+            </w:tcBorders>
+            <w:tcMar>
+              <w:top w:w="60" w:type="dxa"/>
+              <w:left w:w="100" w:type="dxa"/>
+              <w:bottom w:w="60" w:type="dxa"/>
+              <w:right w:w="100" w:type="dxa"/>
+            </w:tcMar>
+            <w:hideMark/>
+          </w:tcPr>
+          <w:p>
+            <w:pPr>
+              <w:spacing w:before="80" w:after="160"/>
+              <w:rPr>
+                <w:rFonts w:ascii="Calibri" w:eastAsia="Times New Roman" w:hAnsi="Calibri" w:cs="Calibri"/>
+                <w:color w:val="1F2937"/>
+                <w:sz w:val="20"/>
+                <w:szCs w:val="20"/>
+              </w:rPr>
+            </w:pPr>
+            <w:r>
+              <w:rPr>
+                <w:rFonts w:ascii="Calibri" w:eastAsia="Times New Roman" w:hAnsi="Calibri" w:cs="Calibri"/>
+                <w:color w:val="1F2937"/>
+                <w:sz w:val="20"/>
+                <w:szCs w:val="20"/>
+              </w:rPr>
+              <w:t>Interfa</w:t>
+            </w:r>
+            <w:r>
+              <w:rPr>
+                <w:rFonts w:ascii="Calibri" w:eastAsia="Times New Roman" w:hAnsi="Calibri" w:cs="Calibri"/>
+                <w:color w:val="1F2937"/>
+                <w:sz w:val="20"/>
+                <w:szCs w:val="20"/>
+              </w:rPr>
+              <w:t>ce languages</w:t>
+            </w:r>
+          </w:p>
+        </w:tc>
+        <w:tc>
+          <w:tcPr>
+            <w:tcW w:w="0" w:type="auto"/>
+            <w:tcBorders>
+              <w:top w:val="single" w:sz="6" w:space="0" w:color="C9D3CF"/>
+              <w:left w:val="single" w:sz="6" w:space="0" w:color="C9D3CF"/>
+              <w:bottom w:val="single" w:sz="6" w:space="0" w:color="C9D3CF"/>
+              <w:right w:val="single" w:sz="6" w:space="0" w:color="C9D3CF"/>
+            </w:tcBorders>
+            <w:tcMar>
+              <w:top w:w="60" w:type="dxa"/>
+              <w:left w:w="100" w:type="dxa"/>
+              <w:bottom w:w="60" w:type="dxa"/>
+              <w:right w:w="100" w:type="dxa"/>
+            </w:tcMar>
+            <w:hideMark/>
+          </w:tcPr>
+          <w:p>
+            <w:pPr>
+              <w:spacing w:before="80" w:after="160"/>
+              <w:rPr>
+                <w:rFonts w:ascii="Calibri" w:eastAsia="Times New Roman" w:hAnsi="Calibri" w:cs="Calibri"/>
+                <w:color w:val="1F2937"/>
+                <w:sz w:val="20"/>
+                <w:szCs w:val="20"/>
+              </w:rPr>
+            </w:pPr>
+            <w:r>
+              <w:rPr>
+                <w:rFonts w:ascii="Calibri" w:eastAsia="Times New Roman" w:hAnsi="Calibri" w:cs="Calibri"/>
+                <w:color w:val="1F2937"/>
+                <w:sz w:val="20"/>
+                <w:szCs w:val="20"/>
+              </w:rPr>
+              <w:t>TC-113, TC-114, TC-115, TC-116, TC-117</w:t>
+            </w:r>
+          </w:p>
+        </w:tc>
+      </w:tr>
+      <w:tr>
+        <w:trPr>
+          <w:cantSplit/>
+        </w:trPr>
+        <w:tc>
+          <w:tcPr>
+            <w:tcW w:w="0" w:type="auto"/>
+            <w:tcBorders>
+              <w:top w:val="single" w:sz="6" w:space="0" w:color="C9D3CF"/>
+              <w:left w:val="single" w:sz="6" w:space="0" w:color="C9D3CF"/>
+              <w:bottom w:val="single" w:sz="6" w:space="0" w:color="C9D3CF"/>
+              <w:right w:val="single" w:sz="6" w:space="0" w:color="C9D3CF"/>
+            </w:tcBorders>
+            <w:tcMar>
+              <w:top w:w="60" w:type="dxa"/>
+              <w:left w:w="100" w:type="dxa"/>
+              <w:bottom w:w="60" w:type="dxa"/>
+              <w:right w:w="100" w:type="dxa"/>
+            </w:tcMar>
+            <w:hideMark/>
+          </w:tcPr>
+          <w:p>
+            <w:pPr>
+              <w:spacing w:before="80" w:after="160"/>
+              <w:rPr>
+                <w:rFonts w:ascii="Calibri" w:eastAsia="Times New Roman" w:hAnsi="Calibri" w:cs="Calibri"/>
+                <w:color w:val="1F2937"/>
+                <w:sz w:val="20"/>
+                <w:szCs w:val="20"/>
+              </w:rPr>
+            </w:pPr>
+            <w:r>
+              <w:rPr>
+                <w:rFonts w:ascii="Calibri" w:eastAsia="Times New Roman" w:hAnsi="Calibri" w:cs="Calibri"/>
+                <w:color w:val="1F2937"/>
+                <w:sz w:val="20"/>
+                <w:szCs w:val="20"/>
+              </w:rPr>
+              <w:t>FR-39</w:t>
+            </w:r>
+          </w:p>
+        </w:tc>
+        <w:tc>
+          <w:tcPr>
+            <w:tcW w:w="0" w:type="auto"/>
+            <w:tcBorders>
+              <w:top w:val="single" w:sz="6" w:space="0" w:color="C9D3CF"/>
+              <w:left w:val="single" w:sz="6" w:space="0" w:color="C9D3CF"/>
+              <w:bottom w:val="single" w:sz="6" w:space="0" w:color="C9D3CF"/>
+              <w:right w:val="single" w:sz="6" w:space="0" w:color="C9D3CF"/>
+            </w:tcBorders>
+            <w:tcMar>
+              <w:top w:w="60" w:type="dxa"/>
+              <w:left w:w="100" w:type="dxa"/>
+              <w:bottom w:w="60" w:type="dxa"/>
+              <w:right w:w="100" w:type="dxa"/>
+            </w:tcMar>
+            <w:hideMark/>
+          </w:tcPr>
+          <w:p>
+            <w:pPr>
+              <w:spacing w:before="80" w:after="160"/>
+              <w:rPr>
+                <w:rFonts w:ascii="Calibri" w:eastAsia="Times New Roman" w:hAnsi="Calibri" w:cs="Calibri"/>
+                <w:color w:val="1F2937"/>
+                <w:sz w:val="20"/>
+                <w:szCs w:val="20"/>
+              </w:rPr>
+            </w:pPr>
+            <w:r>
+              <w:rPr>
+                <w:rFonts w:ascii="Calibri" w:eastAsia="Times New Roman" w:hAnsi="Calibri" w:cs="Calibri"/>
+                <w:color w:val="1F2937"/>
+                <w:sz w:val="20"/>
+                <w:szCs w:val="20"/>
+              </w:rPr>
+              <w:t>Collapsible sidebar</w:t>
+            </w:r>
+          </w:p>
+        </w:tc>
+        <w:tc>
+          <w:tcPr>
+            <w:tcW w:w="0" w:type="auto"/>
+            <w:tcBorders>
+              <w:top w:val="single" w:sz="6" w:space="0" w:color="C9D3CF"/>
+              <w:left w:val="single" w:sz="6" w:space="0" w:color="C9D3CF"/>
+              <w:bottom w:val="single" w:sz="6" w:space="0" w:color="C9D3CF"/>
+              <w:right w:val="single" w:sz="6" w:space="0" w:color="C9D3CF"/>
+            </w:tcBorders>
+            <w:tcMar>
+              <w:top w:w="60" w:type="dxa"/>
+              <w:left w:w="100" w:type="dxa"/>
+              <w:bottom w:w="60" w:type="dxa"/>
+              <w:right w:w="100" w:type="dxa"/>
+            </w:tcMar>
+            <w:hideMark/>
+          </w:tcPr>
+          <w:p>
+            <w:pPr>
+              <w:spacing w:before="80" w:after="160"/>
+              <w:rPr>
+                <w:rFonts w:ascii="Calibri" w:eastAsia="Times New Roman" w:hAnsi="Calibri" w:cs="Calibri"/>
+                <w:color w:val="1F2937"/>
+                <w:sz w:val="20"/>
+                <w:szCs w:val="20"/>
+              </w:rPr>
+            </w:pPr>
+            <w:r>
+              <w:rPr>
+                <w:rFonts w:ascii="Calibri" w:eastAsia="Times New Roman" w:hAnsi="Calibri" w:cs="Calibri"/>
+                <w:color w:val="1F2937"/>
+                <w:sz w:val="20"/>
+                <w:szCs w:val="20"/>
+              </w:rPr>
+              <w:t>TC-118, TC-119</w:t>
+            </w:r>
+          </w:p>
+        </w:tc>
+      </w:tr>
+      <w:tr>
+        <w:trPr>
+          <w:cantSplit/>
+        </w:trPr>
+        <w:tc>
+          <w:tcPr>
+            <w:tcW w:w="0" w:type="auto"/>
+            <w:tcBorders>
+              <w:top w:val="single" w:sz="6" w:space="0" w:color="C9D3CF"/>
+              <w:left w:val="single" w:sz="6" w:space="0" w:color="C9D3CF"/>
+              <w:bottom w:val="single" w:sz="6" w:space="0" w:color="C9D3CF"/>
+              <w:right w:val="single" w:sz="6" w:space="0" w:color="C9D3CF"/>
+            </w:tcBorders>
+            <w:tcMar>
+              <w:top w:w="60" w:type="dxa"/>
+              <w:left w:w="100" w:type="dxa"/>
+              <w:bottom w:w="60" w:type="dxa"/>
+              <w:right w:w="100" w:type="dxa"/>
+            </w:tcMar>
+            <w:hideMark/>
+          </w:tcPr>
+          <w:p>
+            <w:pPr>
+              <w:spacing w:before="80" w:after="160"/>
+              <w:rPr>
+                <w:rFonts w:ascii="Calibri" w:eastAsia="Times New Roman" w:hAnsi="Calibri" w:cs="Calibri"/>
+                <w:color w:val="1F2937"/>
+                <w:sz w:val="20"/>
+                <w:szCs w:val="20"/>
+              </w:rPr>
+            </w:pPr>
+            <w:r>
+              <w:rPr>
+                <w:rFonts w:ascii="Calibri" w:eastAsia="Times New Roman" w:hAnsi="Calibri" w:cs="Calibri"/>
+                <w:color w:val="1F2937"/>
+                <w:sz w:val="20"/>
+                <w:szCs w:val="20"/>
+              </w:rPr>
+              <w:t>FR-40</w:t>
+            </w:r>
+          </w:p>
+        </w:tc>
+        <w:tc>
+          <w:tcPr>
+            <w:tcW w:w="0" w:type="auto"/>
+            <w:tcBorders>
+              <w:top w:val="single" w:sz="6" w:space="0" w:color="C9D3CF"/>
+              <w:left w:val="single" w:sz="6" w:space="0" w:color="C9D3CF"/>
+              <w:bottom w:val="single" w:sz="6" w:space="0" w:color="C9D3CF"/>
+              <w:right w:val="single" w:sz="6" w:space="0" w:color="C9D3CF"/>
+            </w:tcBorders>
+            <w:tcMar>
+              <w:top w:w="60" w:type="dxa"/>
+              <w:left w:w="100" w:type="dxa"/>
+              <w:bottom w:w="60" w:type="dxa"/>
+              <w:right w:w="100" w:type="dxa"/>
+            </w:tcMar>
+            <w:hideMark/>
+          </w:tcPr>
+          <w:p>
+            <w:pPr>
+              <w:spacing w:before="80" w:after="160"/>
+              <w:rPr>
+                <w:rFonts w:ascii="Calibri" w:eastAsia="Times New Roman" w:hAnsi="Calibri" w:cs="Calibri"/>
+                <w:color w:val="1F2937"/>
+                <w:sz w:val="20"/>
+                <w:szCs w:val="20"/>
+              </w:rPr>
+            </w:pPr>
+            <w:r>
+              <w:rPr>
+                <w:rFonts w:ascii="Calibri" w:eastAsia="Times New Roman" w:hAnsi="Calibri" w:cs="Calibri"/>
+                <w:color w:val="1F2937"/>
+                <w:sz w:val="20"/>
+                <w:szCs w:val="20"/>
+              </w:rPr>
+              <w:t>Resizable settings panel</w:t>
+            </w:r>
+          </w:p>
+        </w:tc>
+        <w:tc>
+          <w:tcPr>
+            <w:tcW w:w="0" w:type="auto"/>
+            <w:tcBorders>
+              <w:top w:val="single" w:sz="6" w:space="0" w:color="C9D3CF"/>
+              <w:left w:val="single" w:sz="6" w:space="0" w:color="C9D3CF"/>
+              <w:bottom w:val="single" w:sz="6" w:space="0" w:color="C9D3CF"/>
+              <w:right w:val="single" w:sz="6" w:space="0" w:color="C9D3CF"/>
+            </w:tcBorders>
+            <w:tcMar>
+              <w:top w:w="60" w:type="dxa"/>
+              <w:left w:w="100" w:type="dxa"/>
+              <w:bottom w:w="60" w:type="dxa"/>
+              <w:right w:w="100" w:type="dxa"/>
+            </w:tcMar>
+            <w:hideMark/>
+          </w:tcPr>
+          <w:p>
+            <w:pPr>
+              <w:spacing w:before="80" w:after="160"/>
+              <w:rPr>
+                <w:rFonts w:ascii="Calibri" w:eastAsia="Times New Roman" w:hAnsi="Calibri" w:cs="Calibri"/>
+                <w:color w:val="1F2937"/>
+                <w:sz w:val="20"/>
+                <w:szCs w:val="20"/>
+              </w:rPr>
+            </w:pPr>
+            <w:r>
+              <w:rPr>
+                <w:rFonts w:ascii="Calibri" w:eastAsia="Times New Roman" w:hAnsi="Calibri" w:cs="Calibri"/>
+                <w:color w:val="1F2937"/>
+                <w:sz w:val="20"/>
+                <w:szCs w:val="20"/>
+              </w:rPr>
+              <w:t>TC-120, TC-121</w:t>
+            </w:r>
+          </w:p>
+        </w:tc>
+      </w:tr>
+      <w:tr>
+        <w:trPr>
+          <w:cantSplit/>
+        </w:trPr>
+        <w:tc>
+          <w:tcPr>
+            <w:tcW w:w="0" w:type="auto"/>
+            <w:tcBorders>
+              <w:top w:val="single" w:sz="6" w:space="0" w:color="C9D3CF"/>
+              <w:left w:val="single" w:sz="6" w:space="0" w:color="C9D3CF"/>
+              <w:bottom w:val="single" w:sz="6" w:space="0" w:color="C9D3CF"/>
+              <w:right w:val="single" w:sz="6" w:space="0" w:color="C9D3CF"/>
+            </w:tcBorders>
+            <w:tcMar>
+              <w:top w:w="60" w:type="dxa"/>
+              <w:left w:w="100" w:type="dxa"/>
+              <w:bottom w:w="60" w:type="dxa"/>
+              <w:right w:w="100" w:type="dxa"/>
+            </w:tcMar>
+            <w:hideMark/>
+          </w:tcPr>
+          <w:p>
+            <w:pPr>
+              <w:spacing w:before="80" w:after="160"/>
+              <w:rPr>
+                <w:rFonts w:ascii="Calibri" w:eastAsia="Times New Roman" w:hAnsi="Calibri" w:cs="Calibri"/>
+                <w:color w:val="1F2937"/>
+                <w:sz w:val="20"/>
+                <w:szCs w:val="20"/>
+              </w:rPr>
+            </w:pPr>
+            <w:r>
+              <w:rPr>
+                <w:rFonts w:ascii="Calibri" w:eastAsia="Times New Roman" w:hAnsi="Calibri" w:cs="Calibri"/>
+                <w:color w:val="1F2937"/>
+                <w:sz w:val="20"/>
+                <w:szCs w:val="20"/>
+              </w:rPr>
+              <w:t>FR-41</w:t>
+            </w:r>
+          </w:p>
+        </w:tc>
+        <w:tc>
+          <w:tcPr>
+            <w:tcW w:w="0" w:type="auto"/>
+            <w:tcBorders>
+              <w:top w:val="single" w:sz="6" w:space="0" w:color="C9D3CF"/>
+              <w:left w:val="single" w:sz="6" w:space="0" w:color="C9D3CF"/>
+              <w:bottom w:val="single" w:sz="6" w:space="0" w:color="C9D3CF"/>
+              <w:right w:val="single" w:sz="6" w:space="0" w:color="C9D3CF"/>
+            </w:tcBorders>
+            <w:tcMar>
+              <w:top w:w="60" w:type="dxa"/>
+              <w:left w:w="100" w:type="dxa"/>
+              <w:bottom w:w="60" w:type="dxa"/>
+              <w:right w:w="100" w:type="dxa"/>
+            </w:tcMar>
+            <w:hideMark/>
+          </w:tcPr>
+          <w:p>
+            <w:pPr>
+              <w:spacing w:before="80" w:after="160"/>
+              <w:rPr>
+                <w:rFonts w:ascii="Calibri" w:eastAsia="Times New Roman" w:hAnsi="Calibri" w:cs="Calibri"/>
+                <w:color w:val="1F2937"/>
+                <w:sz w:val="20"/>
+                <w:szCs w:val="20"/>
+              </w:rPr>
+            </w:pPr>
+            <w:r>
+              <w:rPr>
+                <w:rFonts w:ascii="Calibri" w:eastAsia="Times New Roman" w:hAnsi="Calibri" w:cs="Calibri"/>
+                <w:color w:val="1F2937"/>
+                <w:sz w:val="20"/>
+                <w:szCs w:val="20"/>
+              </w:rPr>
+              <w:t>Trial notification</w:t>
+            </w:r>
+          </w:p>
+        </w:tc>
+        <w:tc>
+          <w:tcPr>
+            <w:tcW w:w="0" w:type="auto"/>
+            <w:tcBorders>
+              <w:top w:val="single" w:sz="6" w:space="0" w:color="C9D3CF"/>
+              <w:left w:val="single" w:sz="6" w:space="0" w:color="C9D3CF"/>
+              <w:bottom w:val="single" w:sz="6" w:space="0" w:color="C9D3CF"/>
+              <w:right w:val="single" w:sz="6" w:space="0" w:color="C9D3CF"/>
+            </w:tcBorders>
+            <w:tcMar>
+              <w:top w:w="60" w:type="dxa"/>
+              <w:left w:w="100" w:type="dxa"/>
+              <w:bottom w:w="60" w:type="dxa"/>
+              <w:right w:w="100" w:type="dxa"/>
+            </w:tcMar>
+            <w:hideMark/>
+          </w:tcPr>
+          <w:p>
+            <w:pPr>
+              <w:spacing w:before="80" w:after="160"/>
+              <w:rPr>
+                <w:rFonts w:ascii="Calibri" w:eastAsia="Times New Roman" w:hAnsi="Calibri" w:cs="Calibri"/>
+                <w:color w:val="1F2937"/>
+                <w:sz w:val="20"/>
+                <w:szCs w:val="20"/>
+              </w:rPr>
+            </w:pPr>
+            <w:r>
+              <w:rPr>
+                <w:rFonts w:ascii="Calibri" w:eastAsia="Times New Roman" w:hAnsi="Calibri" w:cs="Calibri"/>
+                <w:color w:val="1F2937"/>
+                <w:sz w:val="20"/>
+                <w:szCs w:val="20"/>
+              </w:rPr>
+              <w:t>TC-122, TC-123, TC-124</w:t>
             </w:r>
           </w:p>
         </w:tc>
@@ -44627,7 +51908,7 @@
         <w:color w:val="64707E"/>
         <w:sz w:val="17"/>
       </w:rPr>
-      <w:t>22</w:t>
+      <w:t>25</w:t>
     </w:r>
     <w:r>
       <w:rPr>
@@ -44676,7 +51957,7 @@
         <w:color w:val="64707E"/>
         <w:sz w:val="17"/>
       </w:rPr>
-      <w:t>22</w:t>
+      <w:t>25</w:t>
     </w:r>
     <w:r>
       <w:rPr>
@@ -45442,7 +52723,7 @@
     <w:link w:val="HeaderChar"/>
     <w:uiPriority w:val="99"/>
     <w:unhideWhenUsed/>
-    <w:rsid w:val="00814E37"/>
+    <w:rsid w:val="0070203F"/>
     <w:pPr>
       <w:tabs>
         <w:tab w:val="center" w:pos="4680"/>
@@ -45455,7 +52736,7 @@
     <w:basedOn w:val="DefaultParagraphFont"/>
     <w:link w:val="Header"/>
     <w:uiPriority w:val="99"/>
-    <w:rsid w:val="00814E37"/>
+    <w:rsid w:val="0070203F"/>
     <w:rPr>
       <w:rFonts w:eastAsiaTheme="minorEastAsia"/>
       <w:sz w:val="24"/>
@@ -45468,7 +52749,7 @@
     <w:link w:val="FooterChar"/>
     <w:uiPriority w:val="99"/>
     <w:unhideWhenUsed/>
-    <w:rsid w:val="00814E37"/>
+    <w:rsid w:val="0070203F"/>
     <w:pPr>
       <w:tabs>
         <w:tab w:val="center" w:pos="4680"/>
@@ -45481,7 +52762,7 @@
     <w:basedOn w:val="DefaultParagraphFont"/>
     <w:link w:val="Footer"/>
     <w:uiPriority w:val="99"/>
-    <w:rsid w:val="00814E37"/>
+    <w:rsid w:val="0070203F"/>
     <w:rPr>
       <w:rFonts w:eastAsiaTheme="minorEastAsia"/>
       <w:sz w:val="24"/>
@@ -45495,7 +52776,7 @@
     <w:autoRedefine/>
     <w:uiPriority w:val="39"/>
     <w:unhideWhenUsed/>
-    <w:rsid w:val="00814E37"/>
+    <w:rsid w:val="0070203F"/>
     <w:pPr>
       <w:spacing w:after="100"/>
     </w:pPr>
@@ -45507,7 +52788,7 @@
     <w:autoRedefine/>
     <w:uiPriority w:val="39"/>
     <w:unhideWhenUsed/>
-    <w:rsid w:val="00814E37"/>
+    <w:rsid w:val="0070203F"/>
     <w:pPr>
       <w:spacing w:after="100"/>
       <w:ind w:left="240"/>
